--- a/works/K3321/Алексеев_Тимофей_Юрьевич/К3321 Алексеев Тимофей. Лабораторная работа №7-8.docx
+++ b/works/K3321/Алексеев_Тимофей_Юрьевич/К3321 Алексеев Тимофей. Лабораторная работа №7-8.docx
@@ -1255,35 +1255,44 @@
           <w:sz w:val="28"/>
           <w14:ligatures w14:val="none"/>
         </w:rPr>
-        <w:t xml:space="preserve">Овладеть практическими навыками и умениями реализации </w:t>
-      </w:r>
-      <w:r>
-        <w:rPr>
-          <w:rFonts w:ascii="Times New Roman" w:eastAsiaTheme="minorEastAsia" w:hAnsi="Times New Roman"/>
-          <w:kern w:val="0"/>
-          <w:sz w:val="28"/>
-          <w:lang w:val="en-US"/>
-          <w14:ligatures w14:val="none"/>
-        </w:rPr>
-        <w:t>web</w:t>
-      </w:r>
-      <w:r>
-        <w:rPr>
-          <w:rFonts w:ascii="Times New Roman" w:eastAsiaTheme="minorEastAsia" w:hAnsi="Times New Roman"/>
-          <w:kern w:val="0"/>
-          <w:sz w:val="28"/>
-          <w14:ligatures w14:val="none"/>
-        </w:rPr>
-        <w:t>-</w:t>
-      </w:r>
-      <w:r>
-        <w:rPr>
-          <w:rFonts w:ascii="Times New Roman" w:eastAsiaTheme="minorEastAsia" w:hAnsi="Times New Roman"/>
-          <w:kern w:val="0"/>
-          <w:sz w:val="28"/>
-          <w14:ligatures w14:val="none"/>
-        </w:rPr>
-        <w:t>сервисов и использования сокетов.</w:t>
+        <w:t xml:space="preserve">Создать проект на </w:t>
+      </w:r>
+      <w:r>
+        <w:rPr>
+          <w:rFonts w:ascii="Times New Roman" w:eastAsiaTheme="minorEastAsia" w:hAnsi="Times New Roman"/>
+          <w:kern w:val="0"/>
+          <w:sz w:val="28"/>
+          <w:lang w:val="en-US"/>
+          <w14:ligatures w14:val="none"/>
+        </w:rPr>
+        <w:t>Django</w:t>
+      </w:r>
+      <w:r>
+        <w:rPr>
+          <w:rFonts w:ascii="Times New Roman" w:eastAsiaTheme="minorEastAsia" w:hAnsi="Times New Roman"/>
+          <w:kern w:val="0"/>
+          <w:sz w:val="28"/>
+          <w14:ligatures w14:val="none"/>
+        </w:rPr>
+        <w:t xml:space="preserve"> </w:t>
+      </w:r>
+      <w:r>
+        <w:rPr>
+          <w:rFonts w:ascii="Times New Roman" w:eastAsiaTheme="minorEastAsia" w:hAnsi="Times New Roman"/>
+          <w:kern w:val="0"/>
+          <w:sz w:val="28"/>
+          <w14:ligatures w14:val="none"/>
+        </w:rPr>
+        <w:t>с нуля, включающий три страницы, форму и футер с хэдером и используя возможности фреймворка</w:t>
+      </w:r>
+      <w:r>
+        <w:rPr>
+          <w:rFonts w:ascii="Times New Roman" w:eastAsiaTheme="minorEastAsia" w:hAnsi="Times New Roman"/>
+          <w:kern w:val="0"/>
+          <w:sz w:val="28"/>
+          <w14:ligatures w14:val="none"/>
+        </w:rPr>
+        <w:t>.</w:t>
       </w:r>
     </w:p>
     <w:p>
@@ -1324,62 +1333,24 @@
           <w14:ligatures w14:val="none"/>
         </w:rPr>
       </w:pPr>
-      <w:bookmarkStart w:id="0" w:name="_Hlk178156082"/>
-      <w:r>
-        <w:rPr>
-          <w:rFonts w:ascii="Times New Roman" w:eastAsiaTheme="minorEastAsia" w:hAnsi="Times New Roman"/>
-          <w:kern w:val="0"/>
-          <w:sz w:val="28"/>
-          <w14:ligatures w14:val="none"/>
-        </w:rPr>
-        <w:t>Реализация простейшей клиент-серверной логики типа «</w:t>
-      </w:r>
-      <w:r>
-        <w:rPr>
-          <w:rFonts w:ascii="Times New Roman" w:eastAsiaTheme="minorEastAsia" w:hAnsi="Times New Roman"/>
-          <w:kern w:val="0"/>
-          <w:sz w:val="28"/>
-          <w:lang w:val="en-US"/>
-          <w14:ligatures w14:val="none"/>
-        </w:rPr>
-        <w:t>Hello</w:t>
-      </w:r>
-      <w:r>
-        <w:rPr>
-          <w:rFonts w:ascii="Times New Roman" w:eastAsiaTheme="minorEastAsia" w:hAnsi="Times New Roman"/>
-          <w:kern w:val="0"/>
-          <w:sz w:val="28"/>
-          <w14:ligatures w14:val="none"/>
-        </w:rPr>
-        <w:t xml:space="preserve">, </w:t>
-      </w:r>
-      <w:r>
-        <w:rPr>
-          <w:rFonts w:ascii="Times New Roman" w:eastAsiaTheme="minorEastAsia" w:hAnsi="Times New Roman"/>
-          <w:kern w:val="0"/>
-          <w:sz w:val="28"/>
-          <w:lang w:val="en-US"/>
-          <w14:ligatures w14:val="none"/>
-        </w:rPr>
-        <w:t>world</w:t>
-      </w:r>
-      <w:r>
-        <w:rPr>
-          <w:rFonts w:ascii="Times New Roman" w:eastAsiaTheme="minorEastAsia" w:hAnsi="Times New Roman"/>
-          <w:kern w:val="0"/>
-          <w:sz w:val="28"/>
-          <w14:ligatures w14:val="none"/>
-        </w:rPr>
-        <w:t>»</w:t>
-      </w:r>
-      <w:r>
-        <w:rPr>
-          <w:rFonts w:ascii="Times New Roman" w:eastAsiaTheme="minorEastAsia" w:hAnsi="Times New Roman"/>
-          <w:kern w:val="0"/>
-          <w:sz w:val="28"/>
-          <w14:ligatures w14:val="none"/>
-        </w:rPr>
-        <w:t>;</w:t>
+      <w:r>
+        <w:rPr>
+          <w:rFonts w:ascii="Times New Roman" w:eastAsiaTheme="minorEastAsia" w:hAnsi="Times New Roman"/>
+          <w:kern w:val="0"/>
+          <w:sz w:val="28"/>
+          <w14:ligatures w14:val="none"/>
+        </w:rPr>
+        <w:t xml:space="preserve">Установка </w:t>
+      </w:r>
+      <w:r>
+        <w:rPr>
+          <w:rFonts w:ascii="Times New Roman" w:eastAsiaTheme="minorEastAsia" w:hAnsi="Times New Roman"/>
+          <w:kern w:val="0"/>
+          <w:sz w:val="28"/>
+          <w:lang w:val="en-US"/>
+          <w14:ligatures w14:val="none"/>
+        </w:rPr>
+        <w:t>Django;</w:t>
       </w:r>
     </w:p>
     <w:p>
@@ -1404,7 +1375,7 @@
           <w:sz w:val="28"/>
           <w14:ligatures w14:val="none"/>
         </w:rPr>
-        <w:t>Реализация клиент-серверной логики для подсчёта площади трапеции</w:t>
+        <w:t>Реализация основной структуры проектов, футера и хэдера</w:t>
       </w:r>
       <w:r>
         <w:rPr>
@@ -1416,7 +1387,6 @@
         <w:t>;</w:t>
       </w:r>
     </w:p>
-    <w:bookmarkEnd w:id="0"/>
     <w:p>
       <w:pPr>
         <w:pStyle w:val="a3"/>
@@ -1439,41 +1409,14 @@
           <w:sz w:val="28"/>
           <w14:ligatures w14:val="none"/>
         </w:rPr>
-        <w:t xml:space="preserve">Реализация клиент-серверной логики для отображения </w:t>
-      </w:r>
-      <w:r>
-        <w:rPr>
-          <w:rFonts w:ascii="Times New Roman" w:eastAsiaTheme="minorEastAsia" w:hAnsi="Times New Roman"/>
-          <w:kern w:val="0"/>
-          <w:sz w:val="28"/>
-          <w:lang w:val="en-US"/>
-          <w14:ligatures w14:val="none"/>
-        </w:rPr>
-        <w:t>html</w:t>
-      </w:r>
-      <w:r>
-        <w:rPr>
-          <w:rFonts w:ascii="Times New Roman" w:eastAsiaTheme="minorEastAsia" w:hAnsi="Times New Roman"/>
-          <w:kern w:val="0"/>
-          <w:sz w:val="28"/>
-          <w14:ligatures w14:val="none"/>
-        </w:rPr>
-        <w:t>-</w:t>
-      </w:r>
-      <w:r>
-        <w:rPr>
-          <w:rFonts w:ascii="Times New Roman" w:eastAsiaTheme="minorEastAsia" w:hAnsi="Times New Roman"/>
-          <w:kern w:val="0"/>
-          <w:sz w:val="28"/>
-          <w14:ligatures w14:val="none"/>
-        </w:rPr>
-        <w:t>страницы</w:t>
-      </w:r>
-      <w:r>
-        <w:rPr>
-          <w:rFonts w:ascii="Times New Roman" w:eastAsiaTheme="minorEastAsia" w:hAnsi="Times New Roman"/>
-          <w:kern w:val="0"/>
-          <w:sz w:val="28"/>
+        <w:t>Реализация страницы «Главная»</w:t>
+      </w:r>
+      <w:r>
+        <w:rPr>
+          <w:rFonts w:ascii="Times New Roman" w:eastAsiaTheme="minorEastAsia" w:hAnsi="Times New Roman"/>
+          <w:kern w:val="0"/>
+          <w:sz w:val="28"/>
+          <w:lang w:val="en-US"/>
           <w14:ligatures w14:val="none"/>
         </w:rPr>
         <w:t>;</w:t>
@@ -1501,21 +1444,69 @@
           <w:sz w:val="28"/>
           <w14:ligatures w14:val="none"/>
         </w:rPr>
-        <w:t>Реализация многопользовательского сайта</w:t>
-      </w:r>
-      <w:r>
-        <w:rPr>
-          <w:rFonts w:ascii="Times New Roman" w:eastAsiaTheme="minorEastAsia" w:hAnsi="Times New Roman"/>
-          <w:kern w:val="0"/>
-          <w:sz w:val="28"/>
-          <w:lang w:val="en-US"/>
-          <w14:ligatures w14:val="none"/>
-        </w:rPr>
-        <w:t>.</w:t>
-      </w:r>
-    </w:p>
-    <w:p>
-      <w:pPr>
+        <w:t>Реализация страницы обратной связи с формой</w:t>
+      </w:r>
+      <w:r>
+        <w:rPr>
+          <w:rFonts w:ascii="Times New Roman" w:eastAsiaTheme="minorEastAsia" w:hAnsi="Times New Roman"/>
+          <w:kern w:val="0"/>
+          <w:sz w:val="28"/>
+          <w14:ligatures w14:val="none"/>
+        </w:rPr>
+        <w:t>;</w:t>
+      </w:r>
+    </w:p>
+    <w:p>
+      <w:pPr>
+        <w:pStyle w:val="a3"/>
+        <w:numPr>
+          <w:ilvl w:val="0"/>
+          <w:numId w:val="3"/>
+        </w:numPr>
+        <w:spacing w:line="360" w:lineRule="auto"/>
+        <w:rPr>
+          <w:rFonts w:ascii="Times New Roman" w:eastAsiaTheme="minorEastAsia" w:hAnsi="Times New Roman"/>
+          <w:kern w:val="0"/>
+          <w:sz w:val="28"/>
+          <w14:ligatures w14:val="none"/>
+        </w:rPr>
+      </w:pPr>
+      <w:r>
+        <w:rPr>
+          <w:rFonts w:ascii="Times New Roman" w:eastAsiaTheme="minorEastAsia" w:hAnsi="Times New Roman"/>
+          <w:kern w:val="0"/>
+          <w:sz w:val="28"/>
+          <w14:ligatures w14:val="none"/>
+        </w:rPr>
+        <w:t>Реализация страницы</w:t>
+      </w:r>
+      <w:r>
+        <w:rPr>
+          <w:rFonts w:ascii="Times New Roman" w:eastAsiaTheme="minorEastAsia" w:hAnsi="Times New Roman"/>
+          <w:kern w:val="0"/>
+          <w:sz w:val="28"/>
+          <w:lang w:val="en-US"/>
+          <w14:ligatures w14:val="none"/>
+        </w:rPr>
+        <w:t xml:space="preserve"> </w:t>
+      </w:r>
+      <w:r>
+        <w:rPr>
+          <w:rFonts w:ascii="Times New Roman" w:eastAsiaTheme="minorEastAsia" w:hAnsi="Times New Roman"/>
+          <w:kern w:val="0"/>
+          <w:sz w:val="28"/>
+          <w14:ligatures w14:val="none"/>
+        </w:rPr>
+        <w:t>«О разработке».</w:t>
+      </w:r>
+    </w:p>
+    <w:p>
+      <w:pPr>
+        <w:pStyle w:val="a3"/>
+        <w:numPr>
+          <w:ilvl w:val="0"/>
+          <w:numId w:val="3"/>
+        </w:numPr>
         <w:spacing w:line="360" w:lineRule="auto"/>
         <w:rPr>
           <w:rFonts w:ascii="Times New Roman" w:eastAsiaTheme="minorEastAsia" w:hAnsi="Times New Roman"/>
@@ -1546,34 +1537,152 @@
     <w:p>
       <w:pPr>
         <w:spacing w:line="360" w:lineRule="auto"/>
-        <w:rPr>
-          <w:rFonts w:ascii="Times New Roman" w:hAnsi="Times New Roman" w:cs="Times New Roman"/>
-          <w:b/>
-          <w:bCs/>
-          <w:sz w:val="28"/>
-          <w:szCs w:val="28"/>
-        </w:rPr>
-      </w:pPr>
-      <w:r>
-        <w:rPr>
-          <w:rFonts w:ascii="Times New Roman" w:hAnsi="Times New Roman" w:cs="Times New Roman"/>
-          <w:b/>
-          <w:bCs/>
-          <w:sz w:val="28"/>
-          <w:szCs w:val="28"/>
-        </w:rPr>
-        <w:t>Задание 1</w:t>
-      </w:r>
-    </w:p>
-    <w:p>
-      <w:pPr>
-        <w:spacing w:line="360" w:lineRule="auto"/>
+        <w:ind w:firstLine="709"/>
+        <w:rPr>
+          <w:rFonts w:ascii="Times New Roman" w:eastAsiaTheme="minorEastAsia" w:hAnsi="Times New Roman"/>
+          <w:kern w:val="0"/>
+          <w:sz w:val="28"/>
+          <w14:ligatures w14:val="none"/>
+        </w:rPr>
+      </w:pPr>
+      <w:r>
+        <w:rPr>
+          <w:rFonts w:ascii="Times New Roman" w:eastAsiaTheme="minorEastAsia" w:hAnsi="Times New Roman"/>
+          <w:kern w:val="0"/>
+          <w:sz w:val="28"/>
+          <w14:ligatures w14:val="none"/>
+        </w:rPr>
+        <w:t xml:space="preserve">Для начала работы необходимо установить </w:t>
+      </w:r>
+      <w:r>
+        <w:rPr>
+          <w:rFonts w:ascii="Times New Roman" w:eastAsiaTheme="minorEastAsia" w:hAnsi="Times New Roman"/>
+          <w:kern w:val="0"/>
+          <w:sz w:val="28"/>
+          <w:lang w:val="en-US"/>
+          <w14:ligatures w14:val="none"/>
+        </w:rPr>
+        <w:t>Django</w:t>
+      </w:r>
+      <w:r>
+        <w:rPr>
+          <w:rFonts w:ascii="Times New Roman" w:eastAsiaTheme="minorEastAsia" w:hAnsi="Times New Roman"/>
+          <w:kern w:val="0"/>
+          <w:sz w:val="28"/>
+          <w14:ligatures w14:val="none"/>
+        </w:rPr>
+        <w:t xml:space="preserve">. </w:t>
+      </w:r>
+      <w:r>
+        <w:rPr>
+          <w:rFonts w:ascii="Times New Roman" w:eastAsiaTheme="minorEastAsia" w:hAnsi="Times New Roman"/>
+          <w:kern w:val="0"/>
+          <w:sz w:val="28"/>
+          <w14:ligatures w14:val="none"/>
+        </w:rPr>
+        <w:t xml:space="preserve">Сделаем это в отдельном проекте с помощью утилиты </w:t>
+      </w:r>
+      <w:r>
+        <w:rPr>
+          <w:rFonts w:ascii="Times New Roman" w:eastAsiaTheme="minorEastAsia" w:hAnsi="Times New Roman"/>
+          <w:kern w:val="0"/>
+          <w:sz w:val="28"/>
+          <w:lang w:val="en-US"/>
+          <w14:ligatures w14:val="none"/>
+        </w:rPr>
+        <w:t>pip</w:t>
+      </w:r>
+      <w:r>
+        <w:rPr>
+          <w:rFonts w:ascii="Times New Roman" w:eastAsiaTheme="minorEastAsia" w:hAnsi="Times New Roman"/>
+          <w:kern w:val="0"/>
+          <w:sz w:val="28"/>
+          <w14:ligatures w14:val="none"/>
+        </w:rPr>
+        <w:t xml:space="preserve">. </w:t>
+      </w:r>
+    </w:p>
+    <w:p>
+      <w:pPr>
+        <w:spacing w:line="360" w:lineRule="auto"/>
+        <w:ind w:firstLine="709"/>
+        <w:rPr>
+          <w:rFonts w:ascii="Times New Roman" w:eastAsiaTheme="minorEastAsia" w:hAnsi="Times New Roman"/>
+          <w:kern w:val="0"/>
+          <w:sz w:val="28"/>
+          <w14:ligatures w14:val="none"/>
+        </w:rPr>
+      </w:pPr>
+      <w:r>
+        <w:rPr>
+          <w:rFonts w:ascii="Times New Roman" w:eastAsiaTheme="minorEastAsia" w:hAnsi="Times New Roman"/>
+          <w:kern w:val="0"/>
+          <w:sz w:val="28"/>
+          <w14:ligatures w14:val="none"/>
+        </w:rPr>
+        <w:t>Будем создавать сайт для заказа логотипа, который будет содержать в себе 3 страницы</w:t>
+      </w:r>
+      <w:r>
+        <w:rPr>
+          <w:rFonts w:ascii="Times New Roman" w:eastAsiaTheme="minorEastAsia" w:hAnsi="Times New Roman"/>
+          <w:kern w:val="0"/>
+          <w:sz w:val="28"/>
+          <w14:ligatures w14:val="none"/>
+        </w:rPr>
+        <w:t xml:space="preserve">: </w:t>
+      </w:r>
+      <w:r>
+        <w:rPr>
+          <w:rFonts w:ascii="Times New Roman" w:eastAsiaTheme="minorEastAsia" w:hAnsi="Times New Roman"/>
+          <w:kern w:val="0"/>
+          <w:sz w:val="28"/>
+          <w14:ligatures w14:val="none"/>
+        </w:rPr>
+        <w:t xml:space="preserve">Главную, страницу формы для заказа логотипа и о разработке. </w:t>
+      </w:r>
+    </w:p>
+    <w:p>
+      <w:pPr>
+        <w:spacing w:line="360" w:lineRule="auto"/>
+        <w:ind w:firstLine="709"/>
+        <w:rPr>
+          <w:rFonts w:ascii="Times New Roman" w:eastAsiaTheme="minorEastAsia" w:hAnsi="Times New Roman"/>
+          <w:kern w:val="0"/>
+          <w:sz w:val="28"/>
+          <w:lang w:val="en-US"/>
+          <w14:ligatures w14:val="none"/>
+        </w:rPr>
+      </w:pPr>
+      <w:r>
+        <w:rPr>
+          <w:rFonts w:ascii="Times New Roman" w:eastAsiaTheme="minorEastAsia" w:hAnsi="Times New Roman"/>
+          <w:kern w:val="0"/>
+          <w:sz w:val="28"/>
+          <w14:ligatures w14:val="none"/>
+        </w:rPr>
+        <w:t>Для создания пустой структуры проекта пропишем следующие команды</w:t>
+      </w:r>
+      <w:r>
+        <w:rPr>
+          <w:rFonts w:ascii="Times New Roman" w:eastAsiaTheme="minorEastAsia" w:hAnsi="Times New Roman"/>
+          <w:kern w:val="0"/>
+          <w:sz w:val="28"/>
+          <w14:ligatures w14:val="none"/>
+        </w:rPr>
+        <w:t>:</w:t>
+      </w:r>
+    </w:p>
+    <w:p>
+      <w:pPr>
+        <w:spacing w:line="360" w:lineRule="auto"/>
+        <w:ind w:firstLine="709"/>
         <w:rPr>
           <w:rFonts w:ascii="Times New Roman" w:eastAsiaTheme="minorEastAsia" w:hAnsi="Times New Roman"/>
           <w:i/>
           <w:iCs/>
           <w:kern w:val="0"/>
           <w:sz w:val="28"/>
+          <w:lang w:val="en-US"/>
           <w14:ligatures w14:val="none"/>
         </w:rPr>
       </w:pPr>
@@ -1584,11 +1693,16 @@
           <w:iCs/>
           <w:kern w:val="0"/>
           <w:sz w:val="28"/>
-          <w14:ligatures w14:val="none"/>
-        </w:rPr>
-        <w:t>Реализация простейшей клиент-серверной логики типа «</w:t>
-      </w:r>
-      <w:r>
+          <w:lang w:val="en-US"/>
+          <w14:ligatures w14:val="none"/>
+        </w:rPr>
+        <w:t>django-admin startproject logo_site</w:t>
+      </w:r>
+    </w:p>
+    <w:p>
+      <w:pPr>
+        <w:spacing w:line="360" w:lineRule="auto"/>
+        <w:ind w:firstLine="709"/>
         <w:rPr>
           <w:rFonts w:ascii="Times New Roman" w:eastAsiaTheme="minorEastAsia" w:hAnsi="Times New Roman"/>
           <w:i/>
@@ -1598,8 +1712,7 @@
           <w:lang w:val="en-US"/>
           <w14:ligatures w14:val="none"/>
         </w:rPr>
-        <w:t>Hello</w:t>
-      </w:r>
+      </w:pPr>
       <w:r>
         <w:rPr>
           <w:rFonts w:ascii="Times New Roman" w:eastAsiaTheme="minorEastAsia" w:hAnsi="Times New Roman"/>
@@ -1607,11 +1720,16 @@
           <w:iCs/>
           <w:kern w:val="0"/>
           <w:sz w:val="28"/>
-          <w14:ligatures w14:val="none"/>
-        </w:rPr>
-        <w:t xml:space="preserve">, </w:t>
-      </w:r>
-      <w:r>
+          <w:lang w:val="en-US"/>
+          <w14:ligatures w14:val="none"/>
+        </w:rPr>
+        <w:t>cd logo_site</w:t>
+      </w:r>
+    </w:p>
+    <w:p>
+      <w:pPr>
+        <w:spacing w:line="360" w:lineRule="auto"/>
+        <w:ind w:firstLine="709"/>
         <w:rPr>
           <w:rFonts w:ascii="Times New Roman" w:eastAsiaTheme="minorEastAsia" w:hAnsi="Times New Roman"/>
           <w:i/>
@@ -1621,8 +1739,7 @@
           <w:lang w:val="en-US"/>
           <w14:ligatures w14:val="none"/>
         </w:rPr>
-        <w:t>world</w:t>
-      </w:r>
+      </w:pPr>
       <w:r>
         <w:rPr>
           <w:rFonts w:ascii="Times New Roman" w:eastAsiaTheme="minorEastAsia" w:hAnsi="Times New Roman"/>
@@ -1632,126 +1749,96 @@
           <w:sz w:val="28"/>
           <w14:ligatures w14:val="none"/>
         </w:rPr>
-        <w:t>»</w:t>
-      </w:r>
-    </w:p>
-    <w:p>
-      <w:pPr>
-        <w:spacing w:line="360" w:lineRule="auto"/>
-        <w:ind w:firstLine="709"/>
-        <w:jc w:val="both"/>
-        <w:rPr>
-          <w:rFonts w:ascii="Times New Roman" w:eastAsiaTheme="minorEastAsia" w:hAnsi="Times New Roman"/>
-          <w:kern w:val="0"/>
-          <w:sz w:val="28"/>
-          <w14:ligatures w14:val="none"/>
-        </w:rPr>
-      </w:pPr>
-      <w:r>
-        <w:rPr>
-          <w:rFonts w:ascii="Times New Roman" w:eastAsiaTheme="minorEastAsia" w:hAnsi="Times New Roman"/>
-          <w:kern w:val="0"/>
-          <w:sz w:val="28"/>
-          <w14:ligatures w14:val="none"/>
-        </w:rPr>
-        <w:t xml:space="preserve">В первую очередь, импортируем библиотеку </w:t>
-      </w:r>
-      <w:r>
-        <w:rPr>
-          <w:rFonts w:ascii="Times New Roman" w:eastAsiaTheme="minorEastAsia" w:hAnsi="Times New Roman"/>
-          <w:kern w:val="0"/>
-          <w:sz w:val="28"/>
-          <w:lang w:val="en-US"/>
-          <w14:ligatures w14:val="none"/>
-        </w:rPr>
-        <w:t>sockets</w:t>
-      </w:r>
-      <w:r>
-        <w:rPr>
-          <w:rFonts w:ascii="Times New Roman" w:eastAsiaTheme="minorEastAsia" w:hAnsi="Times New Roman"/>
-          <w:kern w:val="0"/>
-          <w:sz w:val="28"/>
-          <w14:ligatures w14:val="none"/>
-        </w:rPr>
-        <w:t xml:space="preserve">. </w:t>
-      </w:r>
-      <w:r>
-        <w:rPr>
-          <w:rFonts w:ascii="Times New Roman" w:eastAsiaTheme="minorEastAsia" w:hAnsi="Times New Roman"/>
-          <w:kern w:val="0"/>
-          <w:sz w:val="28"/>
-          <w14:ligatures w14:val="none"/>
-        </w:rPr>
-        <w:t>Далее создаем наш сервер. Привязываем его к порту 9090, после чего выставляем возможность слушать лишь одного клиента.</w:t>
-      </w:r>
-    </w:p>
-    <w:p>
-      <w:pPr>
-        <w:spacing w:line="360" w:lineRule="auto"/>
-        <w:ind w:firstLine="709"/>
-        <w:jc w:val="both"/>
-        <w:rPr>
-          <w:rFonts w:ascii="Times New Roman" w:eastAsiaTheme="minorEastAsia" w:hAnsi="Times New Roman"/>
-          <w:kern w:val="0"/>
-          <w:sz w:val="28"/>
-          <w14:ligatures w14:val="none"/>
-        </w:rPr>
-      </w:pPr>
-      <w:r>
-        <w:rPr>
-          <w:rFonts w:ascii="Times New Roman" w:eastAsiaTheme="minorEastAsia" w:hAnsi="Times New Roman"/>
-          <w:kern w:val="0"/>
-          <w:sz w:val="28"/>
-          <w14:ligatures w14:val="none"/>
-        </w:rPr>
-        <w:t xml:space="preserve">При подключении клиента выводим в консоль сообщение об успешном подключении и в цикле принимаем ответы с помощью </w:t>
-      </w:r>
-      <w:r>
-        <w:rPr>
-          <w:rFonts w:ascii="Times New Roman" w:eastAsiaTheme="minorEastAsia" w:hAnsi="Times New Roman"/>
-          <w:kern w:val="0"/>
-          <w:sz w:val="28"/>
-          <w:lang w:val="en-US"/>
-          <w14:ligatures w14:val="none"/>
-        </w:rPr>
-        <w:t>recv</w:t>
-      </w:r>
-      <w:r>
-        <w:rPr>
-          <w:rFonts w:ascii="Times New Roman" w:eastAsiaTheme="minorEastAsia" w:hAnsi="Times New Roman"/>
-          <w:kern w:val="0"/>
-          <w:sz w:val="28"/>
-          <w14:ligatures w14:val="none"/>
-        </w:rPr>
-        <w:t xml:space="preserve">. </w:t>
-      </w:r>
-      <w:r>
-        <w:rPr>
-          <w:rFonts w:ascii="Times New Roman" w:eastAsiaTheme="minorEastAsia" w:hAnsi="Times New Roman"/>
-          <w:kern w:val="0"/>
-          <w:sz w:val="28"/>
-          <w14:ligatures w14:val="none"/>
-        </w:rPr>
-        <w:t xml:space="preserve">Проверяем равенство сообщения </w:t>
-      </w:r>
-      <w:r>
-        <w:rPr>
-          <w:rFonts w:ascii="Times New Roman" w:eastAsiaTheme="minorEastAsia" w:hAnsi="Times New Roman"/>
-          <w:kern w:val="0"/>
-          <w:sz w:val="28"/>
-          <w14:ligatures w14:val="none"/>
-        </w:rPr>
-        <w:t>“</w:t>
-      </w:r>
-      <w:r>
-        <w:rPr>
-          <w:rFonts w:ascii="Times New Roman" w:eastAsiaTheme="minorEastAsia" w:hAnsi="Times New Roman"/>
-          <w:kern w:val="0"/>
-          <w:sz w:val="28"/>
-          <w:lang w:val="en-US"/>
-          <w14:ligatures w14:val="none"/>
-        </w:rPr>
-        <w:t>Hello</w:t>
+        <w:t>python manage.py startapp orders</w:t>
+      </w:r>
+    </w:p>
+    <w:p>
+      <w:pPr>
+        <w:spacing w:line="360" w:lineRule="auto"/>
+        <w:ind w:firstLine="709"/>
+        <w:rPr>
+          <w:rFonts w:ascii="Times New Roman" w:eastAsiaTheme="minorEastAsia" w:hAnsi="Times New Roman"/>
+          <w:kern w:val="0"/>
+          <w:sz w:val="28"/>
+          <w14:ligatures w14:val="none"/>
+        </w:rPr>
+      </w:pPr>
+      <w:r>
+        <w:rPr>
+          <w:rFonts w:ascii="Times New Roman" w:eastAsiaTheme="minorEastAsia" w:hAnsi="Times New Roman"/>
+          <w:kern w:val="0"/>
+          <w:sz w:val="28"/>
+          <w14:ligatures w14:val="none"/>
+        </w:rPr>
+        <w:t>Далее сразу перейдем к созданию модели для формы заказа логотипа пользователем.</w:t>
+      </w:r>
+    </w:p>
+    <w:p>
+      <w:pPr>
+        <w:spacing w:line="360" w:lineRule="auto"/>
+        <w:ind w:firstLine="709"/>
+        <w:rPr>
+          <w:rFonts w:ascii="Times New Roman" w:eastAsiaTheme="minorEastAsia" w:hAnsi="Times New Roman"/>
+          <w:kern w:val="0"/>
+          <w:sz w:val="28"/>
+          <w14:ligatures w14:val="none"/>
+        </w:rPr>
+      </w:pPr>
+      <w:r>
+        <w:rPr>
+          <w:rFonts w:ascii="Times New Roman" w:eastAsiaTheme="minorEastAsia" w:hAnsi="Times New Roman"/>
+          <w:kern w:val="0"/>
+          <w:sz w:val="28"/>
+          <w14:ligatures w14:val="none"/>
+        </w:rPr>
+        <w:t xml:space="preserve">В </w:t>
+      </w:r>
+      <w:r>
+        <w:rPr>
+          <w:rFonts w:ascii="Times New Roman" w:eastAsiaTheme="minorEastAsia" w:hAnsi="Times New Roman"/>
+          <w:kern w:val="0"/>
+          <w:sz w:val="28"/>
+          <w:lang w:val="en-US"/>
+          <w14:ligatures w14:val="none"/>
+        </w:rPr>
+        <w:t>models</w:t>
+      </w:r>
+      <w:r>
+        <w:rPr>
+          <w:rFonts w:ascii="Times New Roman" w:eastAsiaTheme="minorEastAsia" w:hAnsi="Times New Roman"/>
+          <w:kern w:val="0"/>
+          <w:sz w:val="28"/>
+          <w14:ligatures w14:val="none"/>
+        </w:rPr>
+        <w:t>.</w:t>
+      </w:r>
+      <w:r>
+        <w:rPr>
+          <w:rFonts w:ascii="Times New Roman" w:eastAsiaTheme="minorEastAsia" w:hAnsi="Times New Roman"/>
+          <w:kern w:val="0"/>
+          <w:sz w:val="28"/>
+          <w:lang w:val="en-US"/>
+          <w14:ligatures w14:val="none"/>
+        </w:rPr>
+        <w:t>py</w:t>
+      </w:r>
+      <w:r>
+        <w:rPr>
+          <w:rFonts w:ascii="Times New Roman" w:eastAsiaTheme="minorEastAsia" w:hAnsi="Times New Roman"/>
+          <w:kern w:val="0"/>
+          <w:sz w:val="28"/>
+          <w14:ligatures w14:val="none"/>
+        </w:rPr>
+        <w:t xml:space="preserve"> </w:t>
+      </w:r>
+      <w:r>
+        <w:rPr>
+          <w:rFonts w:ascii="Times New Roman" w:eastAsiaTheme="minorEastAsia" w:hAnsi="Times New Roman"/>
+          <w:kern w:val="0"/>
+          <w:sz w:val="28"/>
+          <w14:ligatures w14:val="none"/>
+        </w:rPr>
+        <w:t>создадим класс</w:t>
       </w:r>
       <w:r>
         <w:rPr>
@@ -1767,112 +1854,9 @@
           <w:rFonts w:ascii="Times New Roman" w:eastAsiaTheme="minorEastAsia" w:hAnsi="Times New Roman"/>
           <w:kern w:val="0"/>
           <w:sz w:val="28"/>
-          <w:lang w:val="en-US"/>
-          <w14:ligatures w14:val="none"/>
-        </w:rPr>
-        <w:t>server</w:t>
-      </w:r>
-      <w:r>
-        <w:rPr>
-          <w:rFonts w:ascii="Times New Roman" w:eastAsiaTheme="minorEastAsia" w:hAnsi="Times New Roman"/>
-          <w:kern w:val="0"/>
-          <w:sz w:val="28"/>
-          <w14:ligatures w14:val="none"/>
-        </w:rPr>
-        <w:t xml:space="preserve">”. </w:t>
-      </w:r>
-      <w:r>
-        <w:rPr>
-          <w:rFonts w:ascii="Times New Roman" w:eastAsiaTheme="minorEastAsia" w:hAnsi="Times New Roman"/>
-          <w:kern w:val="0"/>
-          <w:sz w:val="28"/>
-          <w14:ligatures w14:val="none"/>
-        </w:rPr>
-        <w:t>Если равенство верно, то отправяем ответ «</w:t>
-      </w:r>
-      <w:r>
-        <w:rPr>
-          <w:rFonts w:ascii="Times New Roman" w:eastAsiaTheme="minorEastAsia" w:hAnsi="Times New Roman"/>
-          <w:kern w:val="0"/>
-          <w:sz w:val="28"/>
-          <w:lang w:val="en-US"/>
-          <w14:ligatures w14:val="none"/>
-        </w:rPr>
-        <w:t>Hello</w:t>
-      </w:r>
-      <w:r>
-        <w:rPr>
-          <w:rFonts w:ascii="Times New Roman" w:eastAsiaTheme="minorEastAsia" w:hAnsi="Times New Roman"/>
-          <w:kern w:val="0"/>
-          <w:sz w:val="28"/>
-          <w14:ligatures w14:val="none"/>
-        </w:rPr>
-        <w:t xml:space="preserve">, </w:t>
-      </w:r>
-      <w:r>
-        <w:rPr>
-          <w:rFonts w:ascii="Times New Roman" w:eastAsiaTheme="minorEastAsia" w:hAnsi="Times New Roman"/>
-          <w:kern w:val="0"/>
-          <w:sz w:val="28"/>
-          <w:lang w:val="en-US"/>
-          <w14:ligatures w14:val="none"/>
-        </w:rPr>
-        <w:t>client</w:t>
-      </w:r>
-      <w:r>
-        <w:rPr>
-          <w:rFonts w:ascii="Times New Roman" w:eastAsiaTheme="minorEastAsia" w:hAnsi="Times New Roman"/>
-          <w:kern w:val="0"/>
-          <w:sz w:val="28"/>
-          <w14:ligatures w14:val="none"/>
-        </w:rPr>
-        <w:t>»</w:t>
-      </w:r>
-      <w:r>
-        <w:rPr>
-          <w:rFonts w:ascii="Times New Roman" w:eastAsiaTheme="minorEastAsia" w:hAnsi="Times New Roman"/>
-          <w:kern w:val="0"/>
-          <w:sz w:val="28"/>
-          <w14:ligatures w14:val="none"/>
-        </w:rPr>
-        <w:t xml:space="preserve">, </w:t>
-      </w:r>
-      <w:r>
-        <w:rPr>
-          <w:rFonts w:ascii="Times New Roman" w:eastAsiaTheme="minorEastAsia" w:hAnsi="Times New Roman"/>
-          <w:kern w:val="0"/>
-          <w:sz w:val="28"/>
-          <w14:ligatures w14:val="none"/>
-        </w:rPr>
-        <w:t>иначе «</w:t>
-      </w:r>
-      <w:r>
-        <w:rPr>
-          <w:rFonts w:ascii="Times New Roman" w:eastAsiaTheme="minorEastAsia" w:hAnsi="Times New Roman"/>
-          <w:kern w:val="0"/>
-          <w:sz w:val="28"/>
-          <w:lang w:val="en-US"/>
-          <w14:ligatures w14:val="none"/>
-        </w:rPr>
-        <w:t>Error</w:t>
-      </w:r>
-      <w:r>
-        <w:rPr>
-          <w:rFonts w:ascii="Times New Roman" w:eastAsiaTheme="minorEastAsia" w:hAnsi="Times New Roman"/>
-          <w:kern w:val="0"/>
-          <w:sz w:val="28"/>
-          <w14:ligatures w14:val="none"/>
-        </w:rPr>
-        <w:t>»</w:t>
-      </w:r>
-      <w:r>
-        <w:rPr>
-          <w:rFonts w:ascii="Times New Roman" w:eastAsiaTheme="minorEastAsia" w:hAnsi="Times New Roman"/>
-          <w:kern w:val="0"/>
-          <w:sz w:val="28"/>
-          <w14:ligatures w14:val="none"/>
-        </w:rPr>
-        <w:t>.</w:t>
+          <w14:ligatures w14:val="none"/>
+        </w:rPr>
+        <w:t>отвечающий за ответы на форму пользователей, в которой создадим поля, содержащие ответы пользователя и время заполнение формы.</w:t>
       </w:r>
     </w:p>
     <w:p>
@@ -1884,24 +1868,21 @@
           <w:rFonts w:ascii="Times New Roman" w:eastAsiaTheme="minorEastAsia" w:hAnsi="Times New Roman"/>
           <w:kern w:val="0"/>
           <w:sz w:val="28"/>
-          <w:lang w:val="en-US"/>
-          <w14:ligatures w14:val="none"/>
-        </w:rPr>
-      </w:pPr>
-      <w:r>
-        <w:rPr>
-          <w:rFonts w:ascii="Times New Roman" w:eastAsiaTheme="minorEastAsia" w:hAnsi="Times New Roman"/>
-          <w:noProof/>
-          <w:kern w:val="0"/>
-          <w:sz w:val="28"/>
-          <w:lang w:val="en-US"/>
+          <w14:ligatures w14:val="none"/>
+        </w:rPr>
+      </w:pPr>
+      <w:r>
+        <w:rPr>
+          <w:rFonts w:ascii="Times New Roman" w:eastAsiaTheme="minorEastAsia" w:hAnsi="Times New Roman"/>
+          <w:kern w:val="0"/>
+          <w:sz w:val="28"/>
           <w14:ligatures w14:val="none"/>
         </w:rPr>
         <w:drawing>
-          <wp:inline distT="0" distB="0" distL="0" distR="0" wp14:anchorId="1FCF2D16" wp14:editId="254119E1">
-            <wp:extent cx="2727297" cy="3792529"/>
-            <wp:effectExtent l="0" t="0" r="0" b="0"/>
-            <wp:docPr id="581931411" name="Рисунок 1"/>
+          <wp:inline distT="0" distB="0" distL="0" distR="0" wp14:anchorId="7AA921A5" wp14:editId="202F6C99">
+            <wp:extent cx="5486400" cy="1386408"/>
+            <wp:effectExtent l="0" t="0" r="0" b="4445"/>
+            <wp:docPr id="869263983" name="Рисунок 1"/>
             <wp:cNvGraphicFramePr>
               <a:graphicFrameLocks xmlns:a="http://schemas.openxmlformats.org/drawingml/2006/main" noChangeAspect="1"/>
             </wp:cNvGraphicFramePr>
@@ -1909,7 +1890,7 @@
               <a:graphicData uri="http://schemas.openxmlformats.org/drawingml/2006/picture">
                 <pic:pic xmlns:pic="http://schemas.openxmlformats.org/drawingml/2006/picture">
                   <pic:nvPicPr>
-                    <pic:cNvPr id="581931411" name=""/>
+                    <pic:cNvPr id="869263983" name=""/>
                     <pic:cNvPicPr/>
                   </pic:nvPicPr>
                   <pic:blipFill>
@@ -1921,7 +1902,7 @@
                   <pic:spPr>
                     <a:xfrm>
                       <a:off x="0" y="0"/>
-                      <a:ext cx="2732913" cy="3800339"/>
+                      <a:ext cx="5501962" cy="1390341"/>
                     </a:xfrm>
                     <a:prstGeom prst="rect">
                       <a:avLst/>
@@ -1953,77 +1934,113 @@
           <w:sz w:val="28"/>
           <w14:ligatures w14:val="none"/>
         </w:rPr>
-        <w:t>Рисунок 1 – Код для создания сервера в Задании 1</w:t>
-      </w:r>
-    </w:p>
-    <w:p>
-      <w:pPr>
-        <w:spacing w:line="360" w:lineRule="auto"/>
-        <w:ind w:firstLine="709"/>
-        <w:jc w:val="both"/>
-        <w:rPr>
-          <w:rFonts w:ascii="Times New Roman" w:hAnsi="Times New Roman" w:cs="Times New Roman"/>
-          <w:sz w:val="28"/>
-          <w:szCs w:val="28"/>
-        </w:rPr>
-      </w:pPr>
-      <w:r>
-        <w:rPr>
-          <w:rFonts w:ascii="Times New Roman" w:hAnsi="Times New Roman" w:cs="Times New Roman"/>
-          <w:sz w:val="28"/>
-          <w:szCs w:val="28"/>
-        </w:rPr>
-        <w:t>Далее необходимо создать код клиента. В нем, в первую очередь, создается сокет, который подключается к порту 9090. После чего отправляется сообщение «</w:t>
-      </w:r>
-      <w:r>
-        <w:rPr>
-          <w:rFonts w:ascii="Times New Roman" w:hAnsi="Times New Roman" w:cs="Times New Roman"/>
-          <w:sz w:val="28"/>
-          <w:szCs w:val="28"/>
-          <w:lang w:val="en-US"/>
-        </w:rPr>
-        <w:t>Hello</w:t>
-      </w:r>
-      <w:r>
-        <w:rPr>
-          <w:rFonts w:ascii="Times New Roman" w:hAnsi="Times New Roman" w:cs="Times New Roman"/>
-          <w:sz w:val="28"/>
-          <w:szCs w:val="28"/>
+        <w:t xml:space="preserve">Рисунок 1 – Код </w:t>
+      </w:r>
+      <w:r>
+        <w:rPr>
+          <w:rFonts w:ascii="Times New Roman" w:eastAsiaTheme="minorEastAsia" w:hAnsi="Times New Roman"/>
+          <w:kern w:val="0"/>
+          <w:sz w:val="28"/>
+          <w:lang w:val="en-US"/>
+          <w14:ligatures w14:val="none"/>
+        </w:rPr>
+        <w:t>models.py</w:t>
+      </w:r>
+    </w:p>
+    <w:p>
+      <w:pPr>
+        <w:spacing w:line="360" w:lineRule="auto"/>
+        <w:ind w:firstLine="709"/>
+        <w:rPr>
+          <w:rFonts w:ascii="Times New Roman" w:eastAsiaTheme="minorEastAsia" w:hAnsi="Times New Roman"/>
+          <w:kern w:val="0"/>
+          <w:sz w:val="28"/>
+          <w14:ligatures w14:val="none"/>
+        </w:rPr>
+      </w:pPr>
+      <w:r>
+        <w:rPr>
+          <w:rFonts w:ascii="Times New Roman" w:eastAsiaTheme="minorEastAsia" w:hAnsi="Times New Roman"/>
+          <w:kern w:val="0"/>
+          <w:sz w:val="28"/>
+          <w14:ligatures w14:val="none"/>
+        </w:rPr>
+        <w:t xml:space="preserve">После этого необходимо написать класс формы, который будет использоваться в </w:t>
+      </w:r>
+      <w:r>
+        <w:rPr>
+          <w:rFonts w:ascii="Times New Roman" w:eastAsiaTheme="minorEastAsia" w:hAnsi="Times New Roman"/>
+          <w:kern w:val="0"/>
+          <w:sz w:val="28"/>
+          <w:lang w:val="en-US"/>
+          <w14:ligatures w14:val="none"/>
+        </w:rPr>
+        <w:t>html</w:t>
+      </w:r>
+      <w:r>
+        <w:rPr>
+          <w:rFonts w:ascii="Times New Roman" w:eastAsiaTheme="minorEastAsia" w:hAnsi="Times New Roman"/>
+          <w:kern w:val="0"/>
+          <w:sz w:val="28"/>
+          <w14:ligatures w14:val="none"/>
+        </w:rPr>
+        <w:t>-</w:t>
+      </w:r>
+      <w:r>
+        <w:rPr>
+          <w:rFonts w:ascii="Times New Roman" w:eastAsiaTheme="minorEastAsia" w:hAnsi="Times New Roman"/>
+          <w:kern w:val="0"/>
+          <w:sz w:val="28"/>
+          <w14:ligatures w14:val="none"/>
+        </w:rPr>
+        <w:t xml:space="preserve">файле страницы. Напишем его в </w:t>
+      </w:r>
+      <w:r>
+        <w:rPr>
+          <w:rFonts w:ascii="Times New Roman" w:eastAsiaTheme="minorEastAsia" w:hAnsi="Times New Roman"/>
+          <w:kern w:val="0"/>
+          <w:sz w:val="28"/>
+          <w:lang w:val="en-US"/>
+          <w14:ligatures w14:val="none"/>
+        </w:rPr>
+        <w:t>forms</w:t>
+      </w:r>
+      <w:r>
+        <w:rPr>
+          <w:rFonts w:ascii="Times New Roman" w:eastAsiaTheme="minorEastAsia" w:hAnsi="Times New Roman"/>
+          <w:kern w:val="0"/>
+          <w:sz w:val="28"/>
+          <w14:ligatures w14:val="none"/>
+        </w:rPr>
+        <w:t>.</w:t>
+      </w:r>
+      <w:r>
+        <w:rPr>
+          <w:rFonts w:ascii="Times New Roman" w:eastAsiaTheme="minorEastAsia" w:hAnsi="Times New Roman"/>
+          <w:kern w:val="0"/>
+          <w:sz w:val="28"/>
+          <w:lang w:val="en-US"/>
+          <w14:ligatures w14:val="none"/>
+        </w:rPr>
+        <w:t>py</w:t>
+      </w:r>
+      <w:r>
+        <w:rPr>
+          <w:rFonts w:ascii="Times New Roman" w:eastAsiaTheme="minorEastAsia" w:hAnsi="Times New Roman"/>
+          <w:kern w:val="0"/>
+          <w:sz w:val="28"/>
+          <w14:ligatures w14:val="none"/>
         </w:rPr>
         <w:t xml:space="preserve">, </w:t>
       </w:r>
       <w:r>
         <w:rPr>
-          <w:rFonts w:ascii="Times New Roman" w:hAnsi="Times New Roman" w:cs="Times New Roman"/>
-          <w:sz w:val="28"/>
-          <w:szCs w:val="28"/>
-          <w:lang w:val="en-US"/>
-        </w:rPr>
-        <w:t>server</w:t>
-      </w:r>
-      <w:r>
-        <w:rPr>
-          <w:rFonts w:ascii="Times New Roman" w:hAnsi="Times New Roman" w:cs="Times New Roman"/>
-          <w:sz w:val="28"/>
-          <w:szCs w:val="28"/>
-        </w:rPr>
-        <w:t>»</w:t>
-      </w:r>
-      <w:r>
-        <w:rPr>
-          <w:rFonts w:ascii="Times New Roman" w:hAnsi="Times New Roman" w:cs="Times New Roman"/>
-          <w:sz w:val="28"/>
-          <w:szCs w:val="28"/>
-        </w:rPr>
-        <w:t xml:space="preserve">. </w:t>
-      </w:r>
-      <w:r>
-        <w:rPr>
-          <w:rFonts w:ascii="Times New Roman" w:hAnsi="Times New Roman" w:cs="Times New Roman"/>
-          <w:sz w:val="28"/>
-          <w:szCs w:val="28"/>
-        </w:rPr>
-        <w:t>Далее идет прием ответов, после чего осуществляется вывод в консоль.</w:t>
+          <w:rFonts w:ascii="Times New Roman" w:eastAsiaTheme="minorEastAsia" w:hAnsi="Times New Roman"/>
+          <w:kern w:val="0"/>
+          <w:sz w:val="28"/>
+          <w14:ligatures w14:val="none"/>
+        </w:rPr>
+        <w:t>где укажем надписи и имена полей.</w:t>
       </w:r>
     </w:p>
     <w:p>
@@ -2032,24 +2049,25 @@
         <w:ind w:firstLine="709"/>
         <w:jc w:val="center"/>
         <w:rPr>
-          <w:rFonts w:ascii="Times New Roman" w:hAnsi="Times New Roman" w:cs="Times New Roman"/>
-          <w:sz w:val="28"/>
-          <w:szCs w:val="28"/>
-        </w:rPr>
-      </w:pPr>
-      <w:r>
-        <w:rPr>
-          <w:rFonts w:ascii="Times New Roman" w:hAnsi="Times New Roman" w:cs="Times New Roman"/>
-          <w:noProof/>
-          <w:sz w:val="28"/>
-          <w:szCs w:val="28"/>
+          <w:rFonts w:ascii="Times New Roman" w:eastAsiaTheme="minorEastAsia" w:hAnsi="Times New Roman"/>
+          <w:kern w:val="0"/>
+          <w:sz w:val="28"/>
+          <w14:ligatures w14:val="none"/>
+        </w:rPr>
+      </w:pPr>
+      <w:r>
+        <w:rPr>
+          <w:rFonts w:ascii="Times New Roman" w:eastAsiaTheme="minorEastAsia" w:hAnsi="Times New Roman"/>
+          <w:kern w:val="0"/>
+          <w:sz w:val="28"/>
+          <w14:ligatures w14:val="none"/>
         </w:rPr>
         <w:lastRenderedPageBreak/>
         <w:drawing>
-          <wp:inline distT="0" distB="0" distL="0" distR="0" wp14:anchorId="38C3288E" wp14:editId="1E48F174">
-            <wp:extent cx="2695492" cy="2210814"/>
-            <wp:effectExtent l="0" t="0" r="0" b="0"/>
-            <wp:docPr id="1629573961" name="Рисунок 1"/>
+          <wp:inline distT="0" distB="0" distL="0" distR="0" wp14:anchorId="762CEDE1" wp14:editId="3E7AE588">
+            <wp:extent cx="4492487" cy="2604818"/>
+            <wp:effectExtent l="0" t="0" r="3810" b="5080"/>
+            <wp:docPr id="209069864" name="Рисунок 1"/>
             <wp:cNvGraphicFramePr>
               <a:graphicFrameLocks xmlns:a="http://schemas.openxmlformats.org/drawingml/2006/main" noChangeAspect="1"/>
             </wp:cNvGraphicFramePr>
@@ -2057,7 +2075,7 @@
               <a:graphicData uri="http://schemas.openxmlformats.org/drawingml/2006/picture">
                 <pic:pic xmlns:pic="http://schemas.openxmlformats.org/drawingml/2006/picture">
                   <pic:nvPicPr>
-                    <pic:cNvPr id="1629573961" name=""/>
+                    <pic:cNvPr id="209069864" name=""/>
                     <pic:cNvPicPr/>
                   </pic:nvPicPr>
                   <pic:blipFill>
@@ -2069,7 +2087,7 @@
                   <pic:spPr>
                     <a:xfrm>
                       <a:off x="0" y="0"/>
-                      <a:ext cx="2700341" cy="2214791"/>
+                      <a:ext cx="4497420" cy="2607678"/>
                     </a:xfrm>
                     <a:prstGeom prst="rect">
                       <a:avLst/>
@@ -2088,18 +2106,186 @@
         <w:ind w:firstLine="709"/>
         <w:jc w:val="center"/>
         <w:rPr>
-          <w:rFonts w:ascii="Times New Roman" w:hAnsi="Times New Roman" w:cs="Times New Roman"/>
-          <w:sz w:val="28"/>
-          <w:szCs w:val="28"/>
-        </w:rPr>
-      </w:pPr>
-      <w:r>
-        <w:rPr>
-          <w:rFonts w:ascii="Times New Roman" w:hAnsi="Times New Roman" w:cs="Times New Roman"/>
-          <w:sz w:val="28"/>
-          <w:szCs w:val="28"/>
-        </w:rPr>
-        <w:t>Рисунок 2 – Код для создания клиента в Задании 1</w:t>
+          <w:rFonts w:ascii="Times New Roman" w:eastAsiaTheme="minorEastAsia" w:hAnsi="Times New Roman"/>
+          <w:kern w:val="0"/>
+          <w:sz w:val="28"/>
+          <w14:ligatures w14:val="none"/>
+        </w:rPr>
+      </w:pPr>
+      <w:r>
+        <w:rPr>
+          <w:rFonts w:ascii="Times New Roman" w:eastAsiaTheme="minorEastAsia" w:hAnsi="Times New Roman"/>
+          <w:kern w:val="0"/>
+          <w:sz w:val="28"/>
+          <w14:ligatures w14:val="none"/>
+        </w:rPr>
+        <w:t xml:space="preserve">Рисунок </w:t>
+      </w:r>
+      <w:r>
+        <w:rPr>
+          <w:rFonts w:ascii="Times New Roman" w:eastAsiaTheme="minorEastAsia" w:hAnsi="Times New Roman"/>
+          <w:kern w:val="0"/>
+          <w:sz w:val="28"/>
+          <w:lang w:val="en-US"/>
+          <w14:ligatures w14:val="none"/>
+        </w:rPr>
+        <w:t>2</w:t>
+      </w:r>
+      <w:r>
+        <w:rPr>
+          <w:rFonts w:ascii="Times New Roman" w:eastAsiaTheme="minorEastAsia" w:hAnsi="Times New Roman"/>
+          <w:kern w:val="0"/>
+          <w:sz w:val="28"/>
+          <w14:ligatures w14:val="none"/>
+        </w:rPr>
+        <w:t xml:space="preserve"> – Код </w:t>
+      </w:r>
+      <w:r>
+        <w:rPr>
+          <w:rFonts w:ascii="Times New Roman" w:eastAsiaTheme="minorEastAsia" w:hAnsi="Times New Roman"/>
+          <w:kern w:val="0"/>
+          <w:sz w:val="28"/>
+          <w:lang w:val="en-US"/>
+          <w14:ligatures w14:val="none"/>
+        </w:rPr>
+        <w:t>forms</w:t>
+      </w:r>
+      <w:r>
+        <w:rPr>
+          <w:rFonts w:ascii="Times New Roman" w:eastAsiaTheme="minorEastAsia" w:hAnsi="Times New Roman"/>
+          <w:kern w:val="0"/>
+          <w:sz w:val="28"/>
+          <w:lang w:val="en-US"/>
+          <w14:ligatures w14:val="none"/>
+        </w:rPr>
+        <w:t>.py</w:t>
+      </w:r>
+    </w:p>
+    <w:p>
+      <w:pPr>
+        <w:spacing w:line="360" w:lineRule="auto"/>
+        <w:ind w:firstLine="709"/>
+        <w:rPr>
+          <w:rFonts w:ascii="Times New Roman" w:eastAsiaTheme="minorEastAsia" w:hAnsi="Times New Roman"/>
+          <w:kern w:val="0"/>
+          <w:sz w:val="28"/>
+          <w:lang w:val="en-US"/>
+          <w14:ligatures w14:val="none"/>
+        </w:rPr>
+      </w:pPr>
+      <w:r>
+        <w:rPr>
+          <w:rFonts w:ascii="Times New Roman" w:eastAsiaTheme="minorEastAsia" w:hAnsi="Times New Roman"/>
+          <w:kern w:val="0"/>
+          <w:sz w:val="28"/>
+          <w14:ligatures w14:val="none"/>
+        </w:rPr>
+        <w:t xml:space="preserve">После того, как форма будет готова, необходимо написать один из самых важных файлов – файл представления </w:t>
+      </w:r>
+      <w:r>
+        <w:rPr>
+          <w:rFonts w:ascii="Times New Roman" w:eastAsiaTheme="minorEastAsia" w:hAnsi="Times New Roman"/>
+          <w:kern w:val="0"/>
+          <w:sz w:val="28"/>
+          <w:lang w:val="en-US"/>
+          <w14:ligatures w14:val="none"/>
+        </w:rPr>
+        <w:t>views</w:t>
+      </w:r>
+      <w:r>
+        <w:rPr>
+          <w:rFonts w:ascii="Times New Roman" w:eastAsiaTheme="minorEastAsia" w:hAnsi="Times New Roman"/>
+          <w:kern w:val="0"/>
+          <w:sz w:val="28"/>
+          <w14:ligatures w14:val="none"/>
+        </w:rPr>
+        <w:t>.</w:t>
+      </w:r>
+      <w:r>
+        <w:rPr>
+          <w:rFonts w:ascii="Times New Roman" w:eastAsiaTheme="minorEastAsia" w:hAnsi="Times New Roman"/>
+          <w:kern w:val="0"/>
+          <w:sz w:val="28"/>
+          <w:lang w:val="en-US"/>
+          <w14:ligatures w14:val="none"/>
+        </w:rPr>
+        <w:t>py</w:t>
+      </w:r>
+      <w:r>
+        <w:rPr>
+          <w:rFonts w:ascii="Times New Roman" w:eastAsiaTheme="minorEastAsia" w:hAnsi="Times New Roman"/>
+          <w:kern w:val="0"/>
+          <w:sz w:val="28"/>
+          <w14:ligatures w14:val="none"/>
+        </w:rPr>
+        <w:t>.</w:t>
+      </w:r>
+    </w:p>
+    <w:p>
+      <w:pPr>
+        <w:spacing w:line="360" w:lineRule="auto"/>
+        <w:ind w:firstLine="709"/>
+        <w:rPr>
+          <w:rFonts w:ascii="Times New Roman" w:eastAsiaTheme="minorEastAsia" w:hAnsi="Times New Roman"/>
+          <w:kern w:val="0"/>
+          <w:sz w:val="28"/>
+          <w14:ligatures w14:val="none"/>
+        </w:rPr>
+      </w:pPr>
+      <w:r>
+        <w:rPr>
+          <w:rFonts w:ascii="Times New Roman" w:eastAsiaTheme="minorEastAsia" w:hAnsi="Times New Roman"/>
+          <w:kern w:val="0"/>
+          <w:sz w:val="28"/>
+          <w14:ligatures w14:val="none"/>
+        </w:rPr>
+        <w:t xml:space="preserve">В нем указаны все функции, вызывающие соответствующие </w:t>
+      </w:r>
+      <w:r>
+        <w:rPr>
+          <w:rFonts w:ascii="Times New Roman" w:eastAsiaTheme="minorEastAsia" w:hAnsi="Times New Roman"/>
+          <w:kern w:val="0"/>
+          <w:sz w:val="28"/>
+          <w:lang w:val="en-US"/>
+          <w14:ligatures w14:val="none"/>
+        </w:rPr>
+        <w:t>html</w:t>
+      </w:r>
+      <w:r>
+        <w:rPr>
+          <w:rFonts w:ascii="Times New Roman" w:eastAsiaTheme="minorEastAsia" w:hAnsi="Times New Roman"/>
+          <w:kern w:val="0"/>
+          <w:sz w:val="28"/>
+          <w14:ligatures w14:val="none"/>
+        </w:rPr>
+        <w:t>-файлы и передающие в них требуемые аргументы.</w:t>
+      </w:r>
+      <w:r>
+        <w:rPr>
+          <w:rFonts w:ascii="Times New Roman" w:eastAsiaTheme="minorEastAsia" w:hAnsi="Times New Roman"/>
+          <w:kern w:val="0"/>
+          <w:sz w:val="28"/>
+          <w14:ligatures w14:val="none"/>
+        </w:rPr>
+        <w:t xml:space="preserve"> </w:t>
+      </w:r>
+      <w:r>
+        <w:rPr>
+          <w:rFonts w:ascii="Times New Roman" w:eastAsiaTheme="minorEastAsia" w:hAnsi="Times New Roman"/>
+          <w:kern w:val="0"/>
+          <w:sz w:val="28"/>
+          <w14:ligatures w14:val="none"/>
+        </w:rPr>
+        <w:t>В каждую из них будем передавать нынешний год (необходим для отрисовки футера)</w:t>
+      </w:r>
+      <w:r>
+        <w:rPr>
+          <w:rFonts w:ascii="Times New Roman" w:eastAsiaTheme="minorEastAsia" w:hAnsi="Times New Roman"/>
+          <w:kern w:val="0"/>
+          <w:sz w:val="28"/>
+          <w14:ligatures w14:val="none"/>
+        </w:rPr>
+        <w:t>. Также, в страницу «О разработке» будем передавать количество имеющихся записей в базе данных. Также, при заполнении формы она будет сохраняться и будет возвращаться страница с успешным заполнением формы.</w:t>
       </w:r>
     </w:p>
     <w:p>
@@ -2108,23 +2294,25 @@
         <w:ind w:firstLine="709"/>
         <w:jc w:val="center"/>
         <w:rPr>
-          <w:rFonts w:ascii="Times New Roman" w:hAnsi="Times New Roman" w:cs="Times New Roman"/>
-          <w:sz w:val="28"/>
-          <w:szCs w:val="28"/>
-        </w:rPr>
-      </w:pPr>
-      <w:r>
-        <w:rPr>
-          <w:rFonts w:ascii="Times New Roman" w:hAnsi="Times New Roman" w:cs="Times New Roman"/>
-          <w:noProof/>
-          <w:sz w:val="28"/>
-          <w:szCs w:val="28"/>
-        </w:rPr>
+          <w:rFonts w:ascii="Times New Roman" w:eastAsiaTheme="minorEastAsia" w:hAnsi="Times New Roman"/>
+          <w:kern w:val="0"/>
+          <w:sz w:val="28"/>
+          <w14:ligatures w14:val="none"/>
+        </w:rPr>
+      </w:pPr>
+      <w:r>
+        <w:rPr>
+          <w:rFonts w:ascii="Times New Roman" w:eastAsiaTheme="minorEastAsia" w:hAnsi="Times New Roman"/>
+          <w:kern w:val="0"/>
+          <w:sz w:val="28"/>
+          <w14:ligatures w14:val="none"/>
+        </w:rPr>
+        <w:lastRenderedPageBreak/>
         <w:drawing>
-          <wp:inline distT="0" distB="0" distL="0" distR="0" wp14:anchorId="078568E2" wp14:editId="24155F80">
-            <wp:extent cx="3009900" cy="1047750"/>
+          <wp:inline distT="0" distB="0" distL="0" distR="0" wp14:anchorId="45D3453D" wp14:editId="5F8AF269">
+            <wp:extent cx="5317770" cy="3943847"/>
             <wp:effectExtent l="0" t="0" r="0" b="0"/>
-            <wp:docPr id="1789493842" name="Рисунок 1"/>
+            <wp:docPr id="1949271358" name="Рисунок 1"/>
             <wp:cNvGraphicFramePr>
               <a:graphicFrameLocks xmlns:a="http://schemas.openxmlformats.org/drawingml/2006/main" noChangeAspect="1"/>
             </wp:cNvGraphicFramePr>
@@ -2132,7 +2320,7 @@
               <a:graphicData uri="http://schemas.openxmlformats.org/drawingml/2006/picture">
                 <pic:pic xmlns:pic="http://schemas.openxmlformats.org/drawingml/2006/picture">
                   <pic:nvPicPr>
-                    <pic:cNvPr id="1789493842" name=""/>
+                    <pic:cNvPr id="1949271358" name=""/>
                     <pic:cNvPicPr/>
                   </pic:nvPicPr>
                   <pic:blipFill>
@@ -2144,7 +2332,7 @@
                   <pic:spPr>
                     <a:xfrm>
                       <a:off x="0" y="0"/>
-                      <a:ext cx="3009900" cy="1047750"/>
+                      <a:ext cx="5326085" cy="3950014"/>
                     </a:xfrm>
                     <a:prstGeom prst="rect">
                       <a:avLst/>
@@ -2163,18 +2351,213 @@
         <w:ind w:firstLine="709"/>
         <w:jc w:val="center"/>
         <w:rPr>
-          <w:rFonts w:ascii="Times New Roman" w:hAnsi="Times New Roman" w:cs="Times New Roman"/>
-          <w:sz w:val="28"/>
-          <w:szCs w:val="28"/>
-        </w:rPr>
-      </w:pPr>
-      <w:r>
-        <w:rPr>
-          <w:rFonts w:ascii="Times New Roman" w:hAnsi="Times New Roman" w:cs="Times New Roman"/>
-          <w:sz w:val="28"/>
-          <w:szCs w:val="28"/>
-        </w:rPr>
-        <w:t>Рисунок 3 – Вывод в консоли клиента</w:t>
+          <w:rFonts w:ascii="Times New Roman" w:eastAsiaTheme="minorEastAsia" w:hAnsi="Times New Roman"/>
+          <w:kern w:val="0"/>
+          <w:sz w:val="28"/>
+          <w14:ligatures w14:val="none"/>
+        </w:rPr>
+      </w:pPr>
+      <w:r>
+        <w:rPr>
+          <w:rFonts w:ascii="Times New Roman" w:eastAsiaTheme="minorEastAsia" w:hAnsi="Times New Roman"/>
+          <w:kern w:val="0"/>
+          <w:sz w:val="28"/>
+          <w14:ligatures w14:val="none"/>
+        </w:rPr>
+        <w:t xml:space="preserve">Рисунок 3 – Код </w:t>
+      </w:r>
+      <w:r>
+        <w:rPr>
+          <w:rFonts w:ascii="Times New Roman" w:eastAsiaTheme="minorEastAsia" w:hAnsi="Times New Roman"/>
+          <w:kern w:val="0"/>
+          <w:sz w:val="28"/>
+          <w:lang w:val="en-US"/>
+          <w14:ligatures w14:val="none"/>
+        </w:rPr>
+        <w:t>views.py</w:t>
+      </w:r>
+    </w:p>
+    <w:p>
+      <w:pPr>
+        <w:spacing w:line="360" w:lineRule="auto"/>
+        <w:ind w:firstLine="709"/>
+        <w:rPr>
+          <w:rFonts w:ascii="Times New Roman" w:eastAsiaTheme="minorEastAsia" w:hAnsi="Times New Roman"/>
+          <w:kern w:val="0"/>
+          <w:sz w:val="28"/>
+          <w:lang w:val="en-US"/>
+          <w14:ligatures w14:val="none"/>
+        </w:rPr>
+      </w:pPr>
+      <w:r>
+        <w:rPr>
+          <w:rFonts w:ascii="Times New Roman" w:eastAsiaTheme="minorEastAsia" w:hAnsi="Times New Roman"/>
+          <w:kern w:val="0"/>
+          <w:sz w:val="28"/>
+          <w14:ligatures w14:val="none"/>
+        </w:rPr>
+        <w:t xml:space="preserve">После создания файла-представлений необходимо написать файлы, отвечающие за </w:t>
+      </w:r>
+      <w:r>
+        <w:rPr>
+          <w:rFonts w:ascii="Times New Roman" w:eastAsiaTheme="minorEastAsia" w:hAnsi="Times New Roman"/>
+          <w:kern w:val="0"/>
+          <w:sz w:val="28"/>
+          <w:lang w:val="en-US"/>
+          <w14:ligatures w14:val="none"/>
+        </w:rPr>
+        <w:t>url</w:t>
+      </w:r>
+      <w:r>
+        <w:rPr>
+          <w:rFonts w:ascii="Times New Roman" w:eastAsiaTheme="minorEastAsia" w:hAnsi="Times New Roman"/>
+          <w:kern w:val="0"/>
+          <w:sz w:val="28"/>
+          <w14:ligatures w14:val="none"/>
+        </w:rPr>
+        <w:t>-адреса. Таких файла два</w:t>
+      </w:r>
+      <w:r>
+        <w:rPr>
+          <w:rFonts w:ascii="Times New Roman" w:eastAsiaTheme="minorEastAsia" w:hAnsi="Times New Roman"/>
+          <w:kern w:val="0"/>
+          <w:sz w:val="28"/>
+          <w14:ligatures w14:val="none"/>
+        </w:rPr>
+        <w:t xml:space="preserve">: </w:t>
+      </w:r>
+      <w:r>
+        <w:rPr>
+          <w:rFonts w:ascii="Times New Roman" w:eastAsiaTheme="minorEastAsia" w:hAnsi="Times New Roman"/>
+          <w:kern w:val="0"/>
+          <w:sz w:val="28"/>
+          <w14:ligatures w14:val="none"/>
+        </w:rPr>
+        <w:t xml:space="preserve">в папке </w:t>
+      </w:r>
+      <w:r>
+        <w:rPr>
+          <w:rFonts w:ascii="Times New Roman" w:eastAsiaTheme="minorEastAsia" w:hAnsi="Times New Roman"/>
+          <w:kern w:val="0"/>
+          <w:sz w:val="28"/>
+          <w:lang w:val="en-US"/>
+          <w14:ligatures w14:val="none"/>
+        </w:rPr>
+        <w:t>website</w:t>
+      </w:r>
+      <w:r>
+        <w:rPr>
+          <w:rFonts w:ascii="Times New Roman" w:eastAsiaTheme="minorEastAsia" w:hAnsi="Times New Roman"/>
+          <w:kern w:val="0"/>
+          <w:sz w:val="28"/>
+          <w14:ligatures w14:val="none"/>
+        </w:rPr>
+        <w:t xml:space="preserve"> </w:t>
+      </w:r>
+      <w:r>
+        <w:rPr>
+          <w:rFonts w:ascii="Times New Roman" w:eastAsiaTheme="minorEastAsia" w:hAnsi="Times New Roman"/>
+          <w:kern w:val="0"/>
+          <w:sz w:val="28"/>
+          <w14:ligatures w14:val="none"/>
+        </w:rPr>
+        <w:t xml:space="preserve">и в папке </w:t>
+      </w:r>
+      <w:r>
+        <w:rPr>
+          <w:rFonts w:ascii="Times New Roman" w:eastAsiaTheme="minorEastAsia" w:hAnsi="Times New Roman"/>
+          <w:kern w:val="0"/>
+          <w:sz w:val="28"/>
+          <w:lang w:val="en-US"/>
+          <w14:ligatures w14:val="none"/>
+        </w:rPr>
+        <w:t>orders</w:t>
+      </w:r>
+      <w:r>
+        <w:rPr>
+          <w:rFonts w:ascii="Times New Roman" w:eastAsiaTheme="minorEastAsia" w:hAnsi="Times New Roman"/>
+          <w:kern w:val="0"/>
+          <w:sz w:val="28"/>
+          <w14:ligatures w14:val="none"/>
+        </w:rPr>
+        <w:t>.</w:t>
+      </w:r>
+    </w:p>
+    <w:p>
+      <w:pPr>
+        <w:spacing w:line="360" w:lineRule="auto"/>
+        <w:ind w:firstLine="709"/>
+        <w:rPr>
+          <w:rFonts w:ascii="Times New Roman" w:eastAsiaTheme="minorEastAsia" w:hAnsi="Times New Roman"/>
+          <w:kern w:val="0"/>
+          <w:sz w:val="28"/>
+          <w14:ligatures w14:val="none"/>
+        </w:rPr>
+      </w:pPr>
+      <w:r>
+        <w:rPr>
+          <w:rFonts w:ascii="Times New Roman" w:eastAsiaTheme="minorEastAsia" w:hAnsi="Times New Roman"/>
+          <w:kern w:val="0"/>
+          <w:sz w:val="28"/>
+          <w14:ligatures w14:val="none"/>
+        </w:rPr>
+        <w:t xml:space="preserve">В папке в директории </w:t>
+      </w:r>
+      <w:r>
+        <w:rPr>
+          <w:rFonts w:ascii="Times New Roman" w:eastAsiaTheme="minorEastAsia" w:hAnsi="Times New Roman"/>
+          <w:kern w:val="0"/>
+          <w:sz w:val="28"/>
+          <w:lang w:val="en-US"/>
+          <w14:ligatures w14:val="none"/>
+        </w:rPr>
+        <w:t>website</w:t>
+      </w:r>
+      <w:r>
+        <w:rPr>
+          <w:rFonts w:ascii="Times New Roman" w:eastAsiaTheme="minorEastAsia" w:hAnsi="Times New Roman"/>
+          <w:kern w:val="0"/>
+          <w:sz w:val="28"/>
+          <w14:ligatures w14:val="none"/>
+        </w:rPr>
+        <w:t xml:space="preserve"> </w:t>
+      </w:r>
+      <w:r>
+        <w:rPr>
+          <w:rFonts w:ascii="Times New Roman" w:eastAsiaTheme="minorEastAsia" w:hAnsi="Times New Roman"/>
+          <w:kern w:val="0"/>
+          <w:sz w:val="28"/>
+          <w14:ligatures w14:val="none"/>
+        </w:rPr>
+        <w:t xml:space="preserve">напишем паттерны </w:t>
+      </w:r>
+      <w:r>
+        <w:rPr>
+          <w:rFonts w:ascii="Times New Roman" w:eastAsiaTheme="minorEastAsia" w:hAnsi="Times New Roman"/>
+          <w:kern w:val="0"/>
+          <w:sz w:val="28"/>
+          <w:lang w:val="en-US"/>
+          <w14:ligatures w14:val="none"/>
+        </w:rPr>
+        <w:t>url</w:t>
+      </w:r>
+      <w:r>
+        <w:rPr>
+          <w:rFonts w:ascii="Times New Roman" w:eastAsiaTheme="minorEastAsia" w:hAnsi="Times New Roman"/>
+          <w:kern w:val="0"/>
+          <w:sz w:val="28"/>
+          <w14:ligatures w14:val="none"/>
+        </w:rPr>
+        <w:t xml:space="preserve">-адресов для разграничения </w:t>
+      </w:r>
+      <w:r>
+        <w:rPr>
+          <w:rFonts w:ascii="Times New Roman" w:eastAsiaTheme="minorEastAsia" w:hAnsi="Times New Roman"/>
+          <w:kern w:val="0"/>
+          <w:sz w:val="28"/>
+          <w14:ligatures w14:val="none"/>
+        </w:rPr>
+        <w:t>административной панели и общедоступной части.</w:t>
       </w:r>
     </w:p>
     <w:p>
@@ -2183,210 +2566,24 @@
         <w:ind w:firstLine="709"/>
         <w:jc w:val="center"/>
         <w:rPr>
-          <w:rFonts w:ascii="Times New Roman" w:hAnsi="Times New Roman" w:cs="Times New Roman"/>
-          <w:sz w:val="28"/>
-          <w:szCs w:val="28"/>
-        </w:rPr>
-      </w:pPr>
-    </w:p>
-    <w:p>
-      <w:pPr>
-        <w:rPr>
-          <w:rFonts w:ascii="Times New Roman" w:hAnsi="Times New Roman" w:cs="Times New Roman"/>
-          <w:sz w:val="28"/>
-          <w:szCs w:val="28"/>
-        </w:rPr>
-      </w:pPr>
-      <w:r>
-        <w:rPr>
-          <w:rFonts w:ascii="Times New Roman" w:hAnsi="Times New Roman" w:cs="Times New Roman"/>
-          <w:sz w:val="28"/>
-          <w:szCs w:val="28"/>
-        </w:rPr>
-        <w:br w:type="page"/>
-      </w:r>
-    </w:p>
-    <w:p>
-      <w:pPr>
-        <w:spacing w:line="360" w:lineRule="auto"/>
-        <w:rPr>
-          <w:rFonts w:ascii="Times New Roman" w:hAnsi="Times New Roman" w:cs="Times New Roman"/>
-          <w:b/>
-          <w:bCs/>
-          <w:sz w:val="28"/>
-          <w:szCs w:val="28"/>
-        </w:rPr>
-      </w:pPr>
-      <w:r>
-        <w:rPr>
-          <w:rFonts w:ascii="Times New Roman" w:hAnsi="Times New Roman" w:cs="Times New Roman"/>
-          <w:b/>
-          <w:bCs/>
-          <w:sz w:val="28"/>
-          <w:szCs w:val="28"/>
-        </w:rPr>
-        <w:lastRenderedPageBreak/>
-        <w:t>Задание 2</w:t>
-      </w:r>
-    </w:p>
-    <w:p>
-      <w:pPr>
-        <w:spacing w:line="360" w:lineRule="auto"/>
-        <w:rPr>
-          <w:rFonts w:ascii="Times New Roman" w:eastAsiaTheme="minorEastAsia" w:hAnsi="Times New Roman"/>
-          <w:i/>
-          <w:iCs/>
-          <w:kern w:val="0"/>
-          <w:sz w:val="28"/>
-          <w14:ligatures w14:val="none"/>
-        </w:rPr>
-      </w:pPr>
-      <w:r>
-        <w:rPr>
-          <w:rFonts w:ascii="Times New Roman" w:eastAsiaTheme="minorEastAsia" w:hAnsi="Times New Roman"/>
-          <w:i/>
-          <w:iCs/>
-          <w:kern w:val="0"/>
-          <w:sz w:val="28"/>
-          <w14:ligatures w14:val="none"/>
-        </w:rPr>
-        <w:t>Реализация клиент-серверной логики для подсчёта площади трапеции</w:t>
-      </w:r>
-    </w:p>
-    <w:p>
-      <w:pPr>
-        <w:spacing w:line="360" w:lineRule="auto"/>
-        <w:ind w:firstLine="709"/>
-        <w:jc w:val="both"/>
-        <w:rPr>
-          <w:rFonts w:ascii="Times New Roman" w:eastAsiaTheme="minorEastAsia" w:hAnsi="Times New Roman"/>
-          <w:kern w:val="0"/>
-          <w:sz w:val="28"/>
-          <w14:ligatures w14:val="none"/>
-        </w:rPr>
-      </w:pPr>
-      <w:r>
-        <w:rPr>
-          <w:rFonts w:ascii="Times New Roman" w:eastAsiaTheme="minorEastAsia" w:hAnsi="Times New Roman"/>
-          <w:kern w:val="0"/>
-          <w:sz w:val="28"/>
-          <w14:ligatures w14:val="none"/>
-        </w:rPr>
-        <w:t>Данное задание делается по аналогии с предыдущим, только вместо текста передаются числа</w:t>
-      </w:r>
-      <w:r>
-        <w:rPr>
-          <w:rFonts w:ascii="Times New Roman" w:eastAsiaTheme="minorEastAsia" w:hAnsi="Times New Roman"/>
-          <w:kern w:val="0"/>
-          <w:sz w:val="28"/>
-          <w14:ligatures w14:val="none"/>
-        </w:rPr>
-        <w:t xml:space="preserve">: </w:t>
-      </w:r>
-      <w:r>
-        <w:rPr>
-          <w:rFonts w:ascii="Times New Roman" w:eastAsiaTheme="minorEastAsia" w:hAnsi="Times New Roman"/>
-          <w:kern w:val="0"/>
-          <w:sz w:val="28"/>
-          <w14:ligatures w14:val="none"/>
-        </w:rPr>
-        <w:t>две стороны и высота.</w:t>
-      </w:r>
-    </w:p>
-    <w:p>
-      <w:pPr>
-        <w:spacing w:line="360" w:lineRule="auto"/>
-        <w:ind w:firstLine="709"/>
-        <w:jc w:val="both"/>
-        <w:rPr>
-          <w:rFonts w:ascii="Times New Roman" w:eastAsiaTheme="minorEastAsia" w:hAnsi="Times New Roman"/>
-          <w:kern w:val="0"/>
-          <w:sz w:val="28"/>
-          <w14:ligatures w14:val="none"/>
-        </w:rPr>
-      </w:pPr>
-      <w:r>
-        <w:rPr>
-          <w:rFonts w:ascii="Times New Roman" w:eastAsiaTheme="minorEastAsia" w:hAnsi="Times New Roman"/>
-          <w:kern w:val="0"/>
-          <w:sz w:val="28"/>
-          <w14:ligatures w14:val="none"/>
-        </w:rPr>
-        <w:t xml:space="preserve">Код для клиента также создает сокет, далее пользователь вводит с клавиатуры 3 числа. Передаются они с помощью </w:t>
-      </w:r>
-      <w:r>
-        <w:rPr>
-          <w:rFonts w:ascii="Times New Roman" w:eastAsiaTheme="minorEastAsia" w:hAnsi="Times New Roman"/>
-          <w:kern w:val="0"/>
-          <w:sz w:val="28"/>
-          <w:lang w:val="en-US"/>
-          <w14:ligatures w14:val="none"/>
-        </w:rPr>
-        <w:t>json</w:t>
-      </w:r>
-      <w:r>
-        <w:rPr>
-          <w:rFonts w:ascii="Times New Roman" w:eastAsiaTheme="minorEastAsia" w:hAnsi="Times New Roman"/>
-          <w:kern w:val="0"/>
-          <w:sz w:val="28"/>
-          <w14:ligatures w14:val="none"/>
-        </w:rPr>
-        <w:t xml:space="preserve">-а, в который упаковывается числа. После чего ожидает ответ от сервера в формате </w:t>
-      </w:r>
-      <w:r>
-        <w:rPr>
-          <w:rFonts w:ascii="Times New Roman" w:eastAsiaTheme="minorEastAsia" w:hAnsi="Times New Roman"/>
-          <w:kern w:val="0"/>
-          <w:sz w:val="28"/>
-          <w:lang w:val="en-US"/>
-          <w14:ligatures w14:val="none"/>
-        </w:rPr>
-        <w:t>json</w:t>
-      </w:r>
-      <w:r>
-        <w:rPr>
-          <w:rFonts w:ascii="Times New Roman" w:eastAsiaTheme="minorEastAsia" w:hAnsi="Times New Roman"/>
-          <w:kern w:val="0"/>
-          <w:sz w:val="28"/>
-          <w14:ligatures w14:val="none"/>
-        </w:rPr>
-        <w:t xml:space="preserve">, </w:t>
-      </w:r>
-      <w:r>
-        <w:rPr>
-          <w:rFonts w:ascii="Times New Roman" w:eastAsiaTheme="minorEastAsia" w:hAnsi="Times New Roman"/>
-          <w:kern w:val="0"/>
-          <w:sz w:val="28"/>
-          <w14:ligatures w14:val="none"/>
-        </w:rPr>
-        <w:t>который потом декодируется и выводится пользователю.</w:t>
-      </w:r>
-    </w:p>
-    <w:p>
-      <w:pPr>
-        <w:spacing w:line="360" w:lineRule="auto"/>
-        <w:ind w:firstLine="709"/>
-        <w:jc w:val="center"/>
-        <w:rPr>
-          <w:rFonts w:ascii="Times New Roman" w:eastAsiaTheme="minorEastAsia" w:hAnsi="Times New Roman"/>
-          <w:kern w:val="0"/>
-          <w:sz w:val="28"/>
-          <w14:ligatures w14:val="none"/>
-        </w:rPr>
-      </w:pPr>
-      <w:r>
-        <w:rPr>
-          <w:rFonts w:ascii="Times New Roman" w:eastAsiaTheme="minorEastAsia" w:hAnsi="Times New Roman"/>
-          <w:noProof/>
+          <w:rFonts w:ascii="Times New Roman" w:eastAsiaTheme="minorEastAsia" w:hAnsi="Times New Roman"/>
+          <w:kern w:val="0"/>
+          <w:sz w:val="28"/>
+          <w14:ligatures w14:val="none"/>
+        </w:rPr>
+      </w:pPr>
+      <w:r>
+        <w:rPr>
+          <w:rFonts w:ascii="Times New Roman" w:eastAsiaTheme="minorEastAsia" w:hAnsi="Times New Roman"/>
           <w:kern w:val="0"/>
           <w:sz w:val="28"/>
           <w14:ligatures w14:val="none"/>
         </w:rPr>
         <w:drawing>
-          <wp:inline distT="0" distB="0" distL="0" distR="0" wp14:anchorId="7CA9C1F6" wp14:editId="26F32FA7">
-            <wp:extent cx="5128592" cy="2062401"/>
-            <wp:effectExtent l="0" t="0" r="0" b="0"/>
-            <wp:docPr id="782492802" name="Рисунок 1"/>
+          <wp:inline distT="0" distB="0" distL="0" distR="0" wp14:anchorId="755F7C75" wp14:editId="6B36912F">
+            <wp:extent cx="3286125" cy="1057275"/>
+            <wp:effectExtent l="0" t="0" r="9525" b="9525"/>
+            <wp:docPr id="394828717" name="Рисунок 1"/>
             <wp:cNvGraphicFramePr>
               <a:graphicFrameLocks xmlns:a="http://schemas.openxmlformats.org/drawingml/2006/main" noChangeAspect="1"/>
             </wp:cNvGraphicFramePr>
@@ -2394,7 +2591,7 @@
               <a:graphicData uri="http://schemas.openxmlformats.org/drawingml/2006/picture">
                 <pic:pic xmlns:pic="http://schemas.openxmlformats.org/drawingml/2006/picture">
                   <pic:nvPicPr>
-                    <pic:cNvPr id="782492802" name=""/>
+                    <pic:cNvPr id="394828717" name=""/>
                     <pic:cNvPicPr/>
                   </pic:nvPicPr>
                   <pic:blipFill>
@@ -2406,7 +2603,7 @@
                   <pic:spPr>
                     <a:xfrm>
                       <a:off x="0" y="0"/>
-                      <a:ext cx="5134567" cy="2064804"/>
+                      <a:ext cx="3286125" cy="1057275"/>
                     </a:xfrm>
                     <a:prstGeom prst="rect">
                       <a:avLst/>
@@ -2428,68 +2625,125 @@
           <w:rFonts w:ascii="Times New Roman" w:eastAsiaTheme="minorEastAsia" w:hAnsi="Times New Roman"/>
           <w:kern w:val="0"/>
           <w:sz w:val="28"/>
-          <w14:ligatures w14:val="none"/>
-        </w:rPr>
-      </w:pPr>
-      <w:r>
-        <w:rPr>
-          <w:rFonts w:ascii="Times New Roman" w:eastAsiaTheme="minorEastAsia" w:hAnsi="Times New Roman"/>
-          <w:kern w:val="0"/>
-          <w:sz w:val="28"/>
-          <w14:ligatures w14:val="none"/>
-        </w:rPr>
-        <w:t>Рисунок 4 – Код клиента для Задания 2</w:t>
-      </w:r>
-    </w:p>
-    <w:p>
-      <w:pPr>
-        <w:spacing w:line="360" w:lineRule="auto"/>
-        <w:ind w:firstLine="709"/>
-        <w:jc w:val="both"/>
-        <w:rPr>
-          <w:rFonts w:ascii="Times New Roman" w:eastAsiaTheme="minorEastAsia" w:hAnsi="Times New Roman"/>
-          <w:kern w:val="0"/>
-          <w:sz w:val="28"/>
-          <w14:ligatures w14:val="none"/>
-        </w:rPr>
-      </w:pPr>
-      <w:r>
-        <w:rPr>
-          <w:rFonts w:ascii="Times New Roman" w:eastAsiaTheme="minorEastAsia" w:hAnsi="Times New Roman"/>
-          <w:kern w:val="0"/>
-          <w:sz w:val="28"/>
-          <w14:ligatures w14:val="none"/>
-        </w:rPr>
-        <w:t xml:space="preserve">Код для клиента отличается от предыдущего задания лишь приемом </w:t>
-      </w:r>
-      <w:r>
-        <w:rPr>
-          <w:rFonts w:ascii="Times New Roman" w:eastAsiaTheme="minorEastAsia" w:hAnsi="Times New Roman"/>
-          <w:kern w:val="0"/>
-          <w:sz w:val="28"/>
-          <w:lang w:val="en-US"/>
-          <w14:ligatures w14:val="none"/>
-        </w:rPr>
-        <w:t>json</w:t>
-      </w:r>
-      <w:r>
-        <w:rPr>
-          <w:rFonts w:ascii="Times New Roman" w:eastAsiaTheme="minorEastAsia" w:hAnsi="Times New Roman"/>
-          <w:kern w:val="0"/>
-          <w:sz w:val="28"/>
-          <w14:ligatures w14:val="none"/>
-        </w:rPr>
-        <w:t xml:space="preserve">-а от клиента, его декодированием, вычислением площади и передачей его с помощью </w:t>
-      </w:r>
-      <w:r>
-        <w:rPr>
-          <w:rFonts w:ascii="Times New Roman" w:eastAsiaTheme="minorEastAsia" w:hAnsi="Times New Roman"/>
-          <w:kern w:val="0"/>
-          <w:sz w:val="28"/>
-          <w:lang w:val="en-US"/>
-          <w14:ligatures w14:val="none"/>
-        </w:rPr>
-        <w:t>json</w:t>
+          <w:lang w:val="en-US"/>
+          <w14:ligatures w14:val="none"/>
+        </w:rPr>
+      </w:pPr>
+      <w:r>
+        <w:rPr>
+          <w:rFonts w:ascii="Times New Roman" w:eastAsiaTheme="minorEastAsia" w:hAnsi="Times New Roman"/>
+          <w:kern w:val="0"/>
+          <w:sz w:val="28"/>
+          <w14:ligatures w14:val="none"/>
+        </w:rPr>
+        <w:t xml:space="preserve">Рисунок 4 – Код </w:t>
+      </w:r>
+      <w:r>
+        <w:rPr>
+          <w:rFonts w:ascii="Times New Roman" w:eastAsiaTheme="minorEastAsia" w:hAnsi="Times New Roman"/>
+          <w:kern w:val="0"/>
+          <w:sz w:val="28"/>
+          <w:lang w:val="en-US"/>
+          <w14:ligatures w14:val="none"/>
+        </w:rPr>
+        <w:t>website</w:t>
+      </w:r>
+      <w:r>
+        <w:rPr>
+          <w:rFonts w:ascii="Times New Roman" w:eastAsiaTheme="minorEastAsia" w:hAnsi="Times New Roman"/>
+          <w:kern w:val="0"/>
+          <w:sz w:val="28"/>
+          <w14:ligatures w14:val="none"/>
+        </w:rPr>
+        <w:t>/</w:t>
+      </w:r>
+      <w:r>
+        <w:rPr>
+          <w:rFonts w:ascii="Times New Roman" w:eastAsiaTheme="minorEastAsia" w:hAnsi="Times New Roman"/>
+          <w:kern w:val="0"/>
+          <w:sz w:val="28"/>
+          <w:lang w:val="en-US"/>
+          <w14:ligatures w14:val="none"/>
+        </w:rPr>
+        <w:t>urls</w:t>
+      </w:r>
+      <w:r>
+        <w:rPr>
+          <w:rFonts w:ascii="Times New Roman" w:eastAsiaTheme="minorEastAsia" w:hAnsi="Times New Roman"/>
+          <w:kern w:val="0"/>
+          <w:sz w:val="28"/>
+          <w14:ligatures w14:val="none"/>
+        </w:rPr>
+        <w:t>.</w:t>
+      </w:r>
+      <w:r>
+        <w:rPr>
+          <w:rFonts w:ascii="Times New Roman" w:eastAsiaTheme="minorEastAsia" w:hAnsi="Times New Roman"/>
+          <w:kern w:val="0"/>
+          <w:sz w:val="28"/>
+          <w:lang w:val="en-US"/>
+          <w14:ligatures w14:val="none"/>
+        </w:rPr>
+        <w:t>py</w:t>
+      </w:r>
+    </w:p>
+    <w:p>
+      <w:pPr>
+        <w:spacing w:line="360" w:lineRule="auto"/>
+        <w:ind w:firstLine="709"/>
+        <w:rPr>
+          <w:rFonts w:ascii="Times New Roman" w:eastAsiaTheme="minorEastAsia" w:hAnsi="Times New Roman"/>
+          <w:kern w:val="0"/>
+          <w:sz w:val="28"/>
+          <w14:ligatures w14:val="none"/>
+        </w:rPr>
+      </w:pPr>
+      <w:r>
+        <w:rPr>
+          <w:rFonts w:ascii="Times New Roman" w:eastAsiaTheme="minorEastAsia" w:hAnsi="Times New Roman"/>
+          <w:kern w:val="0"/>
+          <w:sz w:val="28"/>
+          <w14:ligatures w14:val="none"/>
+        </w:rPr>
+        <w:t xml:space="preserve">В папке в директории </w:t>
+      </w:r>
+      <w:r>
+        <w:rPr>
+          <w:rFonts w:ascii="Times New Roman" w:eastAsiaTheme="minorEastAsia" w:hAnsi="Times New Roman"/>
+          <w:kern w:val="0"/>
+          <w:sz w:val="28"/>
+          <w:lang w:val="en-US"/>
+          <w14:ligatures w14:val="none"/>
+        </w:rPr>
+        <w:t>orders</w:t>
+      </w:r>
+      <w:r>
+        <w:rPr>
+          <w:rFonts w:ascii="Times New Roman" w:eastAsiaTheme="minorEastAsia" w:hAnsi="Times New Roman"/>
+          <w:kern w:val="0"/>
+          <w:sz w:val="28"/>
+          <w14:ligatures w14:val="none"/>
+        </w:rPr>
+        <w:t xml:space="preserve"> </w:t>
+      </w:r>
+      <w:r>
+        <w:rPr>
+          <w:rFonts w:ascii="Times New Roman" w:eastAsiaTheme="minorEastAsia" w:hAnsi="Times New Roman"/>
+          <w:kern w:val="0"/>
+          <w:sz w:val="28"/>
+          <w14:ligatures w14:val="none"/>
+        </w:rPr>
+        <w:t xml:space="preserve">заполним паттерны </w:t>
+      </w:r>
+      <w:r>
+        <w:rPr>
+          <w:rFonts w:ascii="Times New Roman" w:eastAsiaTheme="minorEastAsia" w:hAnsi="Times New Roman"/>
+          <w:kern w:val="0"/>
+          <w:sz w:val="28"/>
+          <w:lang w:val="en-US"/>
+          <w14:ligatures w14:val="none"/>
+        </w:rPr>
+        <w:t>url</w:t>
       </w:r>
       <w:r>
         <w:rPr>
@@ -2507,7 +2761,7 @@
           <w:sz w:val="28"/>
           <w14:ligatures w14:val="none"/>
         </w:rPr>
-        <w:t>а обратно клиенту.</w:t>
+        <w:t>адресов для работы с адресом и вызова соответствующих функций-представлений.</w:t>
       </w:r>
     </w:p>
     <w:p>
@@ -2525,17 +2779,16 @@
       <w:r>
         <w:rPr>
           <w:rFonts w:ascii="Times New Roman" w:eastAsiaTheme="minorEastAsia" w:hAnsi="Times New Roman"/>
-          <w:noProof/>
           <w:kern w:val="0"/>
           <w:sz w:val="28"/>
           <w14:ligatures w14:val="none"/>
         </w:rPr>
         <w:lastRenderedPageBreak/>
         <w:drawing>
-          <wp:inline distT="0" distB="0" distL="0" distR="0" wp14:anchorId="520EB238" wp14:editId="16D5AF30">
-            <wp:extent cx="3054889" cy="3244132"/>
-            <wp:effectExtent l="0" t="0" r="0" b="0"/>
-            <wp:docPr id="1195137944" name="Рисунок 1"/>
+          <wp:inline distT="0" distB="0" distL="0" distR="0" wp14:anchorId="01A558E6" wp14:editId="0D6367F8">
+            <wp:extent cx="5406887" cy="1230493"/>
+            <wp:effectExtent l="0" t="0" r="3810" b="8255"/>
+            <wp:docPr id="1817781046" name="Рисунок 1"/>
             <wp:cNvGraphicFramePr>
               <a:graphicFrameLocks xmlns:a="http://schemas.openxmlformats.org/drawingml/2006/main" noChangeAspect="1"/>
             </wp:cNvGraphicFramePr>
@@ -2543,7 +2796,7 @@
               <a:graphicData uri="http://schemas.openxmlformats.org/drawingml/2006/picture">
                 <pic:pic xmlns:pic="http://schemas.openxmlformats.org/drawingml/2006/picture">
                   <pic:nvPicPr>
-                    <pic:cNvPr id="1195137944" name=""/>
+                    <pic:cNvPr id="1817781046" name=""/>
                     <pic:cNvPicPr/>
                   </pic:nvPicPr>
                   <pic:blipFill>
@@ -2555,7 +2808,7 @@
                   <pic:spPr>
                     <a:xfrm>
                       <a:off x="0" y="0"/>
-                      <a:ext cx="3066672" cy="3256645"/>
+                      <a:ext cx="5419960" cy="1233468"/>
                     </a:xfrm>
                     <a:prstGeom prst="rect">
                       <a:avLst/>
@@ -2577,17 +2830,134 @@
           <w:rFonts w:ascii="Times New Roman" w:eastAsiaTheme="minorEastAsia" w:hAnsi="Times New Roman"/>
           <w:kern w:val="0"/>
           <w:sz w:val="28"/>
-          <w14:ligatures w14:val="none"/>
-        </w:rPr>
-      </w:pPr>
-      <w:r>
-        <w:rPr>
-          <w:rFonts w:ascii="Times New Roman" w:eastAsiaTheme="minorEastAsia" w:hAnsi="Times New Roman"/>
-          <w:kern w:val="0"/>
-          <w:sz w:val="28"/>
-          <w14:ligatures w14:val="none"/>
-        </w:rPr>
-        <w:t>Рисунок 5 – Код для сервера в Задании 2</w:t>
+          <w:lang w:val="en-US"/>
+          <w14:ligatures w14:val="none"/>
+        </w:rPr>
+      </w:pPr>
+      <w:r>
+        <w:rPr>
+          <w:rFonts w:ascii="Times New Roman" w:eastAsiaTheme="minorEastAsia" w:hAnsi="Times New Roman"/>
+          <w:kern w:val="0"/>
+          <w:sz w:val="28"/>
+          <w14:ligatures w14:val="none"/>
+        </w:rPr>
+        <w:t>Рисунок</w:t>
+      </w:r>
+      <w:r>
+        <w:rPr>
+          <w:rFonts w:ascii="Times New Roman" w:eastAsiaTheme="minorEastAsia" w:hAnsi="Times New Roman"/>
+          <w:kern w:val="0"/>
+          <w:sz w:val="28"/>
+          <w:lang w:val="en-US"/>
+          <w14:ligatures w14:val="none"/>
+        </w:rPr>
+        <w:t xml:space="preserve"> 5 – </w:t>
+      </w:r>
+      <w:r>
+        <w:rPr>
+          <w:rFonts w:ascii="Times New Roman" w:eastAsiaTheme="minorEastAsia" w:hAnsi="Times New Roman"/>
+          <w:kern w:val="0"/>
+          <w:sz w:val="28"/>
+          <w14:ligatures w14:val="none"/>
+        </w:rPr>
+        <w:t>Код</w:t>
+      </w:r>
+      <w:r>
+        <w:rPr>
+          <w:rFonts w:ascii="Times New Roman" w:eastAsiaTheme="minorEastAsia" w:hAnsi="Times New Roman"/>
+          <w:kern w:val="0"/>
+          <w:sz w:val="28"/>
+          <w:lang w:val="en-US"/>
+          <w14:ligatures w14:val="none"/>
+        </w:rPr>
+        <w:t xml:space="preserve"> </w:t>
+      </w:r>
+      <w:r>
+        <w:rPr>
+          <w:rFonts w:ascii="Times New Roman" w:eastAsiaTheme="minorEastAsia" w:hAnsi="Times New Roman"/>
+          <w:kern w:val="0"/>
+          <w:sz w:val="28"/>
+          <w:lang w:val="en-US"/>
+          <w14:ligatures w14:val="none"/>
+        </w:rPr>
+        <w:t>orders/urls.py</w:t>
+      </w:r>
+    </w:p>
+    <w:p>
+      <w:pPr>
+        <w:spacing w:line="360" w:lineRule="auto"/>
+        <w:ind w:firstLine="709"/>
+        <w:rPr>
+          <w:rFonts w:ascii="Times New Roman" w:eastAsiaTheme="minorEastAsia" w:hAnsi="Times New Roman"/>
+          <w:kern w:val="0"/>
+          <w:sz w:val="28"/>
+          <w14:ligatures w14:val="none"/>
+        </w:rPr>
+      </w:pPr>
+      <w:r>
+        <w:rPr>
+          <w:rFonts w:ascii="Times New Roman" w:eastAsiaTheme="minorEastAsia" w:hAnsi="Times New Roman"/>
+          <w:kern w:val="0"/>
+          <w:sz w:val="28"/>
+          <w14:ligatures w14:val="none"/>
+        </w:rPr>
+        <w:t xml:space="preserve">Также, необходимо прописать </w:t>
+      </w:r>
+      <w:r>
+        <w:rPr>
+          <w:rFonts w:ascii="Times New Roman" w:eastAsiaTheme="minorEastAsia" w:hAnsi="Times New Roman"/>
+          <w:kern w:val="0"/>
+          <w:sz w:val="28"/>
+          <w14:ligatures w14:val="none"/>
+        </w:rPr>
+        <w:t xml:space="preserve">код для файла </w:t>
+      </w:r>
+      <w:r>
+        <w:rPr>
+          <w:rFonts w:ascii="Times New Roman" w:eastAsiaTheme="minorEastAsia" w:hAnsi="Times New Roman"/>
+          <w:kern w:val="0"/>
+          <w:sz w:val="28"/>
+          <w:lang w:val="en-US"/>
+          <w14:ligatures w14:val="none"/>
+        </w:rPr>
+        <w:t>admin</w:t>
+      </w:r>
+      <w:r>
+        <w:rPr>
+          <w:rFonts w:ascii="Times New Roman" w:eastAsiaTheme="minorEastAsia" w:hAnsi="Times New Roman"/>
+          <w:kern w:val="0"/>
+          <w:sz w:val="28"/>
+          <w14:ligatures w14:val="none"/>
+        </w:rPr>
+        <w:t>.</w:t>
+      </w:r>
+      <w:r>
+        <w:rPr>
+          <w:rFonts w:ascii="Times New Roman" w:eastAsiaTheme="minorEastAsia" w:hAnsi="Times New Roman"/>
+          <w:kern w:val="0"/>
+          <w:sz w:val="28"/>
+          <w:lang w:val="en-US"/>
+          <w14:ligatures w14:val="none"/>
+        </w:rPr>
+        <w:t>py</w:t>
+      </w:r>
+      <w:r>
+        <w:rPr>
+          <w:rFonts w:ascii="Times New Roman" w:eastAsiaTheme="minorEastAsia" w:hAnsi="Times New Roman"/>
+          <w:kern w:val="0"/>
+          <w:sz w:val="28"/>
+          <w14:ligatures w14:val="none"/>
+        </w:rPr>
+        <w:t xml:space="preserve">, </w:t>
+      </w:r>
+      <w:r>
+        <w:rPr>
+          <w:rFonts w:ascii="Times New Roman" w:eastAsiaTheme="minorEastAsia" w:hAnsi="Times New Roman"/>
+          <w:kern w:val="0"/>
+          <w:sz w:val="28"/>
+          <w14:ligatures w14:val="none"/>
+        </w:rPr>
+        <w:t>который отвечает за работу административной части и запись отправленных пользователем данных.</w:t>
       </w:r>
     </w:p>
     <w:p>
@@ -2605,16 +2975,15 @@
       <w:r>
         <w:rPr>
           <w:rFonts w:ascii="Times New Roman" w:eastAsiaTheme="minorEastAsia" w:hAnsi="Times New Roman"/>
-          <w:noProof/>
           <w:kern w:val="0"/>
           <w:sz w:val="28"/>
           <w14:ligatures w14:val="none"/>
         </w:rPr>
         <w:drawing>
-          <wp:inline distT="0" distB="0" distL="0" distR="0" wp14:anchorId="3143D440" wp14:editId="155E3D09">
-            <wp:extent cx="4572000" cy="1240145"/>
-            <wp:effectExtent l="0" t="0" r="0" b="0"/>
-            <wp:docPr id="246166963" name="Рисунок 1"/>
+          <wp:inline distT="0" distB="0" distL="0" distR="0" wp14:anchorId="3D571062" wp14:editId="501C5C5D">
+            <wp:extent cx="4267200" cy="1209675"/>
+            <wp:effectExtent l="0" t="0" r="0" b="9525"/>
+            <wp:docPr id="923200557" name="Рисунок 1"/>
             <wp:cNvGraphicFramePr>
               <a:graphicFrameLocks xmlns:a="http://schemas.openxmlformats.org/drawingml/2006/main" noChangeAspect="1"/>
             </wp:cNvGraphicFramePr>
@@ -2622,7 +2991,7 @@
               <a:graphicData uri="http://schemas.openxmlformats.org/drawingml/2006/picture">
                 <pic:pic xmlns:pic="http://schemas.openxmlformats.org/drawingml/2006/picture">
                   <pic:nvPicPr>
-                    <pic:cNvPr id="246166963" name=""/>
+                    <pic:cNvPr id="923200557" name=""/>
                     <pic:cNvPicPr/>
                   </pic:nvPicPr>
                   <pic:blipFill>
@@ -2634,7 +3003,7 @@
                   <pic:spPr>
                     <a:xfrm>
                       <a:off x="0" y="0"/>
-                      <a:ext cx="4583966" cy="1243391"/>
+                      <a:ext cx="4267200" cy="1209675"/>
                     </a:xfrm>
                     <a:prstGeom prst="rect">
                       <a:avLst/>
@@ -2646,15 +3015,6 @@
           </wp:inline>
         </w:drawing>
       </w:r>
-      <w:r>
-        <w:rPr>
-          <w:rFonts w:ascii="Times New Roman" w:eastAsiaTheme="minorEastAsia" w:hAnsi="Times New Roman"/>
-          <w:kern w:val="0"/>
-          <w:sz w:val="28"/>
-          <w14:ligatures w14:val="none"/>
-        </w:rPr>
-        <w:t xml:space="preserve"> </w:t>
-      </w:r>
     </w:p>
     <w:p>
       <w:pPr>
@@ -2665,66 +3025,70 @@
           <w:rFonts w:ascii="Times New Roman" w:eastAsiaTheme="minorEastAsia" w:hAnsi="Times New Roman"/>
           <w:kern w:val="0"/>
           <w:sz w:val="28"/>
-          <w14:ligatures w14:val="none"/>
-        </w:rPr>
-      </w:pPr>
-      <w:r>
-        <w:rPr>
-          <w:rFonts w:ascii="Times New Roman" w:eastAsiaTheme="minorEastAsia" w:hAnsi="Times New Roman"/>
-          <w:kern w:val="0"/>
-          <w:sz w:val="28"/>
-          <w14:ligatures w14:val="none"/>
-        </w:rPr>
-        <w:t>Рисунок 6 – Вывод в консоли клиента</w:t>
-      </w:r>
-    </w:p>
-    <w:p>
-      <w:pPr>
-        <w:rPr>
-          <w:rFonts w:ascii="Times New Roman" w:eastAsiaTheme="minorEastAsia" w:hAnsi="Times New Roman"/>
-          <w:kern w:val="0"/>
-          <w:sz w:val="28"/>
-          <w14:ligatures w14:val="none"/>
-        </w:rPr>
-      </w:pPr>
-      <w:r>
-        <w:rPr>
-          <w:rFonts w:ascii="Times New Roman" w:eastAsiaTheme="minorEastAsia" w:hAnsi="Times New Roman"/>
-          <w:kern w:val="0"/>
-          <w:sz w:val="28"/>
-          <w14:ligatures w14:val="none"/>
-        </w:rPr>
-        <w:br w:type="page"/>
-      </w:r>
-    </w:p>
-    <w:p>
-      <w:pPr>
-        <w:spacing w:line="360" w:lineRule="auto"/>
-        <w:rPr>
-          <w:rFonts w:ascii="Times New Roman" w:eastAsiaTheme="minorEastAsia" w:hAnsi="Times New Roman"/>
-          <w:b/>
-          <w:bCs/>
-          <w:kern w:val="0"/>
-          <w:sz w:val="28"/>
-          <w14:ligatures w14:val="none"/>
-        </w:rPr>
-      </w:pPr>
-      <w:r>
-        <w:rPr>
-          <w:rFonts w:ascii="Times New Roman" w:eastAsiaTheme="minorEastAsia" w:hAnsi="Times New Roman"/>
-          <w:b/>
-          <w:bCs/>
-          <w:kern w:val="0"/>
-          <w:sz w:val="28"/>
-          <w14:ligatures w14:val="none"/>
-        </w:rPr>
-        <w:lastRenderedPageBreak/>
-        <w:t>Задание 3</w:t>
-      </w:r>
-    </w:p>
-    <w:p>
-      <w:pPr>
-        <w:spacing w:line="360" w:lineRule="auto"/>
+          <w:lang w:val="en-US"/>
+          <w14:ligatures w14:val="none"/>
+        </w:rPr>
+      </w:pPr>
+      <w:r>
+        <w:rPr>
+          <w:rFonts w:ascii="Times New Roman" w:eastAsiaTheme="minorEastAsia" w:hAnsi="Times New Roman"/>
+          <w:kern w:val="0"/>
+          <w:sz w:val="28"/>
+          <w14:ligatures w14:val="none"/>
+        </w:rPr>
+        <w:t xml:space="preserve">Рисунок 6 – Код для </w:t>
+      </w:r>
+      <w:r>
+        <w:rPr>
+          <w:rFonts w:ascii="Times New Roman" w:eastAsiaTheme="minorEastAsia" w:hAnsi="Times New Roman"/>
+          <w:kern w:val="0"/>
+          <w:sz w:val="28"/>
+          <w:lang w:val="en-US"/>
+          <w14:ligatures w14:val="none"/>
+        </w:rPr>
+        <w:t>admin</w:t>
+      </w:r>
+      <w:r>
+        <w:rPr>
+          <w:rFonts w:ascii="Times New Roman" w:eastAsiaTheme="minorEastAsia" w:hAnsi="Times New Roman"/>
+          <w:kern w:val="0"/>
+          <w:sz w:val="28"/>
+          <w14:ligatures w14:val="none"/>
+        </w:rPr>
+        <w:t>.</w:t>
+      </w:r>
+      <w:r>
+        <w:rPr>
+          <w:rFonts w:ascii="Times New Roman" w:eastAsiaTheme="minorEastAsia" w:hAnsi="Times New Roman"/>
+          <w:kern w:val="0"/>
+          <w:sz w:val="28"/>
+          <w:lang w:val="en-US"/>
+          <w14:ligatures w14:val="none"/>
+        </w:rPr>
+        <w:t>py</w:t>
+      </w:r>
+    </w:p>
+    <w:p>
+      <w:pPr>
+        <w:spacing w:line="360" w:lineRule="auto"/>
+        <w:ind w:firstLine="709"/>
+        <w:rPr>
+          <w:rFonts w:ascii="Times New Roman" w:eastAsiaTheme="minorEastAsia" w:hAnsi="Times New Roman"/>
+          <w:kern w:val="0"/>
+          <w:sz w:val="28"/>
+          <w14:ligatures w14:val="none"/>
+        </w:rPr>
+      </w:pPr>
+      <w:r>
+        <w:rPr>
+          <w:rFonts w:ascii="Times New Roman" w:eastAsiaTheme="minorEastAsia" w:hAnsi="Times New Roman"/>
+          <w:kern w:val="0"/>
+          <w:sz w:val="28"/>
+          <w14:ligatures w14:val="none"/>
+        </w:rPr>
+        <w:t xml:space="preserve">Кроме того, необходимо создать суперпользователя (администратор) с помощью команды </w:t>
+      </w:r>
+      <w:r>
         <w:rPr>
           <w:rFonts w:ascii="Times New Roman" w:eastAsiaTheme="minorEastAsia" w:hAnsi="Times New Roman"/>
           <w:i/>
@@ -2733,23 +3097,41 @@
           <w:sz w:val="28"/>
           <w14:ligatures w14:val="none"/>
         </w:rPr>
-      </w:pPr>
-      <w:r>
-        <w:rPr>
-          <w:rFonts w:ascii="Times New Roman" w:eastAsiaTheme="minorEastAsia" w:hAnsi="Times New Roman"/>
-          <w:i/>
-          <w:iCs/>
-          <w:kern w:val="0"/>
-          <w:sz w:val="28"/>
-          <w14:ligatures w14:val="none"/>
-        </w:rPr>
-        <w:t xml:space="preserve">Реализация клиент-серверной логики для отображения </w:t>
-      </w:r>
-      <w:r>
-        <w:rPr>
-          <w:rFonts w:ascii="Times New Roman" w:eastAsiaTheme="minorEastAsia" w:hAnsi="Times New Roman"/>
-          <w:i/>
-          <w:iCs/>
+        <w:t>python manage.py createsuperuser</w:t>
+      </w:r>
+      <w:r>
+        <w:rPr>
+          <w:rFonts w:ascii="Times New Roman" w:eastAsiaTheme="minorEastAsia" w:hAnsi="Times New Roman"/>
+          <w:kern w:val="0"/>
+          <w:sz w:val="28"/>
+          <w14:ligatures w14:val="none"/>
+        </w:rPr>
+        <w:t>.</w:t>
+      </w:r>
+    </w:p>
+    <w:p>
+      <w:pPr>
+        <w:spacing w:line="360" w:lineRule="auto"/>
+        <w:ind w:firstLine="709"/>
+        <w:rPr>
+          <w:rFonts w:ascii="Times New Roman" w:eastAsiaTheme="minorEastAsia" w:hAnsi="Times New Roman"/>
+          <w:kern w:val="0"/>
+          <w:sz w:val="28"/>
+          <w14:ligatures w14:val="none"/>
+        </w:rPr>
+      </w:pPr>
+      <w:r>
+        <w:rPr>
+          <w:rFonts w:ascii="Times New Roman" w:eastAsiaTheme="minorEastAsia" w:hAnsi="Times New Roman"/>
+          <w:kern w:val="0"/>
+          <w:sz w:val="28"/>
+          <w14:ligatures w14:val="none"/>
+        </w:rPr>
+        <w:t xml:space="preserve">Далее требуется написать </w:t>
+      </w:r>
+      <w:r>
+        <w:rPr>
+          <w:rFonts w:ascii="Times New Roman" w:eastAsiaTheme="minorEastAsia" w:hAnsi="Times New Roman"/>
           <w:kern w:val="0"/>
           <w:sz w:val="28"/>
           <w:lang w:val="en-US"/>
@@ -2760,35 +3142,86 @@
       <w:r>
         <w:rPr>
           <w:rFonts w:ascii="Times New Roman" w:eastAsiaTheme="minorEastAsia" w:hAnsi="Times New Roman"/>
-          <w:i/>
-          <w:iCs/>
-          <w:kern w:val="0"/>
-          <w:sz w:val="28"/>
-          <w14:ligatures w14:val="none"/>
-        </w:rPr>
-        <w:t>-страницы</w:t>
-      </w:r>
-    </w:p>
-    <w:p>
-      <w:pPr>
-        <w:spacing w:line="360" w:lineRule="auto"/>
-        <w:ind w:firstLine="709"/>
-        <w:jc w:val="both"/>
-        <w:rPr>
-          <w:rFonts w:ascii="Times New Roman" w:eastAsiaTheme="minorEastAsia" w:hAnsi="Times New Roman"/>
-          <w:kern w:val="0"/>
-          <w:sz w:val="28"/>
-          <w14:ligatures w14:val="none"/>
-        </w:rPr>
-      </w:pPr>
-      <w:r>
-        <w:rPr>
-          <w:rFonts w:ascii="Times New Roman" w:eastAsiaTheme="minorEastAsia" w:hAnsi="Times New Roman"/>
-          <w:kern w:val="0"/>
-          <w:sz w:val="28"/>
-          <w14:ligatures w14:val="none"/>
-        </w:rPr>
-        <w:t xml:space="preserve">В данном задании необходимо было, чтобы сервер на ответ клиента передавал клиенту </w:t>
+          <w:kern w:val="0"/>
+          <w:sz w:val="28"/>
+          <w14:ligatures w14:val="none"/>
+        </w:rPr>
+        <w:t>-</w:t>
+      </w:r>
+      <w:r>
+        <w:rPr>
+          <w:rFonts w:ascii="Times New Roman" w:eastAsiaTheme="minorEastAsia" w:hAnsi="Times New Roman"/>
+          <w:kern w:val="0"/>
+          <w:sz w:val="28"/>
+          <w14:ligatures w14:val="none"/>
+        </w:rPr>
+        <w:t xml:space="preserve">файлы для каждой страницы сайта. В первую очередь, создадим в папке </w:t>
+      </w:r>
+      <w:r>
+        <w:rPr>
+          <w:rFonts w:ascii="Times New Roman" w:eastAsiaTheme="minorEastAsia" w:hAnsi="Times New Roman"/>
+          <w:kern w:val="0"/>
+          <w:sz w:val="28"/>
+          <w:lang w:val="en-US"/>
+          <w14:ligatures w14:val="none"/>
+        </w:rPr>
+        <w:t>orders</w:t>
+      </w:r>
+      <w:r>
+        <w:rPr>
+          <w:rFonts w:ascii="Times New Roman" w:eastAsiaTheme="minorEastAsia" w:hAnsi="Times New Roman"/>
+          <w:kern w:val="0"/>
+          <w:sz w:val="28"/>
+          <w14:ligatures w14:val="none"/>
+        </w:rPr>
+        <w:t>/</w:t>
+      </w:r>
+      <w:r>
+        <w:rPr>
+          <w:rFonts w:ascii="Times New Roman" w:eastAsiaTheme="minorEastAsia" w:hAnsi="Times New Roman"/>
+          <w:kern w:val="0"/>
+          <w:sz w:val="28"/>
+          <w:lang w:val="en-US"/>
+          <w14:ligatures w14:val="none"/>
+        </w:rPr>
+        <w:t>templates</w:t>
+      </w:r>
+      <w:r>
+        <w:rPr>
+          <w:rFonts w:ascii="Times New Roman" w:eastAsiaTheme="minorEastAsia" w:hAnsi="Times New Roman"/>
+          <w:kern w:val="0"/>
+          <w:sz w:val="28"/>
+          <w14:ligatures w14:val="none"/>
+        </w:rPr>
+        <w:t xml:space="preserve"> </w:t>
+      </w:r>
+      <w:r>
+        <w:rPr>
+          <w:rFonts w:ascii="Times New Roman" w:eastAsiaTheme="minorEastAsia" w:hAnsi="Times New Roman"/>
+          <w:kern w:val="0"/>
+          <w:sz w:val="28"/>
+          <w14:ligatures w14:val="none"/>
+        </w:rPr>
+        <w:t xml:space="preserve">файл </w:t>
+      </w:r>
+      <w:r>
+        <w:rPr>
+          <w:rFonts w:ascii="Times New Roman" w:eastAsiaTheme="minorEastAsia" w:hAnsi="Times New Roman"/>
+          <w:kern w:val="0"/>
+          <w:sz w:val="28"/>
+          <w:lang w:val="en-US"/>
+          <w14:ligatures w14:val="none"/>
+        </w:rPr>
+        <w:t>base</w:t>
+      </w:r>
+      <w:r>
+        <w:rPr>
+          <w:rFonts w:ascii="Times New Roman" w:eastAsiaTheme="minorEastAsia" w:hAnsi="Times New Roman"/>
+          <w:kern w:val="0"/>
+          <w:sz w:val="28"/>
+          <w14:ligatures w14:val="none"/>
+        </w:rPr>
+        <w:t>.</w:t>
       </w:r>
       <w:r>
         <w:rPr>
@@ -2807,122 +3240,84 @@
           <w:sz w:val="28"/>
           <w14:ligatures w14:val="none"/>
         </w:rPr>
-        <w:t>-страницу и открывал ее в браузере.</w:t>
-      </w:r>
-    </w:p>
-    <w:p>
-      <w:pPr>
-        <w:spacing w:line="360" w:lineRule="auto"/>
-        <w:ind w:firstLine="709"/>
-        <w:jc w:val="both"/>
-        <w:rPr>
-          <w:rFonts w:ascii="Times New Roman" w:eastAsiaTheme="minorEastAsia" w:hAnsi="Times New Roman"/>
-          <w:kern w:val="0"/>
-          <w:sz w:val="28"/>
-          <w14:ligatures w14:val="none"/>
-        </w:rPr>
-      </w:pPr>
-      <w:r>
-        <w:rPr>
-          <w:rFonts w:ascii="Times New Roman" w:eastAsiaTheme="minorEastAsia" w:hAnsi="Times New Roman"/>
-          <w:kern w:val="0"/>
-          <w:sz w:val="28"/>
-          <w14:ligatures w14:val="none"/>
-        </w:rPr>
-        <w:t xml:space="preserve">В коде клиента много отличий, по сравнению с прошлым заданием, хотя структура остается такой же. На сервер посылается ответ в формате </w:t>
-      </w:r>
-      <w:r>
-        <w:rPr>
-          <w:rFonts w:ascii="Times New Roman" w:eastAsiaTheme="minorEastAsia" w:hAnsi="Times New Roman"/>
-          <w:kern w:val="0"/>
-          <w:sz w:val="28"/>
-          <w:lang w:val="en-US"/>
-          <w14:ligatures w14:val="none"/>
-        </w:rPr>
-        <w:t>http</w:t>
-      </w:r>
-      <w:r>
-        <w:rPr>
-          <w:rFonts w:ascii="Times New Roman" w:eastAsiaTheme="minorEastAsia" w:hAnsi="Times New Roman"/>
-          <w:kern w:val="0"/>
-          <w:sz w:val="28"/>
-          <w14:ligatures w14:val="none"/>
-        </w:rPr>
-        <w:t>-</w:t>
-      </w:r>
-      <w:r>
-        <w:rPr>
-          <w:rFonts w:ascii="Times New Roman" w:eastAsiaTheme="minorEastAsia" w:hAnsi="Times New Roman"/>
-          <w:kern w:val="0"/>
-          <w:sz w:val="28"/>
-          <w14:ligatures w14:val="none"/>
-        </w:rPr>
-        <w:t xml:space="preserve">запроса, взятого из файла с заданием. После чего ожидается ответ. После его получения, происходит </w:t>
-      </w:r>
-      <w:r>
-        <w:rPr>
-          <w:rFonts w:ascii="Times New Roman" w:eastAsiaTheme="minorEastAsia" w:hAnsi="Times New Roman"/>
-          <w:kern w:val="0"/>
-          <w:sz w:val="28"/>
-          <w14:ligatures w14:val="none"/>
-        </w:rPr>
-        <w:t xml:space="preserve">запись ответа в </w:t>
-      </w:r>
-      <w:r>
-        <w:rPr>
-          <w:rFonts w:ascii="Times New Roman" w:eastAsiaTheme="minorEastAsia" w:hAnsi="Times New Roman"/>
-          <w:kern w:val="0"/>
-          <w:sz w:val="28"/>
-          <w:lang w:val="en-US"/>
-          <w14:ligatures w14:val="none"/>
-        </w:rPr>
-        <w:t>html</w:t>
-      </w:r>
-      <w:r>
-        <w:rPr>
-          <w:rFonts w:ascii="Times New Roman" w:eastAsiaTheme="minorEastAsia" w:hAnsi="Times New Roman"/>
-          <w:kern w:val="0"/>
-          <w:sz w:val="28"/>
-          <w14:ligatures w14:val="none"/>
-        </w:rPr>
-        <w:t>-</w:t>
-      </w:r>
-      <w:r>
-        <w:rPr>
-          <w:rFonts w:ascii="Times New Roman" w:eastAsiaTheme="minorEastAsia" w:hAnsi="Times New Roman"/>
-          <w:kern w:val="0"/>
-          <w:sz w:val="28"/>
-          <w14:ligatures w14:val="none"/>
-        </w:rPr>
-        <w:t xml:space="preserve">файл. И далее с помощью библиотеки </w:t>
-      </w:r>
-      <w:r>
-        <w:rPr>
-          <w:rFonts w:ascii="Times New Roman" w:eastAsiaTheme="minorEastAsia" w:hAnsi="Times New Roman"/>
-          <w:kern w:val="0"/>
-          <w:sz w:val="28"/>
-          <w:lang w:val="en-US"/>
-          <w14:ligatures w14:val="none"/>
-        </w:rPr>
-        <w:t>webbrowser</w:t>
-      </w:r>
-      <w:r>
-        <w:rPr>
-          <w:rFonts w:ascii="Times New Roman" w:eastAsiaTheme="minorEastAsia" w:hAnsi="Times New Roman"/>
-          <w:kern w:val="0"/>
-          <w:sz w:val="28"/>
-          <w14:ligatures w14:val="none"/>
-        </w:rPr>
-        <w:t xml:space="preserve"> </w:t>
-      </w:r>
-      <w:r>
-        <w:rPr>
-          <w:rFonts w:ascii="Times New Roman" w:eastAsiaTheme="minorEastAsia" w:hAnsi="Times New Roman"/>
-          <w:kern w:val="0"/>
-          <w:sz w:val="28"/>
-          <w14:ligatures w14:val="none"/>
-        </w:rPr>
-        <w:t>происходит открытие данного файла в бразуере.</w:t>
+        <w:t xml:space="preserve">, </w:t>
+      </w:r>
+      <w:r>
+        <w:rPr>
+          <w:rFonts w:ascii="Times New Roman" w:eastAsiaTheme="minorEastAsia" w:hAnsi="Times New Roman"/>
+          <w:kern w:val="0"/>
+          <w:sz w:val="28"/>
+          <w14:ligatures w14:val="none"/>
+        </w:rPr>
+        <w:t xml:space="preserve">содержащий в себе логику отрисовки футеров и хэдеров. Также, в этом файле подгружаются статические элементы, а именно </w:t>
+      </w:r>
+      <w:r>
+        <w:rPr>
+          <w:rFonts w:ascii="Times New Roman" w:eastAsiaTheme="minorEastAsia" w:hAnsi="Times New Roman"/>
+          <w:kern w:val="0"/>
+          <w:sz w:val="28"/>
+          <w:lang w:val="en-US"/>
+          <w14:ligatures w14:val="none"/>
+        </w:rPr>
+        <w:t>style</w:t>
+      </w:r>
+      <w:r>
+        <w:rPr>
+          <w:rFonts w:ascii="Times New Roman" w:eastAsiaTheme="minorEastAsia" w:hAnsi="Times New Roman"/>
+          <w:kern w:val="0"/>
+          <w:sz w:val="28"/>
+          <w14:ligatures w14:val="none"/>
+        </w:rPr>
+        <w:t>.</w:t>
+      </w:r>
+      <w:r>
+        <w:rPr>
+          <w:rFonts w:ascii="Times New Roman" w:eastAsiaTheme="minorEastAsia" w:hAnsi="Times New Roman"/>
+          <w:kern w:val="0"/>
+          <w:sz w:val="28"/>
+          <w:lang w:val="en-US"/>
+          <w14:ligatures w14:val="none"/>
+        </w:rPr>
+        <w:t>css</w:t>
+      </w:r>
+      <w:r>
+        <w:rPr>
+          <w:rFonts w:ascii="Times New Roman" w:eastAsiaTheme="minorEastAsia" w:hAnsi="Times New Roman"/>
+          <w:kern w:val="0"/>
+          <w:sz w:val="28"/>
+          <w14:ligatures w14:val="none"/>
+        </w:rPr>
+        <w:t xml:space="preserve">, </w:t>
+      </w:r>
+      <w:r>
+        <w:rPr>
+          <w:rFonts w:ascii="Times New Roman" w:eastAsiaTheme="minorEastAsia" w:hAnsi="Times New Roman"/>
+          <w:kern w:val="0"/>
+          <w:sz w:val="28"/>
+          <w14:ligatures w14:val="none"/>
+        </w:rPr>
+        <w:t>использующийся в разметке.</w:t>
+      </w:r>
+    </w:p>
+    <w:p>
+      <w:pPr>
+        <w:spacing w:line="360" w:lineRule="auto"/>
+        <w:ind w:firstLine="709"/>
+        <w:rPr>
+          <w:rFonts w:ascii="Times New Roman" w:eastAsiaTheme="minorEastAsia" w:hAnsi="Times New Roman"/>
+          <w:kern w:val="0"/>
+          <w:sz w:val="28"/>
+          <w14:ligatures w14:val="none"/>
+        </w:rPr>
+      </w:pPr>
+      <w:r>
+        <w:rPr>
+          <w:rFonts w:ascii="Times New Roman" w:eastAsiaTheme="minorEastAsia" w:hAnsi="Times New Roman"/>
+          <w:kern w:val="0"/>
+          <w:sz w:val="28"/>
+          <w14:ligatures w14:val="none"/>
+        </w:rPr>
+        <w:t>В хэдере будут навигационные элементы для перехода между страницами, а в футере будет кнопка для возвращения на Главную и правила копирайтинга, использующиеся на многих сайтах.</w:t>
       </w:r>
     </w:p>
     <w:p>
@@ -2940,16 +3335,16 @@
       <w:r>
         <w:rPr>
           <w:rFonts w:ascii="Times New Roman" w:eastAsiaTheme="minorEastAsia" w:hAnsi="Times New Roman"/>
-          <w:noProof/>
-          <w:kern w:val="0"/>
-          <w:sz w:val="28"/>
-          <w14:ligatures w14:val="none"/>
-        </w:rPr>
+          <w:kern w:val="0"/>
+          <w:sz w:val="28"/>
+          <w14:ligatures w14:val="none"/>
+        </w:rPr>
+        <w:lastRenderedPageBreak/>
         <w:drawing>
-          <wp:inline distT="0" distB="0" distL="0" distR="0" wp14:anchorId="5B6F9CFE" wp14:editId="6754DC8C">
-            <wp:extent cx="4230094" cy="3104459"/>
-            <wp:effectExtent l="0" t="0" r="0" b="1270"/>
-            <wp:docPr id="2103774323" name="Рисунок 1"/>
+          <wp:inline distT="0" distB="0" distL="0" distR="0" wp14:anchorId="656588A1" wp14:editId="2790D924">
+            <wp:extent cx="5290134" cy="3912041"/>
+            <wp:effectExtent l="0" t="0" r="6350" b="0"/>
+            <wp:docPr id="1219434577" name="Рисунок 1"/>
             <wp:cNvGraphicFramePr>
               <a:graphicFrameLocks xmlns:a="http://schemas.openxmlformats.org/drawingml/2006/main" noChangeAspect="1"/>
             </wp:cNvGraphicFramePr>
@@ -2957,7 +3352,7 @@
               <a:graphicData uri="http://schemas.openxmlformats.org/drawingml/2006/picture">
                 <pic:pic xmlns:pic="http://schemas.openxmlformats.org/drawingml/2006/picture">
                   <pic:nvPicPr>
-                    <pic:cNvPr id="2103774323" name=""/>
+                    <pic:cNvPr id="1219434577" name=""/>
                     <pic:cNvPicPr/>
                   </pic:nvPicPr>
                   <pic:blipFill>
@@ -2969,7 +3364,7 @@
                   <pic:spPr>
                     <a:xfrm>
                       <a:off x="0" y="0"/>
-                      <a:ext cx="4236048" cy="3108829"/>
+                      <a:ext cx="5295947" cy="3916339"/>
                     </a:xfrm>
                     <a:prstGeom prst="rect">
                       <a:avLst/>
@@ -2991,49 +3386,78 @@
           <w:rFonts w:ascii="Times New Roman" w:eastAsiaTheme="minorEastAsia" w:hAnsi="Times New Roman"/>
           <w:kern w:val="0"/>
           <w:sz w:val="28"/>
-          <w14:ligatures w14:val="none"/>
-        </w:rPr>
-      </w:pPr>
-      <w:r>
-        <w:rPr>
-          <w:rFonts w:ascii="Times New Roman" w:eastAsiaTheme="minorEastAsia" w:hAnsi="Times New Roman"/>
-          <w:kern w:val="0"/>
-          <w:sz w:val="28"/>
-          <w14:ligatures w14:val="none"/>
-        </w:rPr>
-        <w:t>Рисунок 7 – Код клиента в Задании 3</w:t>
-      </w:r>
-    </w:p>
-    <w:p>
-      <w:pPr>
-        <w:spacing w:line="360" w:lineRule="auto"/>
-        <w:ind w:firstLine="709"/>
-        <w:jc w:val="both"/>
-        <w:rPr>
-          <w:rFonts w:ascii="Times New Roman" w:eastAsiaTheme="minorEastAsia" w:hAnsi="Times New Roman"/>
-          <w:kern w:val="0"/>
-          <w:sz w:val="28"/>
-          <w14:ligatures w14:val="none"/>
-        </w:rPr>
-      </w:pPr>
-      <w:r>
-        <w:rPr>
-          <w:rFonts w:ascii="Times New Roman" w:eastAsiaTheme="minorEastAsia" w:hAnsi="Times New Roman"/>
-          <w:kern w:val="0"/>
-          <w:sz w:val="28"/>
-          <w14:ligatures w14:val="none"/>
-        </w:rPr>
-        <w:t xml:space="preserve">В коде сервера также произошли некоторые изменения в обработке ответа. После его получения сервер записывает в переменную содержимое приготовленного заранее файла </w:t>
-      </w:r>
-      <w:r>
-        <w:rPr>
-          <w:rFonts w:ascii="Times New Roman" w:eastAsiaTheme="minorEastAsia" w:hAnsi="Times New Roman"/>
-          <w:kern w:val="0"/>
-          <w:sz w:val="28"/>
-          <w:lang w:val="en-US"/>
-          <w14:ligatures w14:val="none"/>
-        </w:rPr>
-        <w:t>index</w:t>
+          <w:lang w:val="en-US"/>
+          <w14:ligatures w14:val="none"/>
+        </w:rPr>
+      </w:pPr>
+      <w:r>
+        <w:rPr>
+          <w:rFonts w:ascii="Times New Roman" w:eastAsiaTheme="minorEastAsia" w:hAnsi="Times New Roman"/>
+          <w:kern w:val="0"/>
+          <w:sz w:val="28"/>
+          <w14:ligatures w14:val="none"/>
+        </w:rPr>
+        <w:t xml:space="preserve">Рисунок 7 – Код </w:t>
+      </w:r>
+      <w:r>
+        <w:rPr>
+          <w:rFonts w:ascii="Times New Roman" w:eastAsiaTheme="minorEastAsia" w:hAnsi="Times New Roman"/>
+          <w:kern w:val="0"/>
+          <w:sz w:val="28"/>
+          <w:lang w:val="en-US"/>
+          <w14:ligatures w14:val="none"/>
+        </w:rPr>
+        <w:t>base.html</w:t>
+      </w:r>
+    </w:p>
+    <w:p>
+      <w:pPr>
+        <w:spacing w:line="360" w:lineRule="auto"/>
+        <w:ind w:firstLine="709"/>
+        <w:rPr>
+          <w:rFonts w:ascii="Times New Roman" w:eastAsiaTheme="minorEastAsia" w:hAnsi="Times New Roman"/>
+          <w:kern w:val="0"/>
+          <w:sz w:val="28"/>
+          <w14:ligatures w14:val="none"/>
+        </w:rPr>
+      </w:pPr>
+      <w:r>
+        <w:rPr>
+          <w:rFonts w:ascii="Times New Roman" w:eastAsiaTheme="minorEastAsia" w:hAnsi="Times New Roman"/>
+          <w:kern w:val="0"/>
+          <w:sz w:val="28"/>
+          <w14:ligatures w14:val="none"/>
+        </w:rPr>
+        <w:t xml:space="preserve">Все последующие </w:t>
+      </w:r>
+      <w:r>
+        <w:rPr>
+          <w:rFonts w:ascii="Times New Roman" w:eastAsiaTheme="minorEastAsia" w:hAnsi="Times New Roman"/>
+          <w:kern w:val="0"/>
+          <w:sz w:val="28"/>
+          <w:lang w:val="en-US"/>
+          <w14:ligatures w14:val="none"/>
+        </w:rPr>
+        <w:t>html</w:t>
+      </w:r>
+      <w:r>
+        <w:rPr>
+          <w:rFonts w:ascii="Times New Roman" w:eastAsiaTheme="minorEastAsia" w:hAnsi="Times New Roman"/>
+          <w:kern w:val="0"/>
+          <w:sz w:val="28"/>
+          <w14:ligatures w14:val="none"/>
+        </w:rPr>
+        <w:t xml:space="preserve">-файлы будут наследовать написанный выше файл. Далее напишем файл для Главной страницы в файле </w:t>
+      </w:r>
+      <w:r>
+        <w:rPr>
+          <w:rFonts w:ascii="Times New Roman" w:eastAsiaTheme="minorEastAsia" w:hAnsi="Times New Roman"/>
+          <w:kern w:val="0"/>
+          <w:sz w:val="28"/>
+          <w:lang w:val="en-US"/>
+          <w14:ligatures w14:val="none"/>
+        </w:rPr>
+        <w:t>home</w:t>
       </w:r>
       <w:r>
         <w:rPr>
@@ -3070,7 +3494,7 @@
           <w:sz w:val="28"/>
           <w14:ligatures w14:val="none"/>
         </w:rPr>
-        <w:t>Далее отправляет его в формате, представленном в файле с заданием, клиенту.</w:t>
+        <w:t>В нем в качестве статического элемента будет загружаться картинка, отображающаяся на странице. Более того, под картинкой будет кнопка, отправляющая пользователя на страницу с формой.</w:t>
       </w:r>
     </w:p>
     <w:p>
@@ -3079,26 +3503,28 @@
         <w:ind w:firstLine="709"/>
         <w:jc w:val="center"/>
         <w:rPr>
-          <w:rFonts w:ascii="Times New Roman" w:eastAsiaTheme="minorEastAsia" w:hAnsi="Times New Roman"/>
-          <w:kern w:val="0"/>
-          <w:sz w:val="28"/>
-          <w14:ligatures w14:val="none"/>
-        </w:rPr>
-      </w:pPr>
-      <w:r>
-        <w:rPr>
-          <w:rFonts w:ascii="Times New Roman" w:eastAsiaTheme="minorEastAsia" w:hAnsi="Times New Roman"/>
-          <w:noProof/>
-          <w:kern w:val="0"/>
-          <w:sz w:val="28"/>
-          <w14:ligatures w14:val="none"/>
-        </w:rPr>
-        <w:lastRenderedPageBreak/>
+          <w:rFonts w:ascii="Times New Roman" w:hAnsi="Times New Roman" w:cs="Times New Roman"/>
+          <w:b/>
+          <w:bCs/>
+          <w:sz w:val="28"/>
+          <w:szCs w:val="28"/>
+          <w:lang w:val="en-US"/>
+        </w:rPr>
+      </w:pPr>
+      <w:r>
+        <w:rPr>
+          <w:rFonts w:ascii="Times New Roman" w:hAnsi="Times New Roman" w:cs="Times New Roman"/>
+          <w:b/>
+          <w:bCs/>
+          <w:sz w:val="28"/>
+          <w:szCs w:val="28"/>
+          <w:lang w:val="en-US"/>
+        </w:rPr>
         <w:drawing>
-          <wp:inline distT="0" distB="0" distL="0" distR="0" wp14:anchorId="22F5FE68" wp14:editId="2A2D602E">
-            <wp:extent cx="3665551" cy="3710175"/>
-            <wp:effectExtent l="0" t="0" r="0" b="5080"/>
-            <wp:docPr id="1699408804" name="Рисунок 1"/>
+          <wp:inline distT="0" distB="0" distL="0" distR="0" wp14:anchorId="76189F07" wp14:editId="41A38A14">
+            <wp:extent cx="4985468" cy="2518048"/>
+            <wp:effectExtent l="0" t="0" r="5715" b="0"/>
+            <wp:docPr id="1812705504" name="Рисунок 1"/>
             <wp:cNvGraphicFramePr>
               <a:graphicFrameLocks xmlns:a="http://schemas.openxmlformats.org/drawingml/2006/main" noChangeAspect="1"/>
             </wp:cNvGraphicFramePr>
@@ -3106,7 +3532,7 @@
               <a:graphicData uri="http://schemas.openxmlformats.org/drawingml/2006/picture">
                 <pic:pic xmlns:pic="http://schemas.openxmlformats.org/drawingml/2006/picture">
                   <pic:nvPicPr>
-                    <pic:cNvPr id="1699408804" name=""/>
+                    <pic:cNvPr id="1812705504" name=""/>
                     <pic:cNvPicPr/>
                   </pic:nvPicPr>
                   <pic:blipFill>
@@ -3118,7 +3544,7 @@
                   <pic:spPr>
                     <a:xfrm>
                       <a:off x="0" y="0"/>
-                      <a:ext cx="3669665" cy="3714340"/>
+                      <a:ext cx="4998008" cy="2524382"/>
                     </a:xfrm>
                     <a:prstGeom prst="rect">
                       <a:avLst/>
@@ -3137,20 +3563,114 @@
         <w:ind w:firstLine="709"/>
         <w:jc w:val="center"/>
         <w:rPr>
-          <w:rFonts w:ascii="Times New Roman" w:eastAsiaTheme="minorEastAsia" w:hAnsi="Times New Roman"/>
-          <w:kern w:val="0"/>
-          <w:sz w:val="28"/>
-          <w14:ligatures w14:val="none"/>
-        </w:rPr>
-      </w:pPr>
-      <w:r>
-        <w:rPr>
-          <w:rFonts w:ascii="Times New Roman" w:eastAsiaTheme="minorEastAsia" w:hAnsi="Times New Roman"/>
-          <w:kern w:val="0"/>
-          <w:sz w:val="28"/>
-          <w14:ligatures w14:val="none"/>
-        </w:rPr>
-        <w:t>Рисунок 8 – Код сервера в Задании 3</w:t>
+          <w:rFonts w:ascii="Times New Roman" w:hAnsi="Times New Roman" w:cs="Times New Roman"/>
+          <w:sz w:val="28"/>
+          <w:szCs w:val="28"/>
+        </w:rPr>
+      </w:pPr>
+      <w:r>
+        <w:rPr>
+          <w:rFonts w:ascii="Times New Roman" w:hAnsi="Times New Roman" w:cs="Times New Roman"/>
+          <w:sz w:val="28"/>
+          <w:szCs w:val="28"/>
+        </w:rPr>
+        <w:t xml:space="preserve">Рисунок 8 – Код </w:t>
+      </w:r>
+      <w:r>
+        <w:rPr>
+          <w:rFonts w:ascii="Times New Roman" w:hAnsi="Times New Roman" w:cs="Times New Roman"/>
+          <w:sz w:val="28"/>
+          <w:szCs w:val="28"/>
+          <w:lang w:val="en-US"/>
+        </w:rPr>
+        <w:t>home.html</w:t>
+      </w:r>
+    </w:p>
+    <w:p>
+      <w:pPr>
+        <w:spacing w:line="360" w:lineRule="auto"/>
+        <w:ind w:firstLine="709"/>
+        <w:rPr>
+          <w:rFonts w:ascii="Times New Roman" w:hAnsi="Times New Roman" w:cs="Times New Roman"/>
+          <w:sz w:val="28"/>
+          <w:szCs w:val="28"/>
+        </w:rPr>
+      </w:pPr>
+      <w:r>
+        <w:rPr>
+          <w:rFonts w:ascii="Times New Roman" w:hAnsi="Times New Roman" w:cs="Times New Roman"/>
+          <w:sz w:val="28"/>
+          <w:szCs w:val="28"/>
+        </w:rPr>
+        <w:lastRenderedPageBreak/>
+        <w:t xml:space="preserve">Напишем файл </w:t>
+      </w:r>
+      <w:r>
+        <w:rPr>
+          <w:rFonts w:ascii="Times New Roman" w:hAnsi="Times New Roman" w:cs="Times New Roman"/>
+          <w:sz w:val="28"/>
+          <w:szCs w:val="28"/>
+          <w:lang w:val="en-US"/>
+        </w:rPr>
+        <w:t>order</w:t>
+      </w:r>
+      <w:r>
+        <w:rPr>
+          <w:rFonts w:ascii="Times New Roman" w:hAnsi="Times New Roman" w:cs="Times New Roman"/>
+          <w:sz w:val="28"/>
+          <w:szCs w:val="28"/>
+        </w:rPr>
+        <w:t>_</w:t>
+      </w:r>
+      <w:r>
+        <w:rPr>
+          <w:rFonts w:ascii="Times New Roman" w:hAnsi="Times New Roman" w:cs="Times New Roman"/>
+          <w:sz w:val="28"/>
+          <w:szCs w:val="28"/>
+          <w:lang w:val="en-US"/>
+        </w:rPr>
+        <w:t>logo</w:t>
+      </w:r>
+      <w:r>
+        <w:rPr>
+          <w:rFonts w:ascii="Times New Roman" w:hAnsi="Times New Roman" w:cs="Times New Roman"/>
+          <w:sz w:val="28"/>
+          <w:szCs w:val="28"/>
+        </w:rPr>
+        <w:t>.</w:t>
+      </w:r>
+      <w:r>
+        <w:rPr>
+          <w:rFonts w:ascii="Times New Roman" w:hAnsi="Times New Roman" w:cs="Times New Roman"/>
+          <w:sz w:val="28"/>
+          <w:szCs w:val="28"/>
+          <w:lang w:val="en-US"/>
+        </w:rPr>
+        <w:t>html</w:t>
+      </w:r>
+      <w:r>
+        <w:rPr>
+          <w:rFonts w:ascii="Times New Roman" w:hAnsi="Times New Roman" w:cs="Times New Roman"/>
+          <w:sz w:val="28"/>
+          <w:szCs w:val="28"/>
+        </w:rPr>
+        <w:t>, который представляет собой страницу с формой.</w:t>
+      </w:r>
+      <w:r>
+        <w:rPr>
+          <w:rFonts w:ascii="Times New Roman" w:hAnsi="Times New Roman" w:cs="Times New Roman"/>
+          <w:sz w:val="28"/>
+          <w:szCs w:val="28"/>
+        </w:rPr>
+        <w:t xml:space="preserve"> </w:t>
+      </w:r>
+      <w:r>
+        <w:rPr>
+          <w:rFonts w:ascii="Times New Roman" w:hAnsi="Times New Roman" w:cs="Times New Roman"/>
+          <w:sz w:val="28"/>
+          <w:szCs w:val="28"/>
+        </w:rPr>
+        <w:t>Здесь используется форма, написанная ранее.</w:t>
       </w:r>
     </w:p>
     <w:p>
@@ -3159,25 +3679,22 @@
         <w:ind w:firstLine="709"/>
         <w:jc w:val="center"/>
         <w:rPr>
-          <w:rFonts w:ascii="Times New Roman" w:eastAsiaTheme="minorEastAsia" w:hAnsi="Times New Roman"/>
-          <w:kern w:val="0"/>
-          <w:sz w:val="28"/>
-          <w14:ligatures w14:val="none"/>
-        </w:rPr>
-      </w:pPr>
-      <w:r>
-        <w:rPr>
-          <w:rFonts w:ascii="Times New Roman" w:eastAsiaTheme="minorEastAsia" w:hAnsi="Times New Roman"/>
-          <w:noProof/>
-          <w:kern w:val="0"/>
-          <w:sz w:val="28"/>
-          <w14:ligatures w14:val="none"/>
+          <w:rFonts w:ascii="Times New Roman" w:hAnsi="Times New Roman" w:cs="Times New Roman"/>
+          <w:sz w:val="28"/>
+          <w:szCs w:val="28"/>
+        </w:rPr>
+      </w:pPr>
+      <w:r>
+        <w:rPr>
+          <w:rFonts w:ascii="Times New Roman" w:hAnsi="Times New Roman" w:cs="Times New Roman"/>
+          <w:sz w:val="28"/>
+          <w:szCs w:val="28"/>
         </w:rPr>
         <w:drawing>
-          <wp:inline distT="0" distB="0" distL="0" distR="0" wp14:anchorId="0EDAC2D3" wp14:editId="71376D8F">
-            <wp:extent cx="4540195" cy="1172055"/>
-            <wp:effectExtent l="0" t="0" r="0" b="9525"/>
-            <wp:docPr id="664031422" name="Рисунок 1"/>
+          <wp:inline distT="0" distB="0" distL="0" distR="0" wp14:anchorId="097368A9" wp14:editId="296F261B">
+            <wp:extent cx="3967701" cy="4441120"/>
+            <wp:effectExtent l="0" t="0" r="0" b="0"/>
+            <wp:docPr id="563268217" name="Рисунок 1"/>
             <wp:cNvGraphicFramePr>
               <a:graphicFrameLocks xmlns:a="http://schemas.openxmlformats.org/drawingml/2006/main" noChangeAspect="1"/>
             </wp:cNvGraphicFramePr>
@@ -3185,7 +3702,7 @@
               <a:graphicData uri="http://schemas.openxmlformats.org/drawingml/2006/picture">
                 <pic:pic xmlns:pic="http://schemas.openxmlformats.org/drawingml/2006/picture">
                   <pic:nvPicPr>
-                    <pic:cNvPr id="664031422" name=""/>
+                    <pic:cNvPr id="563268217" name=""/>
                     <pic:cNvPicPr/>
                   </pic:nvPicPr>
                   <pic:blipFill>
@@ -3197,7 +3714,7 @@
                   <pic:spPr>
                     <a:xfrm>
                       <a:off x="0" y="0"/>
-                      <a:ext cx="4554258" cy="1175685"/>
+                      <a:ext cx="3973636" cy="4447763"/>
                     </a:xfrm>
                     <a:prstGeom prst="rect">
                       <a:avLst/>
@@ -3216,132 +3733,163 @@
         <w:ind w:firstLine="709"/>
         <w:jc w:val="center"/>
         <w:rPr>
-          <w:rFonts w:ascii="Times New Roman" w:eastAsiaTheme="minorEastAsia" w:hAnsi="Times New Roman"/>
-          <w:kern w:val="0"/>
-          <w:sz w:val="28"/>
-          <w14:ligatures w14:val="none"/>
-        </w:rPr>
-      </w:pPr>
-      <w:r>
-        <w:rPr>
-          <w:rFonts w:ascii="Times New Roman" w:eastAsiaTheme="minorEastAsia" w:hAnsi="Times New Roman"/>
-          <w:kern w:val="0"/>
-          <w:sz w:val="28"/>
-          <w14:ligatures w14:val="none"/>
-        </w:rPr>
-        <w:t>Рисунок 9 – Ответ сервера клиенту в Задании 3</w:t>
-      </w:r>
-    </w:p>
-    <w:p>
-      <w:pPr>
-        <w:rPr>
-          <w:rFonts w:ascii="Times New Roman" w:eastAsiaTheme="minorEastAsia" w:hAnsi="Times New Roman"/>
-          <w:kern w:val="0"/>
-          <w:sz w:val="28"/>
-          <w14:ligatures w14:val="none"/>
-        </w:rPr>
-      </w:pPr>
-      <w:r>
-        <w:rPr>
-          <w:rFonts w:ascii="Times New Roman" w:eastAsiaTheme="minorEastAsia" w:hAnsi="Times New Roman"/>
-          <w:kern w:val="0"/>
-          <w:sz w:val="28"/>
-          <w14:ligatures w14:val="none"/>
-        </w:rPr>
-        <w:br w:type="page"/>
-      </w:r>
-    </w:p>
-    <w:p>
-      <w:pPr>
-        <w:spacing w:line="360" w:lineRule="auto"/>
-        <w:rPr>
-          <w:rFonts w:ascii="Times New Roman" w:eastAsiaTheme="minorEastAsia" w:hAnsi="Times New Roman"/>
-          <w:b/>
-          <w:bCs/>
-          <w:kern w:val="0"/>
-          <w:sz w:val="28"/>
-          <w14:ligatures w14:val="none"/>
-        </w:rPr>
-      </w:pPr>
-      <w:r>
-        <w:rPr>
-          <w:rFonts w:ascii="Times New Roman" w:eastAsiaTheme="minorEastAsia" w:hAnsi="Times New Roman"/>
-          <w:b/>
-          <w:bCs/>
-          <w:kern w:val="0"/>
-          <w:sz w:val="28"/>
-          <w14:ligatures w14:val="none"/>
-        </w:rPr>
-        <w:lastRenderedPageBreak/>
-        <w:t>Задание 4</w:t>
-      </w:r>
-    </w:p>
-    <w:p>
-      <w:pPr>
-        <w:spacing w:line="360" w:lineRule="auto"/>
-        <w:rPr>
-          <w:rFonts w:ascii="Times New Roman" w:eastAsiaTheme="minorEastAsia" w:hAnsi="Times New Roman"/>
-          <w:i/>
-          <w:iCs/>
-          <w:kern w:val="0"/>
-          <w:sz w:val="28"/>
-          <w14:ligatures w14:val="none"/>
-        </w:rPr>
-      </w:pPr>
-      <w:r>
-        <w:rPr>
-          <w:rFonts w:ascii="Times New Roman" w:eastAsiaTheme="minorEastAsia" w:hAnsi="Times New Roman"/>
-          <w:i/>
-          <w:iCs/>
-          <w:kern w:val="0"/>
-          <w:sz w:val="28"/>
-          <w14:ligatures w14:val="none"/>
-        </w:rPr>
-        <w:t>Реализация многопользовательского сайта</w:t>
-      </w:r>
-    </w:p>
-    <w:p>
-      <w:pPr>
-        <w:spacing w:line="360" w:lineRule="auto"/>
-        <w:ind w:firstLine="709"/>
-        <w:jc w:val="both"/>
-        <w:rPr>
-          <w:rFonts w:ascii="Times New Roman" w:eastAsiaTheme="minorEastAsia" w:hAnsi="Times New Roman"/>
-          <w:kern w:val="0"/>
-          <w:sz w:val="28"/>
-          <w14:ligatures w14:val="none"/>
-        </w:rPr>
-      </w:pPr>
-      <w:r>
-        <w:rPr>
-          <w:rFonts w:ascii="Times New Roman" w:eastAsiaTheme="minorEastAsia" w:hAnsi="Times New Roman"/>
-          <w:kern w:val="0"/>
-          <w:sz w:val="28"/>
-          <w14:ligatures w14:val="none"/>
-        </w:rPr>
-        <w:t>В данном задании необходимо было создать многопользовательский чат, то есть отображение сообщений у всех клиентов после их отправления.</w:t>
-      </w:r>
-    </w:p>
-    <w:p>
-      <w:pPr>
-        <w:spacing w:line="360" w:lineRule="auto"/>
-        <w:ind w:firstLine="709"/>
-        <w:jc w:val="both"/>
-        <w:rPr>
-          <w:rFonts w:ascii="Times New Roman" w:eastAsiaTheme="minorEastAsia" w:hAnsi="Times New Roman"/>
-          <w:kern w:val="0"/>
-          <w:sz w:val="28"/>
-          <w14:ligatures w14:val="none"/>
-        </w:rPr>
-      </w:pPr>
-      <w:r>
-        <w:rPr>
-          <w:rFonts w:ascii="Times New Roman" w:eastAsiaTheme="minorEastAsia" w:hAnsi="Times New Roman"/>
-          <w:kern w:val="0"/>
-          <w:sz w:val="28"/>
-          <w14:ligatures w14:val="none"/>
-        </w:rPr>
-        <w:t xml:space="preserve">В коде клиента для начала создавался сокет, привязывался к порту, после чего у пользователя запрашивали его имя в чате. Далее создавались два потока, который отвечает за прием и отправку сообщений. </w:t>
+          <w:rFonts w:ascii="Times New Roman" w:hAnsi="Times New Roman" w:cs="Times New Roman"/>
+          <w:sz w:val="28"/>
+          <w:szCs w:val="28"/>
+        </w:rPr>
+      </w:pPr>
+      <w:r>
+        <w:rPr>
+          <w:rFonts w:ascii="Times New Roman" w:hAnsi="Times New Roman" w:cs="Times New Roman"/>
+          <w:sz w:val="28"/>
+          <w:szCs w:val="28"/>
+        </w:rPr>
+        <w:t xml:space="preserve">Рисунок 9 </w:t>
+      </w:r>
+      <w:r>
+        <w:rPr>
+          <w:rFonts w:ascii="Times New Roman" w:hAnsi="Times New Roman" w:cs="Times New Roman"/>
+          <w:sz w:val="28"/>
+          <w:szCs w:val="28"/>
+        </w:rPr>
+        <w:t>–</w:t>
+      </w:r>
+      <w:r>
+        <w:rPr>
+          <w:rFonts w:ascii="Times New Roman" w:hAnsi="Times New Roman" w:cs="Times New Roman"/>
+          <w:sz w:val="28"/>
+          <w:szCs w:val="28"/>
+        </w:rPr>
+        <w:t xml:space="preserve"> </w:t>
+      </w:r>
+      <w:r>
+        <w:rPr>
+          <w:rFonts w:ascii="Times New Roman" w:hAnsi="Times New Roman" w:cs="Times New Roman"/>
+          <w:sz w:val="28"/>
+          <w:szCs w:val="28"/>
+        </w:rPr>
+        <w:t xml:space="preserve">Код </w:t>
+      </w:r>
+      <w:r>
+        <w:rPr>
+          <w:rFonts w:ascii="Times New Roman" w:hAnsi="Times New Roman" w:cs="Times New Roman"/>
+          <w:sz w:val="28"/>
+          <w:szCs w:val="28"/>
+          <w:lang w:val="en-US"/>
+        </w:rPr>
+        <w:t>order</w:t>
+      </w:r>
+      <w:r>
+        <w:rPr>
+          <w:rFonts w:ascii="Times New Roman" w:hAnsi="Times New Roman" w:cs="Times New Roman"/>
+          <w:sz w:val="28"/>
+          <w:szCs w:val="28"/>
+        </w:rPr>
+        <w:t>_</w:t>
+      </w:r>
+      <w:r>
+        <w:rPr>
+          <w:rFonts w:ascii="Times New Roman" w:hAnsi="Times New Roman" w:cs="Times New Roman"/>
+          <w:sz w:val="28"/>
+          <w:szCs w:val="28"/>
+          <w:lang w:val="en-US"/>
+        </w:rPr>
+        <w:t>logo</w:t>
+      </w:r>
+      <w:r>
+        <w:rPr>
+          <w:rFonts w:ascii="Times New Roman" w:hAnsi="Times New Roman" w:cs="Times New Roman"/>
+          <w:sz w:val="28"/>
+          <w:szCs w:val="28"/>
+        </w:rPr>
+        <w:t>.</w:t>
+      </w:r>
+      <w:r>
+        <w:rPr>
+          <w:rFonts w:ascii="Times New Roman" w:hAnsi="Times New Roman" w:cs="Times New Roman"/>
+          <w:sz w:val="28"/>
+          <w:szCs w:val="28"/>
+          <w:lang w:val="en-US"/>
+        </w:rPr>
+        <w:t>html</w:t>
+      </w:r>
+    </w:p>
+    <w:p>
+      <w:pPr>
+        <w:spacing w:line="360" w:lineRule="auto"/>
+        <w:ind w:firstLine="709"/>
+        <w:rPr>
+          <w:rFonts w:ascii="Times New Roman" w:hAnsi="Times New Roman" w:cs="Times New Roman"/>
+          <w:sz w:val="28"/>
+          <w:szCs w:val="28"/>
+        </w:rPr>
+      </w:pPr>
+      <w:r>
+        <w:rPr>
+          <w:rFonts w:ascii="Times New Roman" w:hAnsi="Times New Roman" w:cs="Times New Roman"/>
+          <w:sz w:val="28"/>
+          <w:szCs w:val="28"/>
+        </w:rPr>
+        <w:t xml:space="preserve">После этого напишем </w:t>
+      </w:r>
+      <w:r>
+        <w:rPr>
+          <w:rFonts w:ascii="Times New Roman" w:hAnsi="Times New Roman" w:cs="Times New Roman"/>
+          <w:sz w:val="28"/>
+          <w:szCs w:val="28"/>
+          <w:lang w:val="en-US"/>
+        </w:rPr>
+        <w:t>order</w:t>
+      </w:r>
+      <w:r>
+        <w:rPr>
+          <w:rFonts w:ascii="Times New Roman" w:hAnsi="Times New Roman" w:cs="Times New Roman"/>
+          <w:sz w:val="28"/>
+          <w:szCs w:val="28"/>
+        </w:rPr>
+        <w:t>_</w:t>
+      </w:r>
+      <w:r>
+        <w:rPr>
+          <w:rFonts w:ascii="Times New Roman" w:hAnsi="Times New Roman" w:cs="Times New Roman"/>
+          <w:sz w:val="28"/>
+          <w:szCs w:val="28"/>
+          <w:lang w:val="en-US"/>
+        </w:rPr>
+        <w:t>success</w:t>
+      </w:r>
+      <w:r>
+        <w:rPr>
+          <w:rFonts w:ascii="Times New Roman" w:hAnsi="Times New Roman" w:cs="Times New Roman"/>
+          <w:sz w:val="28"/>
+          <w:szCs w:val="28"/>
+        </w:rPr>
+        <w:t>.</w:t>
+      </w:r>
+      <w:r>
+        <w:rPr>
+          <w:rFonts w:ascii="Times New Roman" w:hAnsi="Times New Roman" w:cs="Times New Roman"/>
+          <w:sz w:val="28"/>
+          <w:szCs w:val="28"/>
+          <w:lang w:val="en-US"/>
+        </w:rPr>
+        <w:t>html</w:t>
+      </w:r>
+      <w:r>
+        <w:rPr>
+          <w:rFonts w:ascii="Times New Roman" w:hAnsi="Times New Roman" w:cs="Times New Roman"/>
+          <w:sz w:val="28"/>
+          <w:szCs w:val="28"/>
+        </w:rPr>
+        <w:t xml:space="preserve"> </w:t>
+      </w:r>
+      <w:r>
+        <w:rPr>
+          <w:rFonts w:ascii="Times New Roman" w:hAnsi="Times New Roman" w:cs="Times New Roman"/>
+          <w:sz w:val="28"/>
+          <w:szCs w:val="28"/>
+        </w:rPr>
+        <w:t>– страница, сообщающая об успешном заполнении формы.</w:t>
       </w:r>
     </w:p>
     <w:p>
@@ -3350,25 +3898,22 @@
         <w:ind w:firstLine="709"/>
         <w:jc w:val="center"/>
         <w:rPr>
-          <w:rFonts w:ascii="Times New Roman" w:eastAsiaTheme="minorEastAsia" w:hAnsi="Times New Roman"/>
-          <w:kern w:val="0"/>
-          <w:sz w:val="28"/>
-          <w14:ligatures w14:val="none"/>
-        </w:rPr>
-      </w:pPr>
-      <w:r>
-        <w:rPr>
-          <w:rFonts w:ascii="Times New Roman" w:eastAsiaTheme="minorEastAsia" w:hAnsi="Times New Roman"/>
-          <w:noProof/>
-          <w:kern w:val="0"/>
-          <w:sz w:val="28"/>
-          <w14:ligatures w14:val="none"/>
+          <w:rFonts w:ascii="Times New Roman" w:hAnsi="Times New Roman" w:cs="Times New Roman"/>
+          <w:sz w:val="28"/>
+          <w:szCs w:val="28"/>
+        </w:rPr>
+      </w:pPr>
+      <w:r>
+        <w:rPr>
+          <w:rFonts w:ascii="Times New Roman" w:hAnsi="Times New Roman" w:cs="Times New Roman"/>
+          <w:sz w:val="28"/>
+          <w:szCs w:val="28"/>
         </w:rPr>
         <w:drawing>
-          <wp:inline distT="0" distB="0" distL="0" distR="0" wp14:anchorId="73651AC5" wp14:editId="02E08E8E">
-            <wp:extent cx="4611757" cy="1843224"/>
-            <wp:effectExtent l="0" t="0" r="0" b="5080"/>
-            <wp:docPr id="1672963881" name="Рисунок 1"/>
+          <wp:inline distT="0" distB="0" distL="0" distR="0" wp14:anchorId="3CCD9A2F" wp14:editId="71095F8D">
+            <wp:extent cx="5319423" cy="1495466"/>
+            <wp:effectExtent l="0" t="0" r="0" b="9525"/>
+            <wp:docPr id="119915904" name="Рисунок 1"/>
             <wp:cNvGraphicFramePr>
               <a:graphicFrameLocks xmlns:a="http://schemas.openxmlformats.org/drawingml/2006/main" noChangeAspect="1"/>
             </wp:cNvGraphicFramePr>
@@ -3376,7 +3921,7 @@
               <a:graphicData uri="http://schemas.openxmlformats.org/drawingml/2006/picture">
                 <pic:pic xmlns:pic="http://schemas.openxmlformats.org/drawingml/2006/picture">
                   <pic:nvPicPr>
-                    <pic:cNvPr id="1672963881" name=""/>
+                    <pic:cNvPr id="119915904" name=""/>
                     <pic:cNvPicPr/>
                   </pic:nvPicPr>
                   <pic:blipFill>
@@ -3388,7 +3933,7 @@
                   <pic:spPr>
                     <a:xfrm>
                       <a:off x="0" y="0"/>
-                      <a:ext cx="4632108" cy="1851358"/>
+                      <a:ext cx="5328458" cy="1498006"/>
                     </a:xfrm>
                     <a:prstGeom prst="rect">
                       <a:avLst/>
@@ -3407,97 +3952,191 @@
         <w:ind w:firstLine="709"/>
         <w:jc w:val="center"/>
         <w:rPr>
-          <w:rFonts w:ascii="Times New Roman" w:eastAsiaTheme="minorEastAsia" w:hAnsi="Times New Roman"/>
-          <w:kern w:val="0"/>
-          <w:sz w:val="28"/>
-          <w14:ligatures w14:val="none"/>
-        </w:rPr>
-      </w:pPr>
-      <w:r>
-        <w:rPr>
-          <w:rFonts w:ascii="Times New Roman" w:eastAsiaTheme="minorEastAsia" w:hAnsi="Times New Roman"/>
-          <w:kern w:val="0"/>
-          <w:sz w:val="28"/>
-          <w14:ligatures w14:val="none"/>
-        </w:rPr>
-        <w:t xml:space="preserve">Рисунок 10 – Создание клиентов в </w:t>
-      </w:r>
-      <w:r>
-        <w:rPr>
-          <w:rFonts w:ascii="Times New Roman" w:eastAsiaTheme="minorEastAsia" w:hAnsi="Times New Roman"/>
-          <w:kern w:val="0"/>
-          <w:sz w:val="28"/>
-          <w14:ligatures w14:val="none"/>
-        </w:rPr>
-        <w:t>Задании 4</w:t>
-      </w:r>
-    </w:p>
-    <w:p>
-      <w:pPr>
-        <w:spacing w:line="360" w:lineRule="auto"/>
-        <w:ind w:firstLine="709"/>
-        <w:jc w:val="both"/>
-        <w:rPr>
-          <w:rFonts w:ascii="Times New Roman" w:eastAsiaTheme="minorEastAsia" w:hAnsi="Times New Roman"/>
-          <w:kern w:val="0"/>
-          <w:sz w:val="28"/>
-          <w14:ligatures w14:val="none"/>
-        </w:rPr>
-      </w:pPr>
-      <w:r>
-        <w:rPr>
-          <w:rFonts w:ascii="Times New Roman" w:eastAsiaTheme="minorEastAsia" w:hAnsi="Times New Roman"/>
-          <w:kern w:val="0"/>
-          <w:sz w:val="28"/>
-          <w14:ligatures w14:val="none"/>
-        </w:rPr>
-        <w:t>В обоих функциях запускаются бесконечные циклы.</w:t>
-      </w:r>
-      <w:r>
-        <w:rPr>
-          <w:rFonts w:ascii="Times New Roman" w:eastAsiaTheme="minorEastAsia" w:hAnsi="Times New Roman"/>
-          <w:kern w:val="0"/>
-          <w:sz w:val="28"/>
-          <w14:ligatures w14:val="none"/>
-        </w:rPr>
-        <w:t xml:space="preserve"> В одном работает функция, отвечающая за прием сообщений. Она декодирует сообщение. Если оно равно «</w:t>
-      </w:r>
-      <w:r>
-        <w:rPr>
-          <w:rFonts w:ascii="Times New Roman" w:eastAsiaTheme="minorEastAsia" w:hAnsi="Times New Roman"/>
-          <w:kern w:val="0"/>
-          <w:sz w:val="28"/>
-          <w:lang w:val="en-US"/>
-          <w14:ligatures w14:val="none"/>
-        </w:rPr>
-        <w:t>name</w:t>
-      </w:r>
-      <w:r>
-        <w:rPr>
-          <w:rFonts w:ascii="Times New Roman" w:eastAsiaTheme="minorEastAsia" w:hAnsi="Times New Roman"/>
-          <w:kern w:val="0"/>
-          <w:sz w:val="28"/>
-          <w14:ligatures w14:val="none"/>
-        </w:rPr>
-        <w:t>»</w:t>
-      </w:r>
-      <w:r>
-        <w:rPr>
-          <w:rFonts w:ascii="Times New Roman" w:eastAsiaTheme="minorEastAsia" w:hAnsi="Times New Roman"/>
-          <w:kern w:val="0"/>
-          <w:sz w:val="28"/>
-          <w14:ligatures w14:val="none"/>
-        </w:rPr>
-        <w:t xml:space="preserve">, </w:t>
-      </w:r>
-      <w:r>
-        <w:rPr>
-          <w:rFonts w:ascii="Times New Roman" w:eastAsiaTheme="minorEastAsia" w:hAnsi="Times New Roman"/>
-          <w:kern w:val="0"/>
-          <w:sz w:val="28"/>
-          <w14:ligatures w14:val="none"/>
-        </w:rPr>
-        <w:t>значит, это рассылка сервера, которая необходима для утверждения имени пользователя в системе. В ином случае сообщения печатается пользователю в консоль.</w:t>
+          <w:rFonts w:ascii="Times New Roman" w:hAnsi="Times New Roman" w:cs="Times New Roman"/>
+          <w:sz w:val="28"/>
+          <w:szCs w:val="28"/>
+          <w:lang w:val="en-US"/>
+        </w:rPr>
+      </w:pPr>
+      <w:r>
+        <w:rPr>
+          <w:rFonts w:ascii="Times New Roman" w:hAnsi="Times New Roman" w:cs="Times New Roman"/>
+          <w:sz w:val="28"/>
+          <w:szCs w:val="28"/>
+        </w:rPr>
+        <w:t>Рисунок</w:t>
+      </w:r>
+      <w:r>
+        <w:rPr>
+          <w:rFonts w:ascii="Times New Roman" w:hAnsi="Times New Roman" w:cs="Times New Roman"/>
+          <w:sz w:val="28"/>
+          <w:szCs w:val="28"/>
+          <w:lang w:val="en-US"/>
+        </w:rPr>
+        <w:t xml:space="preserve"> 10 – </w:t>
+      </w:r>
+      <w:r>
+        <w:rPr>
+          <w:rFonts w:ascii="Times New Roman" w:hAnsi="Times New Roman" w:cs="Times New Roman"/>
+          <w:sz w:val="28"/>
+          <w:szCs w:val="28"/>
+        </w:rPr>
+        <w:t>Код</w:t>
+      </w:r>
+      <w:r>
+        <w:rPr>
+          <w:rFonts w:ascii="Times New Roman" w:hAnsi="Times New Roman" w:cs="Times New Roman"/>
+          <w:sz w:val="28"/>
+          <w:szCs w:val="28"/>
+          <w:lang w:val="en-US"/>
+        </w:rPr>
+        <w:t xml:space="preserve"> </w:t>
+      </w:r>
+      <w:r>
+        <w:rPr>
+          <w:rFonts w:ascii="Times New Roman" w:hAnsi="Times New Roman" w:cs="Times New Roman"/>
+          <w:sz w:val="28"/>
+          <w:szCs w:val="28"/>
+          <w:lang w:val="en-US"/>
+        </w:rPr>
+        <w:t>order_success.html</w:t>
+      </w:r>
+    </w:p>
+    <w:p>
+      <w:pPr>
+        <w:spacing w:line="360" w:lineRule="auto"/>
+        <w:ind w:firstLine="709"/>
+        <w:rPr>
+          <w:rFonts w:ascii="Times New Roman" w:hAnsi="Times New Roman" w:cs="Times New Roman"/>
+          <w:sz w:val="28"/>
+          <w:szCs w:val="28"/>
+        </w:rPr>
+      </w:pPr>
+      <w:r>
+        <w:rPr>
+          <w:rFonts w:ascii="Times New Roman" w:hAnsi="Times New Roman" w:cs="Times New Roman"/>
+          <w:sz w:val="28"/>
+          <w:szCs w:val="28"/>
+        </w:rPr>
+        <w:lastRenderedPageBreak/>
+        <w:t xml:space="preserve">По аналогии с файлом </w:t>
+      </w:r>
+      <w:r>
+        <w:rPr>
+          <w:rFonts w:ascii="Times New Roman" w:hAnsi="Times New Roman" w:cs="Times New Roman"/>
+          <w:sz w:val="28"/>
+          <w:szCs w:val="28"/>
+          <w:lang w:val="en-US"/>
+        </w:rPr>
+        <w:t>home</w:t>
+      </w:r>
+      <w:r>
+        <w:rPr>
+          <w:rFonts w:ascii="Times New Roman" w:hAnsi="Times New Roman" w:cs="Times New Roman"/>
+          <w:sz w:val="28"/>
+          <w:szCs w:val="28"/>
+        </w:rPr>
+        <w:t>.</w:t>
+      </w:r>
+      <w:r>
+        <w:rPr>
+          <w:rFonts w:ascii="Times New Roman" w:hAnsi="Times New Roman" w:cs="Times New Roman"/>
+          <w:sz w:val="28"/>
+          <w:szCs w:val="28"/>
+          <w:lang w:val="en-US"/>
+        </w:rPr>
+        <w:t>html</w:t>
+      </w:r>
+      <w:r>
+        <w:rPr>
+          <w:rFonts w:ascii="Times New Roman" w:hAnsi="Times New Roman" w:cs="Times New Roman"/>
+          <w:sz w:val="28"/>
+          <w:szCs w:val="28"/>
+        </w:rPr>
+        <w:t xml:space="preserve"> </w:t>
+      </w:r>
+      <w:r>
+        <w:rPr>
+          <w:rFonts w:ascii="Times New Roman" w:hAnsi="Times New Roman" w:cs="Times New Roman"/>
+          <w:sz w:val="28"/>
+          <w:szCs w:val="28"/>
+        </w:rPr>
+        <w:t xml:space="preserve">напишем файл </w:t>
+      </w:r>
+      <w:r>
+        <w:rPr>
+          <w:rFonts w:ascii="Times New Roman" w:hAnsi="Times New Roman" w:cs="Times New Roman"/>
+          <w:sz w:val="28"/>
+          <w:szCs w:val="28"/>
+          <w:lang w:val="en-US"/>
+        </w:rPr>
+        <w:t>about</w:t>
+      </w:r>
+      <w:r>
+        <w:rPr>
+          <w:rFonts w:ascii="Times New Roman" w:hAnsi="Times New Roman" w:cs="Times New Roman"/>
+          <w:sz w:val="28"/>
+          <w:szCs w:val="28"/>
+        </w:rPr>
+        <w:t>.</w:t>
+      </w:r>
+      <w:r>
+        <w:rPr>
+          <w:rFonts w:ascii="Times New Roman" w:hAnsi="Times New Roman" w:cs="Times New Roman"/>
+          <w:sz w:val="28"/>
+          <w:szCs w:val="28"/>
+          <w:lang w:val="en-US"/>
+        </w:rPr>
+        <w:t>html</w:t>
+      </w:r>
+      <w:r>
+        <w:rPr>
+          <w:rFonts w:ascii="Times New Roman" w:hAnsi="Times New Roman" w:cs="Times New Roman"/>
+          <w:sz w:val="28"/>
+          <w:szCs w:val="28"/>
+        </w:rPr>
+        <w:t xml:space="preserve">. </w:t>
+      </w:r>
+      <w:r>
+        <w:rPr>
+          <w:rFonts w:ascii="Times New Roman" w:hAnsi="Times New Roman" w:cs="Times New Roman"/>
+          <w:sz w:val="28"/>
+          <w:szCs w:val="28"/>
+        </w:rPr>
+        <w:t xml:space="preserve">В нем также используется картинка из папки </w:t>
+      </w:r>
+      <w:r>
+        <w:rPr>
+          <w:rFonts w:ascii="Times New Roman" w:hAnsi="Times New Roman" w:cs="Times New Roman"/>
+          <w:sz w:val="28"/>
+          <w:szCs w:val="28"/>
+          <w:lang w:val="en-US"/>
+        </w:rPr>
+        <w:t>static</w:t>
+      </w:r>
+      <w:r>
+        <w:rPr>
+          <w:rFonts w:ascii="Times New Roman" w:hAnsi="Times New Roman" w:cs="Times New Roman"/>
+          <w:sz w:val="28"/>
+          <w:szCs w:val="28"/>
+        </w:rPr>
+        <w:t>.</w:t>
+      </w:r>
+      <w:r>
+        <w:rPr>
+          <w:rFonts w:ascii="Times New Roman" w:hAnsi="Times New Roman" w:cs="Times New Roman"/>
+          <w:sz w:val="28"/>
+          <w:szCs w:val="28"/>
+        </w:rPr>
+        <w:t xml:space="preserve"> </w:t>
+      </w:r>
+      <w:r>
+        <w:rPr>
+          <w:rFonts w:ascii="Times New Roman" w:hAnsi="Times New Roman" w:cs="Times New Roman"/>
+          <w:sz w:val="28"/>
+          <w:szCs w:val="28"/>
+        </w:rPr>
+        <w:t>Более того, на этой странице отображается количество записей, содержащееся в базе данных.</w:t>
       </w:r>
     </w:p>
     <w:p>
@@ -3506,25 +4145,24 @@
         <w:ind w:firstLine="709"/>
         <w:jc w:val="center"/>
         <w:rPr>
-          <w:rFonts w:ascii="Times New Roman" w:eastAsiaTheme="minorEastAsia" w:hAnsi="Times New Roman"/>
-          <w:kern w:val="0"/>
-          <w:sz w:val="28"/>
-          <w14:ligatures w14:val="none"/>
-        </w:rPr>
-      </w:pPr>
-      <w:r>
-        <w:rPr>
-          <w:rFonts w:ascii="Times New Roman" w:eastAsiaTheme="minorEastAsia" w:hAnsi="Times New Roman"/>
-          <w:noProof/>
-          <w:kern w:val="0"/>
-          <w:sz w:val="28"/>
-          <w14:ligatures w14:val="none"/>
+          <w:rFonts w:ascii="Times New Roman" w:hAnsi="Times New Roman" w:cs="Times New Roman"/>
+          <w:sz w:val="28"/>
+          <w:szCs w:val="28"/>
+          <w:lang w:val="en-US"/>
+        </w:rPr>
+      </w:pPr>
+      <w:r>
+        <w:rPr>
+          <w:rFonts w:ascii="Times New Roman" w:hAnsi="Times New Roman" w:cs="Times New Roman"/>
+          <w:sz w:val="28"/>
+          <w:szCs w:val="28"/>
+          <w:lang w:val="en-US"/>
         </w:rPr>
         <w:drawing>
-          <wp:inline distT="0" distB="0" distL="0" distR="0" wp14:anchorId="6BC93365" wp14:editId="7DC3D942">
-            <wp:extent cx="3212327" cy="2165107"/>
-            <wp:effectExtent l="0" t="0" r="7620" b="6985"/>
-            <wp:docPr id="123146488" name="Рисунок 1"/>
+          <wp:inline distT="0" distB="0" distL="0" distR="0" wp14:anchorId="1F08F439" wp14:editId="122FB92A">
+            <wp:extent cx="5237358" cy="2981739"/>
+            <wp:effectExtent l="0" t="0" r="1905" b="9525"/>
+            <wp:docPr id="686581740" name="Рисунок 1"/>
             <wp:cNvGraphicFramePr>
               <a:graphicFrameLocks xmlns:a="http://schemas.openxmlformats.org/drawingml/2006/main" noChangeAspect="1"/>
             </wp:cNvGraphicFramePr>
@@ -3532,7 +4170,7 @@
               <a:graphicData uri="http://schemas.openxmlformats.org/drawingml/2006/picture">
                 <pic:pic xmlns:pic="http://schemas.openxmlformats.org/drawingml/2006/picture">
                   <pic:nvPicPr>
-                    <pic:cNvPr id="123146488" name=""/>
+                    <pic:cNvPr id="686581740" name=""/>
                     <pic:cNvPicPr/>
                   </pic:nvPicPr>
                   <pic:blipFill>
@@ -3544,7 +4182,7 @@
                   <pic:spPr>
                     <a:xfrm>
                       <a:off x="0" y="0"/>
-                      <a:ext cx="3235048" cy="2180421"/>
+                      <a:ext cx="5242398" cy="2984608"/>
                     </a:xfrm>
                     <a:prstGeom prst="rect">
                       <a:avLst/>
@@ -3563,107 +4201,285 @@
         <w:ind w:firstLine="709"/>
         <w:jc w:val="center"/>
         <w:rPr>
-          <w:rFonts w:ascii="Times New Roman" w:eastAsiaTheme="minorEastAsia" w:hAnsi="Times New Roman"/>
-          <w:kern w:val="0"/>
-          <w:sz w:val="28"/>
-          <w14:ligatures w14:val="none"/>
-        </w:rPr>
-      </w:pPr>
-      <w:r>
-        <w:rPr>
-          <w:rFonts w:ascii="Times New Roman" w:eastAsiaTheme="minorEastAsia" w:hAnsi="Times New Roman"/>
-          <w:kern w:val="0"/>
-          <w:sz w:val="28"/>
-          <w14:ligatures w14:val="none"/>
-        </w:rPr>
-        <w:t>Рисунок 11 – Функция получения ответов клиентом</w:t>
-      </w:r>
-    </w:p>
-    <w:p>
-      <w:pPr>
-        <w:spacing w:line="360" w:lineRule="auto"/>
-        <w:ind w:firstLine="709"/>
-        <w:jc w:val="both"/>
-        <w:rPr>
-          <w:rFonts w:ascii="Times New Roman" w:eastAsiaTheme="minorEastAsia" w:hAnsi="Times New Roman"/>
-          <w:kern w:val="0"/>
-          <w:sz w:val="28"/>
-          <w14:ligatures w14:val="none"/>
-        </w:rPr>
-      </w:pPr>
-      <w:r>
-        <w:rPr>
-          <w:rFonts w:ascii="Times New Roman" w:eastAsiaTheme="minorEastAsia" w:hAnsi="Times New Roman"/>
-          <w:kern w:val="0"/>
-          <w:sz w:val="28"/>
-          <w14:ligatures w14:val="none"/>
+          <w:rFonts w:ascii="Times New Roman" w:hAnsi="Times New Roman" w:cs="Times New Roman"/>
+          <w:sz w:val="28"/>
+          <w:szCs w:val="28"/>
+        </w:rPr>
+      </w:pPr>
+      <w:r>
+        <w:rPr>
+          <w:rFonts w:ascii="Times New Roman" w:hAnsi="Times New Roman" w:cs="Times New Roman"/>
+          <w:sz w:val="28"/>
+          <w:szCs w:val="28"/>
+        </w:rPr>
+        <w:t>Рисунок 1</w:t>
+      </w:r>
+      <w:r>
+        <w:rPr>
+          <w:rFonts w:ascii="Times New Roman" w:hAnsi="Times New Roman" w:cs="Times New Roman"/>
+          <w:sz w:val="28"/>
+          <w:szCs w:val="28"/>
+        </w:rPr>
+        <w:t>1</w:t>
+      </w:r>
+      <w:r>
+        <w:rPr>
+          <w:rFonts w:ascii="Times New Roman" w:hAnsi="Times New Roman" w:cs="Times New Roman"/>
+          <w:sz w:val="28"/>
+          <w:szCs w:val="28"/>
+        </w:rPr>
+        <w:t xml:space="preserve"> – Код </w:t>
+      </w:r>
+      <w:r>
+        <w:rPr>
+          <w:rFonts w:ascii="Times New Roman" w:hAnsi="Times New Roman" w:cs="Times New Roman"/>
+          <w:sz w:val="28"/>
+          <w:szCs w:val="28"/>
+          <w:lang w:val="en-US"/>
+        </w:rPr>
+        <w:t>about.html</w:t>
+      </w:r>
+    </w:p>
+    <w:p>
+      <w:pPr>
+        <w:spacing w:line="360" w:lineRule="auto"/>
+        <w:ind w:firstLine="709"/>
+        <w:rPr>
+          <w:rFonts w:ascii="Times New Roman" w:hAnsi="Times New Roman" w:cs="Times New Roman"/>
+          <w:sz w:val="28"/>
+          <w:szCs w:val="28"/>
+        </w:rPr>
+      </w:pPr>
+      <w:r>
+        <w:rPr>
+          <w:rFonts w:ascii="Times New Roman" w:hAnsi="Times New Roman" w:cs="Times New Roman"/>
+          <w:sz w:val="28"/>
+          <w:szCs w:val="28"/>
+        </w:rPr>
+        <w:t xml:space="preserve">После этого необходимо в файле </w:t>
+      </w:r>
+      <w:r>
+        <w:rPr>
+          <w:rFonts w:ascii="Times New Roman" w:hAnsi="Times New Roman" w:cs="Times New Roman"/>
+          <w:sz w:val="28"/>
+          <w:szCs w:val="28"/>
+          <w:lang w:val="en-US"/>
+        </w:rPr>
+        <w:t>settings</w:t>
+      </w:r>
+      <w:r>
+        <w:rPr>
+          <w:rFonts w:ascii="Times New Roman" w:hAnsi="Times New Roman" w:cs="Times New Roman"/>
+          <w:sz w:val="28"/>
+          <w:szCs w:val="28"/>
+        </w:rPr>
+        <w:t>.</w:t>
+      </w:r>
+      <w:r>
+        <w:rPr>
+          <w:rFonts w:ascii="Times New Roman" w:hAnsi="Times New Roman" w:cs="Times New Roman"/>
+          <w:sz w:val="28"/>
+          <w:szCs w:val="28"/>
+          <w:lang w:val="en-US"/>
+        </w:rPr>
+        <w:t>py</w:t>
+      </w:r>
+      <w:r>
+        <w:rPr>
+          <w:rFonts w:ascii="Times New Roman" w:hAnsi="Times New Roman" w:cs="Times New Roman"/>
+          <w:sz w:val="28"/>
+          <w:szCs w:val="28"/>
+        </w:rPr>
+        <w:t xml:space="preserve"> </w:t>
+      </w:r>
+      <w:r>
+        <w:rPr>
+          <w:rFonts w:ascii="Times New Roman" w:hAnsi="Times New Roman" w:cs="Times New Roman"/>
+          <w:sz w:val="28"/>
+          <w:szCs w:val="28"/>
+        </w:rPr>
+        <w:t xml:space="preserve">в </w:t>
+      </w:r>
+      <w:r>
+        <w:rPr>
+          <w:rFonts w:ascii="Times New Roman" w:hAnsi="Times New Roman" w:cs="Times New Roman"/>
+          <w:sz w:val="28"/>
+          <w:szCs w:val="28"/>
+          <w:lang w:val="en-US"/>
+        </w:rPr>
+        <w:t>INSTALLED</w:t>
+      </w:r>
+      <w:r>
+        <w:rPr>
+          <w:rFonts w:ascii="Times New Roman" w:hAnsi="Times New Roman" w:cs="Times New Roman"/>
+          <w:sz w:val="28"/>
+          <w:szCs w:val="28"/>
+        </w:rPr>
+        <w:t>_</w:t>
+      </w:r>
+      <w:r>
+        <w:rPr>
+          <w:rFonts w:ascii="Times New Roman" w:hAnsi="Times New Roman" w:cs="Times New Roman"/>
+          <w:sz w:val="28"/>
+          <w:szCs w:val="28"/>
+          <w:lang w:val="en-US"/>
+        </w:rPr>
+        <w:t>APS</w:t>
+      </w:r>
+      <w:r>
+        <w:rPr>
+          <w:rFonts w:ascii="Times New Roman" w:hAnsi="Times New Roman" w:cs="Times New Roman"/>
+          <w:sz w:val="28"/>
+          <w:szCs w:val="28"/>
+        </w:rPr>
+        <w:t xml:space="preserve"> </w:t>
+      </w:r>
+      <w:r>
+        <w:rPr>
+          <w:rFonts w:ascii="Times New Roman" w:hAnsi="Times New Roman" w:cs="Times New Roman"/>
+          <w:sz w:val="28"/>
+          <w:szCs w:val="28"/>
+        </w:rPr>
+        <w:t>добавим «</w:t>
+      </w:r>
+      <w:r>
+        <w:rPr>
+          <w:rFonts w:ascii="Times New Roman" w:hAnsi="Times New Roman" w:cs="Times New Roman"/>
+          <w:sz w:val="28"/>
+          <w:szCs w:val="28"/>
+          <w:lang w:val="en-US"/>
+        </w:rPr>
+        <w:t>orders</w:t>
+      </w:r>
+      <w:r>
+        <w:rPr>
+          <w:rFonts w:ascii="Times New Roman" w:hAnsi="Times New Roman" w:cs="Times New Roman"/>
+          <w:sz w:val="28"/>
+          <w:szCs w:val="28"/>
+        </w:rPr>
+        <w:t>»</w:t>
+      </w:r>
+      <w:r>
+        <w:rPr>
+          <w:rFonts w:ascii="Times New Roman" w:hAnsi="Times New Roman" w:cs="Times New Roman"/>
+          <w:sz w:val="28"/>
+          <w:szCs w:val="28"/>
+        </w:rPr>
+        <w:t xml:space="preserve">. </w:t>
+      </w:r>
+    </w:p>
+    <w:p>
+      <w:pPr>
+        <w:spacing w:line="360" w:lineRule="auto"/>
+        <w:ind w:firstLine="709"/>
+        <w:rPr>
+          <w:rFonts w:ascii="Times New Roman" w:hAnsi="Times New Roman" w:cs="Times New Roman"/>
+          <w:sz w:val="28"/>
+          <w:szCs w:val="28"/>
+        </w:rPr>
+      </w:pPr>
+      <w:r>
+        <w:rPr>
+          <w:rFonts w:ascii="Times New Roman" w:hAnsi="Times New Roman" w:cs="Times New Roman"/>
+          <w:sz w:val="28"/>
+          <w:szCs w:val="28"/>
+        </w:rPr>
+        <w:t xml:space="preserve">Далее запусти наш сервер с помощью команды </w:t>
+      </w:r>
+      <w:r>
+        <w:rPr>
+          <w:rFonts w:ascii="Times New Roman" w:hAnsi="Times New Roman" w:cs="Times New Roman"/>
+          <w:i/>
+          <w:iCs/>
+          <w:sz w:val="28"/>
+          <w:szCs w:val="28"/>
+        </w:rPr>
+        <w:t>python manage.py runserver</w:t>
+      </w:r>
+      <w:r>
+        <w:rPr>
+          <w:rFonts w:ascii="Times New Roman" w:hAnsi="Times New Roman" w:cs="Times New Roman"/>
+          <w:sz w:val="28"/>
+          <w:szCs w:val="28"/>
+        </w:rPr>
+        <w:t>.</w:t>
+      </w:r>
+      <w:r>
+        <w:rPr>
+          <w:rFonts w:ascii="Times New Roman" w:hAnsi="Times New Roman" w:cs="Times New Roman"/>
+          <w:sz w:val="28"/>
+          <w:szCs w:val="28"/>
+        </w:rPr>
+        <w:t xml:space="preserve"> </w:t>
+      </w:r>
+    </w:p>
+    <w:p>
+      <w:pPr>
+        <w:spacing w:line="360" w:lineRule="auto"/>
+        <w:ind w:firstLine="709"/>
+        <w:rPr>
+          <w:rFonts w:ascii="Times New Roman" w:hAnsi="Times New Roman" w:cs="Times New Roman"/>
+          <w:sz w:val="28"/>
+          <w:szCs w:val="28"/>
+        </w:rPr>
+      </w:pPr>
+      <w:r>
+        <w:rPr>
+          <w:rFonts w:ascii="Times New Roman" w:hAnsi="Times New Roman" w:cs="Times New Roman"/>
+          <w:sz w:val="28"/>
+          <w:szCs w:val="28"/>
+        </w:rPr>
+        <w:t xml:space="preserve">После перехода на </w:t>
+      </w:r>
+      <w:r>
+        <w:rPr>
+          <w:rFonts w:ascii="Times New Roman" w:hAnsi="Times New Roman" w:cs="Times New Roman"/>
+          <w:sz w:val="28"/>
+          <w:szCs w:val="28"/>
+          <w:lang w:val="en-US"/>
+        </w:rPr>
+        <w:t>localhost</w:t>
+      </w:r>
+      <w:r>
+        <w:rPr>
+          <w:rFonts w:ascii="Times New Roman" w:hAnsi="Times New Roman" w:cs="Times New Roman"/>
+          <w:sz w:val="28"/>
+          <w:szCs w:val="28"/>
+        </w:rPr>
+        <w:t xml:space="preserve"> </w:t>
+      </w:r>
+      <w:r>
+        <w:rPr>
+          <w:rFonts w:ascii="Times New Roman" w:hAnsi="Times New Roman" w:cs="Times New Roman"/>
+          <w:sz w:val="28"/>
+          <w:szCs w:val="28"/>
+        </w:rPr>
+        <w:t>мы видим главную страницу.</w:t>
+      </w:r>
+    </w:p>
+    <w:p>
+      <w:pPr>
+        <w:spacing w:line="360" w:lineRule="auto"/>
+        <w:ind w:firstLine="709"/>
+        <w:jc w:val="center"/>
+        <w:rPr>
+          <w:rFonts w:ascii="Times New Roman" w:hAnsi="Times New Roman" w:cs="Times New Roman"/>
+          <w:sz w:val="28"/>
+          <w:szCs w:val="28"/>
+        </w:rPr>
+      </w:pPr>
+      <w:r>
+        <w:rPr>
+          <w:rFonts w:ascii="Times New Roman" w:hAnsi="Times New Roman" w:cs="Times New Roman"/>
+          <w:sz w:val="28"/>
+          <w:szCs w:val="28"/>
         </w:rPr>
         <w:lastRenderedPageBreak/>
-        <w:t>В функции отправки сообщений происходит проверка на равенство введенного сообщения «</w:t>
-      </w:r>
-      <w:r>
-        <w:rPr>
-          <w:rFonts w:ascii="Times New Roman" w:eastAsiaTheme="minorEastAsia" w:hAnsi="Times New Roman"/>
-          <w:kern w:val="0"/>
-          <w:sz w:val="28"/>
-          <w:lang w:val="en-US"/>
-          <w14:ligatures w14:val="none"/>
-        </w:rPr>
-        <w:t>exit</w:t>
-      </w:r>
-      <w:r>
-        <w:rPr>
-          <w:rFonts w:ascii="Times New Roman" w:eastAsiaTheme="minorEastAsia" w:hAnsi="Times New Roman"/>
-          <w:kern w:val="0"/>
-          <w:sz w:val="28"/>
-          <w14:ligatures w14:val="none"/>
-        </w:rPr>
-        <w:t>»</w:t>
-      </w:r>
-      <w:r>
-        <w:rPr>
-          <w:rFonts w:ascii="Times New Roman" w:eastAsiaTheme="minorEastAsia" w:hAnsi="Times New Roman"/>
-          <w:kern w:val="0"/>
-          <w:sz w:val="28"/>
-          <w14:ligatures w14:val="none"/>
-        </w:rPr>
-        <w:t xml:space="preserve">. </w:t>
-      </w:r>
-      <w:r>
-        <w:rPr>
-          <w:rFonts w:ascii="Times New Roman" w:eastAsiaTheme="minorEastAsia" w:hAnsi="Times New Roman"/>
-          <w:kern w:val="0"/>
-          <w:sz w:val="28"/>
-          <w14:ligatures w14:val="none"/>
-        </w:rPr>
-        <w:t>Если это верно, то пользователь отключается от сервера. В ином случае, введенное сообщение отправляется на сервер для пересылки другим пользователям.</w:t>
-      </w:r>
-    </w:p>
-    <w:p>
-      <w:pPr>
-        <w:spacing w:line="360" w:lineRule="auto"/>
-        <w:ind w:firstLine="709"/>
-        <w:jc w:val="center"/>
-        <w:rPr>
-          <w:rFonts w:ascii="Times New Roman" w:eastAsiaTheme="minorEastAsia" w:hAnsi="Times New Roman"/>
-          <w:kern w:val="0"/>
-          <w:sz w:val="28"/>
-          <w14:ligatures w14:val="none"/>
-        </w:rPr>
-      </w:pPr>
-      <w:r>
-        <w:rPr>
-          <w:rFonts w:ascii="Times New Roman" w:eastAsiaTheme="minorEastAsia" w:hAnsi="Times New Roman"/>
-          <w:noProof/>
-          <w:kern w:val="0"/>
-          <w:sz w:val="28"/>
-          <w14:ligatures w14:val="none"/>
-        </w:rPr>
         <w:drawing>
-          <wp:inline distT="0" distB="0" distL="0" distR="0" wp14:anchorId="4AB3D99A" wp14:editId="72C6A6C9">
-            <wp:extent cx="3506525" cy="1830993"/>
-            <wp:effectExtent l="0" t="0" r="0" b="0"/>
-            <wp:docPr id="799341162" name="Рисунок 1"/>
+          <wp:inline distT="0" distB="0" distL="0" distR="0" wp14:anchorId="00F0CEF4" wp14:editId="1072C8D8">
+            <wp:extent cx="5573865" cy="2868261"/>
+            <wp:effectExtent l="0" t="0" r="8255" b="8890"/>
+            <wp:docPr id="748684489" name="Рисунок 1"/>
             <wp:cNvGraphicFramePr>
               <a:graphicFrameLocks xmlns:a="http://schemas.openxmlformats.org/drawingml/2006/main" noChangeAspect="1"/>
             </wp:cNvGraphicFramePr>
@@ -3671,7 +4487,7 @@
               <a:graphicData uri="http://schemas.openxmlformats.org/drawingml/2006/picture">
                 <pic:pic xmlns:pic="http://schemas.openxmlformats.org/drawingml/2006/picture">
                   <pic:nvPicPr>
-                    <pic:cNvPr id="799341162" name=""/>
+                    <pic:cNvPr id="748684489" name=""/>
                     <pic:cNvPicPr/>
                   </pic:nvPicPr>
                   <pic:blipFill>
@@ -3683,7 +4499,7 @@
                   <pic:spPr>
                     <a:xfrm>
                       <a:off x="0" y="0"/>
-                      <a:ext cx="3511396" cy="1833536"/>
+                      <a:ext cx="5582800" cy="2872859"/>
                     </a:xfrm>
                     <a:prstGeom prst="rect">
                       <a:avLst/>
@@ -3702,61 +4518,37 @@
         <w:ind w:firstLine="709"/>
         <w:jc w:val="center"/>
         <w:rPr>
-          <w:rFonts w:ascii="Times New Roman" w:eastAsiaTheme="minorEastAsia" w:hAnsi="Times New Roman"/>
-          <w:kern w:val="0"/>
-          <w:sz w:val="28"/>
-          <w14:ligatures w14:val="none"/>
-        </w:rPr>
-      </w:pPr>
-      <w:r>
-        <w:rPr>
-          <w:rFonts w:ascii="Times New Roman" w:eastAsiaTheme="minorEastAsia" w:hAnsi="Times New Roman"/>
-          <w:kern w:val="0"/>
-          <w:sz w:val="28"/>
-          <w14:ligatures w14:val="none"/>
-        </w:rPr>
-        <w:t>Рисунок 12 – Функция отправки сообщений клиентом</w:t>
-      </w:r>
-    </w:p>
-    <w:p>
-      <w:pPr>
-        <w:spacing w:line="360" w:lineRule="auto"/>
-        <w:ind w:firstLine="709"/>
-        <w:jc w:val="both"/>
-        <w:rPr>
-          <w:rFonts w:ascii="Times New Roman" w:eastAsiaTheme="minorEastAsia" w:hAnsi="Times New Roman"/>
-          <w:kern w:val="0"/>
-          <w:sz w:val="28"/>
-          <w14:ligatures w14:val="none"/>
-        </w:rPr>
-      </w:pPr>
-      <w:r>
-        <w:rPr>
-          <w:rFonts w:ascii="Times New Roman" w:eastAsiaTheme="minorEastAsia" w:hAnsi="Times New Roman"/>
-          <w:kern w:val="0"/>
-          <w:sz w:val="28"/>
-          <w14:ligatures w14:val="none"/>
-        </w:rPr>
-        <w:t>В коде сервера для начала создается сокет, после чего создается список всех клиентов. После каждого подключения в цикле клиенту отправляется системное сообщение «</w:t>
-      </w:r>
-      <w:r>
-        <w:rPr>
-          <w:rFonts w:ascii="Times New Roman" w:eastAsiaTheme="minorEastAsia" w:hAnsi="Times New Roman"/>
-          <w:kern w:val="0"/>
-          <w:sz w:val="28"/>
-          <w:lang w:val="en-US"/>
-          <w14:ligatures w14:val="none"/>
-        </w:rPr>
-        <w:t>name</w:t>
-      </w:r>
-      <w:r>
-        <w:rPr>
-          <w:rFonts w:ascii="Times New Roman" w:eastAsiaTheme="minorEastAsia" w:hAnsi="Times New Roman"/>
-          <w:kern w:val="0"/>
-          <w:sz w:val="28"/>
-          <w14:ligatures w14:val="none"/>
-        </w:rPr>
-        <w:t>», после чего приходит ответ с именем клиента. Далее данные соединения и имени записываются в массив. После чего всем клиентам отсылается сообщение о входе в чат нового пользователя. После чего создается поток, отслеживающий сообщения пользователя.</w:t>
+          <w:rFonts w:ascii="Times New Roman" w:hAnsi="Times New Roman" w:cs="Times New Roman"/>
+          <w:sz w:val="28"/>
+          <w:szCs w:val="28"/>
+        </w:rPr>
+      </w:pPr>
+      <w:r>
+        <w:rPr>
+          <w:rFonts w:ascii="Times New Roman" w:hAnsi="Times New Roman" w:cs="Times New Roman"/>
+          <w:sz w:val="28"/>
+          <w:szCs w:val="28"/>
+        </w:rPr>
+        <w:t>Рисунок 12 – Страница «Главная»</w:t>
+      </w:r>
+    </w:p>
+    <w:p>
+      <w:pPr>
+        <w:spacing w:line="360" w:lineRule="auto"/>
+        <w:ind w:firstLine="709"/>
+        <w:rPr>
+          <w:rFonts w:ascii="Times New Roman" w:hAnsi="Times New Roman" w:cs="Times New Roman"/>
+          <w:sz w:val="28"/>
+          <w:szCs w:val="28"/>
+        </w:rPr>
+      </w:pPr>
+      <w:r>
+        <w:rPr>
+          <w:rFonts w:ascii="Times New Roman" w:hAnsi="Times New Roman" w:cs="Times New Roman"/>
+          <w:sz w:val="28"/>
+          <w:szCs w:val="28"/>
+        </w:rPr>
+        <w:t>При нажатии на соответствующую кнопку открывается форма для заказа логотипа.</w:t>
       </w:r>
     </w:p>
     <w:p>
@@ -3765,25 +4557,22 @@
         <w:ind w:firstLine="709"/>
         <w:jc w:val="center"/>
         <w:rPr>
-          <w:rFonts w:ascii="Times New Roman" w:eastAsiaTheme="minorEastAsia" w:hAnsi="Times New Roman"/>
-          <w:kern w:val="0"/>
-          <w:sz w:val="28"/>
-          <w14:ligatures w14:val="none"/>
-        </w:rPr>
-      </w:pPr>
-      <w:r>
-        <w:rPr>
-          <w:rFonts w:ascii="Times New Roman" w:eastAsiaTheme="minorEastAsia" w:hAnsi="Times New Roman"/>
-          <w:noProof/>
-          <w:kern w:val="0"/>
-          <w:sz w:val="28"/>
-          <w14:ligatures w14:val="none"/>
+          <w:rFonts w:ascii="Times New Roman" w:hAnsi="Times New Roman" w:cs="Times New Roman"/>
+          <w:sz w:val="28"/>
+          <w:szCs w:val="28"/>
+        </w:rPr>
+      </w:pPr>
+      <w:r>
+        <w:rPr>
+          <w:rFonts w:ascii="Times New Roman" w:hAnsi="Times New Roman" w:cs="Times New Roman"/>
+          <w:sz w:val="28"/>
+          <w:szCs w:val="28"/>
         </w:rPr>
         <w:drawing>
-          <wp:inline distT="0" distB="0" distL="0" distR="0" wp14:anchorId="364010EB" wp14:editId="51A856EC">
-            <wp:extent cx="3657600" cy="3086381"/>
+          <wp:inline distT="0" distB="0" distL="0" distR="0" wp14:anchorId="0A0E7487" wp14:editId="2D97CE66">
+            <wp:extent cx="5494352" cy="2269393"/>
             <wp:effectExtent l="0" t="0" r="0" b="0"/>
-            <wp:docPr id="523684806" name="Рисунок 1"/>
+            <wp:docPr id="1931757132" name="Рисунок 1"/>
             <wp:cNvGraphicFramePr>
               <a:graphicFrameLocks xmlns:a="http://schemas.openxmlformats.org/drawingml/2006/main" noChangeAspect="1"/>
             </wp:cNvGraphicFramePr>
@@ -3791,7 +4580,7 @@
               <a:graphicData uri="http://schemas.openxmlformats.org/drawingml/2006/picture">
                 <pic:pic xmlns:pic="http://schemas.openxmlformats.org/drawingml/2006/picture">
                   <pic:nvPicPr>
-                    <pic:cNvPr id="523684806" name=""/>
+                    <pic:cNvPr id="1931757132" name=""/>
                     <pic:cNvPicPr/>
                   </pic:nvPicPr>
                   <pic:blipFill>
@@ -3803,7 +4592,7 @@
                   <pic:spPr>
                     <a:xfrm>
                       <a:off x="0" y="0"/>
-                      <a:ext cx="3666910" cy="3094237"/>
+                      <a:ext cx="5503833" cy="2273309"/>
                     </a:xfrm>
                     <a:prstGeom prst="rect">
                       <a:avLst/>
@@ -3822,70 +4611,81 @@
         <w:ind w:firstLine="709"/>
         <w:jc w:val="center"/>
         <w:rPr>
-          <w:rFonts w:ascii="Times New Roman" w:eastAsiaTheme="minorEastAsia" w:hAnsi="Times New Roman"/>
-          <w:kern w:val="0"/>
-          <w:sz w:val="28"/>
-          <w14:ligatures w14:val="none"/>
-        </w:rPr>
-      </w:pPr>
-      <w:r>
-        <w:rPr>
-          <w:rFonts w:ascii="Times New Roman" w:eastAsiaTheme="minorEastAsia" w:hAnsi="Times New Roman"/>
-          <w:kern w:val="0"/>
-          <w:sz w:val="28"/>
-          <w14:ligatures w14:val="none"/>
-        </w:rPr>
-        <w:t>Рисунок 13 – Создание сервера и добавление клиентов</w:t>
-      </w:r>
-    </w:p>
-    <w:p>
-      <w:pPr>
-        <w:spacing w:line="360" w:lineRule="auto"/>
-        <w:ind w:firstLine="709"/>
-        <w:jc w:val="both"/>
-        <w:rPr>
-          <w:rFonts w:ascii="Times New Roman" w:eastAsiaTheme="minorEastAsia" w:hAnsi="Times New Roman"/>
-          <w:kern w:val="0"/>
-          <w:sz w:val="28"/>
-          <w14:ligatures w14:val="none"/>
-        </w:rPr>
-      </w:pPr>
-      <w:r>
-        <w:rPr>
-          <w:rFonts w:ascii="Times New Roman" w:eastAsiaTheme="minorEastAsia" w:hAnsi="Times New Roman"/>
-          <w:kern w:val="0"/>
-          <w:sz w:val="28"/>
-          <w14:ligatures w14:val="none"/>
+          <w:rFonts w:ascii="Times New Roman" w:hAnsi="Times New Roman" w:cs="Times New Roman"/>
+          <w:sz w:val="28"/>
+          <w:szCs w:val="28"/>
+        </w:rPr>
+      </w:pPr>
+      <w:r>
+        <w:rPr>
+          <w:rFonts w:ascii="Times New Roman" w:hAnsi="Times New Roman" w:cs="Times New Roman"/>
+          <w:sz w:val="28"/>
+          <w:szCs w:val="28"/>
+        </w:rPr>
+        <w:t>Рисунок 13 – Страница с «Заказ логотипа»</w:t>
+      </w:r>
+    </w:p>
+    <w:p>
+      <w:pPr>
+        <w:spacing w:line="360" w:lineRule="auto"/>
+        <w:ind w:firstLine="709"/>
+        <w:rPr>
+          <w:rFonts w:ascii="Times New Roman" w:hAnsi="Times New Roman" w:cs="Times New Roman"/>
+          <w:sz w:val="28"/>
+          <w:szCs w:val="28"/>
+        </w:rPr>
+      </w:pPr>
+      <w:r>
+        <w:rPr>
+          <w:rFonts w:ascii="Times New Roman" w:hAnsi="Times New Roman" w:cs="Times New Roman"/>
+          <w:sz w:val="28"/>
+          <w:szCs w:val="28"/>
+        </w:rPr>
+        <w:t>После заполнения формы пользователь увидит следующую страницу</w:t>
+      </w:r>
+      <w:r>
+        <w:rPr>
+          <w:rFonts w:ascii="Times New Roman" w:hAnsi="Times New Roman" w:cs="Times New Roman"/>
+          <w:sz w:val="28"/>
+          <w:szCs w:val="28"/>
+        </w:rPr>
+        <w:t xml:space="preserve"> об успехе заполнения.</w:t>
+      </w:r>
+    </w:p>
+    <w:p>
+      <w:pPr>
+        <w:spacing w:line="360" w:lineRule="auto"/>
+        <w:ind w:firstLine="709"/>
+        <w:rPr>
+          <w:rFonts w:ascii="Times New Roman" w:hAnsi="Times New Roman" w:cs="Times New Roman"/>
+          <w:sz w:val="28"/>
+          <w:szCs w:val="28"/>
+        </w:rPr>
+      </w:pPr>
+    </w:p>
+    <w:p>
+      <w:pPr>
+        <w:spacing w:line="360" w:lineRule="auto"/>
+        <w:ind w:firstLine="709"/>
+        <w:jc w:val="center"/>
+        <w:rPr>
+          <w:rFonts w:ascii="Times New Roman" w:hAnsi="Times New Roman" w:cs="Times New Roman"/>
+          <w:sz w:val="28"/>
+          <w:szCs w:val="28"/>
+        </w:rPr>
+      </w:pPr>
+      <w:r>
+        <w:rPr>
+          <w:rFonts w:ascii="Times New Roman" w:hAnsi="Times New Roman" w:cs="Times New Roman"/>
+          <w:sz w:val="28"/>
+          <w:szCs w:val="28"/>
         </w:rPr>
         <w:lastRenderedPageBreak/>
-        <w:t>Функция, принимающая запросы клиентов, работает в потоке. Она проверяет, что сообщение не является пустым. Если оно не является таковым, то рассылает его всем клиентам. Иначе удаляет пользователя. То же происходит и при появлении ошибок.</w:t>
-      </w:r>
-    </w:p>
-    <w:p>
-      <w:pPr>
-        <w:spacing w:line="360" w:lineRule="auto"/>
-        <w:ind w:firstLine="709"/>
-        <w:jc w:val="center"/>
-        <w:rPr>
-          <w:rFonts w:ascii="Times New Roman" w:eastAsiaTheme="minorEastAsia" w:hAnsi="Times New Roman"/>
-          <w:kern w:val="0"/>
-          <w:sz w:val="28"/>
-          <w14:ligatures w14:val="none"/>
-        </w:rPr>
-      </w:pPr>
-      <w:r>
-        <w:rPr>
-          <w:rFonts w:ascii="Times New Roman" w:eastAsiaTheme="minorEastAsia" w:hAnsi="Times New Roman"/>
-          <w:noProof/>
-          <w:kern w:val="0"/>
-          <w:sz w:val="28"/>
-          <w14:ligatures w14:val="none"/>
-        </w:rPr>
         <w:drawing>
-          <wp:inline distT="0" distB="0" distL="0" distR="0" wp14:anchorId="3CC89A1A" wp14:editId="05CFE4DC">
-            <wp:extent cx="4731027" cy="1950063"/>
-            <wp:effectExtent l="0" t="0" r="0" b="0"/>
-            <wp:docPr id="710473463" name="Рисунок 1"/>
+          <wp:inline distT="0" distB="0" distL="0" distR="0" wp14:anchorId="6B527BC4" wp14:editId="10BAF1E4">
+            <wp:extent cx="5557962" cy="1438951"/>
+            <wp:effectExtent l="0" t="0" r="5080" b="8890"/>
+            <wp:docPr id="1762860553" name="Рисунок 1"/>
             <wp:cNvGraphicFramePr>
               <a:graphicFrameLocks xmlns:a="http://schemas.openxmlformats.org/drawingml/2006/main" noChangeAspect="1"/>
             </wp:cNvGraphicFramePr>
@@ -3893,7 +4693,7 @@
               <a:graphicData uri="http://schemas.openxmlformats.org/drawingml/2006/picture">
                 <pic:pic xmlns:pic="http://schemas.openxmlformats.org/drawingml/2006/picture">
                   <pic:nvPicPr>
-                    <pic:cNvPr id="710473463" name=""/>
+                    <pic:cNvPr id="1762860553" name=""/>
                     <pic:cNvPicPr/>
                   </pic:nvPicPr>
                   <pic:blipFill>
@@ -3905,7 +4705,7 @@
                   <pic:spPr>
                     <a:xfrm>
                       <a:off x="0" y="0"/>
-                      <a:ext cx="4752733" cy="1959010"/>
+                      <a:ext cx="5570348" cy="1442158"/>
                     </a:xfrm>
                     <a:prstGeom prst="rect">
                       <a:avLst/>
@@ -3924,70 +4724,37 @@
         <w:ind w:firstLine="709"/>
         <w:jc w:val="center"/>
         <w:rPr>
-          <w:rFonts w:ascii="Times New Roman" w:eastAsiaTheme="minorEastAsia" w:hAnsi="Times New Roman"/>
-          <w:kern w:val="0"/>
-          <w:sz w:val="28"/>
-          <w14:ligatures w14:val="none"/>
-        </w:rPr>
-      </w:pPr>
-      <w:r>
-        <w:rPr>
-          <w:rFonts w:ascii="Times New Roman" w:eastAsiaTheme="minorEastAsia" w:hAnsi="Times New Roman"/>
-          <w:kern w:val="0"/>
-          <w:sz w:val="28"/>
-          <w14:ligatures w14:val="none"/>
-        </w:rPr>
-        <w:t>Рисунок 14 – Функция обработки запросов</w:t>
-      </w:r>
-    </w:p>
-    <w:p>
-      <w:pPr>
-        <w:spacing w:line="360" w:lineRule="auto"/>
-        <w:ind w:firstLine="709"/>
-        <w:jc w:val="both"/>
-        <w:rPr>
-          <w:rFonts w:ascii="Times New Roman" w:eastAsiaTheme="minorEastAsia" w:hAnsi="Times New Roman"/>
-          <w:kern w:val="0"/>
-          <w:sz w:val="28"/>
-          <w14:ligatures w14:val="none"/>
-        </w:rPr>
-      </w:pPr>
-      <w:r>
-        <w:rPr>
-          <w:rFonts w:ascii="Times New Roman" w:eastAsiaTheme="minorEastAsia" w:hAnsi="Times New Roman"/>
-          <w:kern w:val="0"/>
-          <w:sz w:val="28"/>
-          <w14:ligatures w14:val="none"/>
-        </w:rPr>
-        <w:t xml:space="preserve">Функция отправки сообщения всем клиентам работает просто через цикл </w:t>
-      </w:r>
-      <w:r>
-        <w:rPr>
-          <w:rFonts w:ascii="Times New Roman" w:eastAsiaTheme="minorEastAsia" w:hAnsi="Times New Roman"/>
-          <w:kern w:val="0"/>
-          <w:sz w:val="28"/>
-          <w:lang w:val="en-US"/>
-          <w14:ligatures w14:val="none"/>
-        </w:rPr>
-        <w:t>for</w:t>
-      </w:r>
-      <w:r>
-        <w:rPr>
-          <w:rFonts w:ascii="Times New Roman" w:eastAsiaTheme="minorEastAsia" w:hAnsi="Times New Roman"/>
-          <w:kern w:val="0"/>
-          <w:sz w:val="28"/>
-          <w14:ligatures w14:val="none"/>
-        </w:rPr>
-        <w:t xml:space="preserve">. </w:t>
-      </w:r>
-      <w:r>
-        <w:rPr>
-          <w:rFonts w:ascii="Times New Roman" w:eastAsiaTheme="minorEastAsia" w:hAnsi="Times New Roman"/>
-          <w:kern w:val="0"/>
-          <w:sz w:val="28"/>
-          <w14:ligatures w14:val="none"/>
-        </w:rPr>
-        <w:t>Внутри него есть проверка на совпадение получателя и отправителя, если она пройдена, и они не совпадают, что клиенту отправляется ответ. При любой ошибке клиент удаляется из чата.</w:t>
+          <w:rFonts w:ascii="Times New Roman" w:hAnsi="Times New Roman" w:cs="Times New Roman"/>
+          <w:sz w:val="28"/>
+          <w:szCs w:val="28"/>
+        </w:rPr>
+      </w:pPr>
+      <w:r>
+        <w:rPr>
+          <w:rFonts w:ascii="Times New Roman" w:hAnsi="Times New Roman" w:cs="Times New Roman"/>
+          <w:sz w:val="28"/>
+          <w:szCs w:val="28"/>
+        </w:rPr>
+        <w:t>Рисунок 14 – Страница с успешным заказом</w:t>
+      </w:r>
+    </w:p>
+    <w:p>
+      <w:pPr>
+        <w:spacing w:line="360" w:lineRule="auto"/>
+        <w:ind w:firstLine="709"/>
+        <w:rPr>
+          <w:rFonts w:ascii="Times New Roman" w:hAnsi="Times New Roman" w:cs="Times New Roman"/>
+          <w:sz w:val="28"/>
+          <w:szCs w:val="28"/>
+        </w:rPr>
+      </w:pPr>
+      <w:r>
+        <w:rPr>
+          <w:rFonts w:ascii="Times New Roman" w:hAnsi="Times New Roman" w:cs="Times New Roman"/>
+          <w:sz w:val="28"/>
+          <w:szCs w:val="28"/>
+        </w:rPr>
+        <w:t>Также, при нажатии на «О разработке» в хэдере, то пользователь попадет на следующую страницу.</w:t>
       </w:r>
     </w:p>
     <w:p>
@@ -3996,25 +4763,22 @@
         <w:ind w:firstLine="709"/>
         <w:jc w:val="center"/>
         <w:rPr>
-          <w:rFonts w:ascii="Times New Roman" w:eastAsiaTheme="minorEastAsia" w:hAnsi="Times New Roman"/>
-          <w:kern w:val="0"/>
-          <w:sz w:val="28"/>
-          <w14:ligatures w14:val="none"/>
-        </w:rPr>
-      </w:pPr>
-      <w:r>
-        <w:rPr>
-          <w:rFonts w:ascii="Times New Roman" w:eastAsiaTheme="minorEastAsia" w:hAnsi="Times New Roman"/>
-          <w:noProof/>
-          <w:kern w:val="0"/>
-          <w:sz w:val="28"/>
-          <w14:ligatures w14:val="none"/>
+          <w:rFonts w:ascii="Times New Roman" w:hAnsi="Times New Roman" w:cs="Times New Roman"/>
+          <w:sz w:val="28"/>
+          <w:szCs w:val="28"/>
+        </w:rPr>
+      </w:pPr>
+      <w:r>
+        <w:rPr>
+          <w:rFonts w:ascii="Times New Roman" w:hAnsi="Times New Roman" w:cs="Times New Roman"/>
+          <w:sz w:val="28"/>
+          <w:szCs w:val="28"/>
         </w:rPr>
         <w:drawing>
-          <wp:inline distT="0" distB="0" distL="0" distR="0" wp14:anchorId="7A285724" wp14:editId="6411B0DD">
-            <wp:extent cx="2949934" cy="1631707"/>
-            <wp:effectExtent l="0" t="0" r="3175" b="6985"/>
-            <wp:docPr id="247284357" name="Рисунок 1"/>
+          <wp:inline distT="0" distB="0" distL="0" distR="0" wp14:anchorId="341C6A79" wp14:editId="3B19DB4A">
+            <wp:extent cx="5637475" cy="2897982"/>
+            <wp:effectExtent l="0" t="0" r="1905" b="0"/>
+            <wp:docPr id="2052345553" name="Рисунок 1"/>
             <wp:cNvGraphicFramePr>
               <a:graphicFrameLocks xmlns:a="http://schemas.openxmlformats.org/drawingml/2006/main" noChangeAspect="1"/>
             </wp:cNvGraphicFramePr>
@@ -4022,7 +4786,7 @@
               <a:graphicData uri="http://schemas.openxmlformats.org/drawingml/2006/picture">
                 <pic:pic xmlns:pic="http://schemas.openxmlformats.org/drawingml/2006/picture">
                   <pic:nvPicPr>
-                    <pic:cNvPr id="247284357" name=""/>
+                    <pic:cNvPr id="2052345553" name=""/>
                     <pic:cNvPicPr/>
                   </pic:nvPicPr>
                   <pic:blipFill>
@@ -4034,7 +4798,7 @@
                   <pic:spPr>
                     <a:xfrm>
                       <a:off x="0" y="0"/>
-                      <a:ext cx="2958375" cy="1636376"/>
+                      <a:ext cx="5646684" cy="2902716"/>
                     </a:xfrm>
                     <a:prstGeom prst="rect">
                       <a:avLst/>
@@ -4053,21 +4817,31 @@
         <w:ind w:firstLine="709"/>
         <w:jc w:val="center"/>
         <w:rPr>
-          <w:rFonts w:ascii="Times New Roman" w:eastAsiaTheme="minorEastAsia" w:hAnsi="Times New Roman"/>
-          <w:kern w:val="0"/>
-          <w:sz w:val="28"/>
-          <w14:ligatures w14:val="none"/>
-        </w:rPr>
-      </w:pPr>
-      <w:r>
-        <w:rPr>
-          <w:rFonts w:ascii="Times New Roman" w:eastAsiaTheme="minorEastAsia" w:hAnsi="Times New Roman"/>
-          <w:kern w:val="0"/>
-          <w:sz w:val="28"/>
-          <w14:ligatures w14:val="none"/>
-        </w:rPr>
-        <w:t>Рисунок 15 – Функция отправки сообщений всем клиентам</w:t>
-      </w:r>
+          <w:rFonts w:ascii="Times New Roman" w:hAnsi="Times New Roman" w:cs="Times New Roman"/>
+          <w:sz w:val="28"/>
+          <w:szCs w:val="28"/>
+        </w:rPr>
+      </w:pPr>
+      <w:r>
+        <w:rPr>
+          <w:rFonts w:ascii="Times New Roman" w:hAnsi="Times New Roman" w:cs="Times New Roman"/>
+          <w:sz w:val="28"/>
+          <w:szCs w:val="28"/>
+        </w:rPr>
+        <w:t>Рисунок 15 – Страница «О разработке»</w:t>
+      </w:r>
+    </w:p>
+    <w:p>
+      <w:pPr>
+        <w:spacing w:line="360" w:lineRule="auto"/>
+        <w:ind w:firstLine="709"/>
+        <w:jc w:val="center"/>
+        <w:rPr>
+          <w:rFonts w:ascii="Times New Roman" w:hAnsi="Times New Roman" w:cs="Times New Roman"/>
+          <w:sz w:val="28"/>
+          <w:szCs w:val="28"/>
+        </w:rPr>
+      </w:pPr>
     </w:p>
     <w:p>
       <w:pPr>
@@ -4075,21 +4849,26 @@
         <w:ind w:firstLine="709"/>
         <w:jc w:val="both"/>
         <w:rPr>
-          <w:rFonts w:ascii="Times New Roman" w:eastAsiaTheme="minorEastAsia" w:hAnsi="Times New Roman"/>
-          <w:kern w:val="0"/>
-          <w:sz w:val="28"/>
-          <w14:ligatures w14:val="none"/>
-        </w:rPr>
-      </w:pPr>
-      <w:r>
-        <w:rPr>
-          <w:rFonts w:ascii="Times New Roman" w:eastAsiaTheme="minorEastAsia" w:hAnsi="Times New Roman"/>
-          <w:kern w:val="0"/>
-          <w:sz w:val="28"/>
-          <w14:ligatures w14:val="none"/>
-        </w:rPr>
-        <w:t xml:space="preserve">Функция удаления клиента из системы проверяет его наличие. После чего отправляет всем клиентам сообщение о его выходе из чата. Удаляет его из списка всех клиентов и закрывает соединение. </w:t>
-      </w:r>
+          <w:rFonts w:ascii="Times New Roman" w:eastAsiaTheme="minorEastAsia" w:hAnsi="Times New Roman" w:cs="Times New Roman"/>
+          <w:kern w:val="0"/>
+          <w:sz w:val="28"/>
+          <w:szCs w:val="28"/>
+          <w14:ligatures w14:val="none"/>
+        </w:rPr>
+      </w:pPr>
+    </w:p>
+    <w:p>
+      <w:pPr>
+        <w:spacing w:line="360" w:lineRule="auto"/>
+        <w:ind w:firstLine="709"/>
+        <w:jc w:val="both"/>
+        <w:rPr>
+          <w:rFonts w:ascii="Times New Roman" w:eastAsiaTheme="minorEastAsia" w:hAnsi="Times New Roman"/>
+          <w:kern w:val="0"/>
+          <w:sz w:val="28"/>
+          <w14:ligatures w14:val="none"/>
+        </w:rPr>
+      </w:pPr>
     </w:p>
     <w:p>
       <w:pPr>
@@ -4103,51 +4882,6 @@
           <w14:ligatures w14:val="none"/>
         </w:rPr>
       </w:pPr>
-      <w:r>
-        <w:rPr>
-          <w:rFonts w:ascii="Times New Roman" w:eastAsiaTheme="minorEastAsia" w:hAnsi="Times New Roman"/>
-          <w:noProof/>
-          <w:kern w:val="0"/>
-          <w:sz w:val="28"/>
-          <w14:ligatures w14:val="none"/>
-        </w:rPr>
-        <w:lastRenderedPageBreak/>
-        <w:drawing>
-          <wp:inline distT="0" distB="0" distL="0" distR="0" wp14:anchorId="1E82A785" wp14:editId="7CCCA6A5">
-            <wp:extent cx="5057030" cy="1172496"/>
-            <wp:effectExtent l="0" t="0" r="0" b="8890"/>
-            <wp:docPr id="549825842" name="Рисунок 1"/>
-            <wp:cNvGraphicFramePr>
-              <a:graphicFrameLocks xmlns:a="http://schemas.openxmlformats.org/drawingml/2006/main" noChangeAspect="1"/>
-            </wp:cNvGraphicFramePr>
-            <a:graphic xmlns:a="http://schemas.openxmlformats.org/drawingml/2006/main">
-              <a:graphicData uri="http://schemas.openxmlformats.org/drawingml/2006/picture">
-                <pic:pic xmlns:pic="http://schemas.openxmlformats.org/drawingml/2006/picture">
-                  <pic:nvPicPr>
-                    <pic:cNvPr id="549825842" name=""/>
-                    <pic:cNvPicPr/>
-                  </pic:nvPicPr>
-                  <pic:blipFill>
-                    <a:blip r:embed="rId21"/>
-                    <a:stretch>
-                      <a:fillRect/>
-                    </a:stretch>
-                  </pic:blipFill>
-                  <pic:spPr>
-                    <a:xfrm>
-                      <a:off x="0" y="0"/>
-                      <a:ext cx="5074002" cy="1176431"/>
-                    </a:xfrm>
-                    <a:prstGeom prst="rect">
-                      <a:avLst/>
-                    </a:prstGeom>
-                  </pic:spPr>
-                </pic:pic>
-              </a:graphicData>
-            </a:graphic>
-          </wp:inline>
-        </w:drawing>
-      </w:r>
     </w:p>
     <w:p>
       <w:pPr>
@@ -4156,191 +4890,14 @@
         <w:jc w:val="center"/>
         <w:rPr>
           <w:rFonts w:ascii="Times New Roman" w:eastAsiaTheme="minorEastAsia" w:hAnsi="Times New Roman"/>
-          <w:kern w:val="0"/>
-          <w:sz w:val="28"/>
-          <w14:ligatures w14:val="none"/>
-        </w:rPr>
-      </w:pPr>
-      <w:r>
-        <w:rPr>
-          <w:rFonts w:ascii="Times New Roman" w:eastAsiaTheme="minorEastAsia" w:hAnsi="Times New Roman"/>
-          <w:kern w:val="0"/>
-          <w:sz w:val="28"/>
-          <w14:ligatures w14:val="none"/>
-        </w:rPr>
-        <w:t xml:space="preserve">Рисунок 16 – Функция удаления клиентов </w:t>
-      </w:r>
-    </w:p>
-    <w:p>
-      <w:pPr>
-        <w:spacing w:line="360" w:lineRule="auto"/>
-        <w:ind w:firstLine="709"/>
-        <w:jc w:val="both"/>
-        <w:rPr>
-          <w:rFonts w:ascii="Times New Roman" w:eastAsiaTheme="minorEastAsia" w:hAnsi="Times New Roman"/>
-          <w:kern w:val="0"/>
-          <w:sz w:val="28"/>
-          <w14:ligatures w14:val="none"/>
-        </w:rPr>
-      </w:pPr>
-      <w:r>
-        <w:rPr>
-          <w:rFonts w:ascii="Times New Roman" w:eastAsiaTheme="minorEastAsia" w:hAnsi="Times New Roman"/>
-          <w:kern w:val="0"/>
-          <w:sz w:val="28"/>
-          <w14:ligatures w14:val="none"/>
-        </w:rPr>
-        <w:t>Далее создадим 3 файла с разными названиями, но одинаковыми кодами клиента и протестируем работу чата.</w:t>
-      </w:r>
-    </w:p>
-    <w:p>
-      <w:pPr>
-        <w:spacing w:line="360" w:lineRule="auto"/>
-        <w:ind w:firstLine="709"/>
-        <w:jc w:val="center"/>
-        <w:rPr>
-          <w:rFonts w:ascii="Times New Roman" w:eastAsiaTheme="minorEastAsia" w:hAnsi="Times New Roman"/>
-          <w:kern w:val="0"/>
-          <w:sz w:val="28"/>
-          <w14:ligatures w14:val="none"/>
-        </w:rPr>
-      </w:pPr>
-      <w:r>
-        <w:rPr>
-          <w:rFonts w:ascii="Times New Roman" w:eastAsiaTheme="minorEastAsia" w:hAnsi="Times New Roman"/>
-          <w:noProof/>
-          <w:kern w:val="0"/>
-          <w:sz w:val="28"/>
-          <w14:ligatures w14:val="none"/>
-        </w:rPr>
-        <w:drawing>
-          <wp:inline distT="0" distB="0" distL="0" distR="0" wp14:anchorId="40D13663" wp14:editId="6B5E628D">
-            <wp:extent cx="3593989" cy="2508217"/>
-            <wp:effectExtent l="0" t="0" r="6985" b="6985"/>
-            <wp:docPr id="1686917012" name="Рисунок 1"/>
-            <wp:cNvGraphicFramePr>
-              <a:graphicFrameLocks xmlns:a="http://schemas.openxmlformats.org/drawingml/2006/main" noChangeAspect="1"/>
-            </wp:cNvGraphicFramePr>
-            <a:graphic xmlns:a="http://schemas.openxmlformats.org/drawingml/2006/main">
-              <a:graphicData uri="http://schemas.openxmlformats.org/drawingml/2006/picture">
-                <pic:pic xmlns:pic="http://schemas.openxmlformats.org/drawingml/2006/picture">
-                  <pic:nvPicPr>
-                    <pic:cNvPr id="1686917012" name=""/>
-                    <pic:cNvPicPr/>
-                  </pic:nvPicPr>
-                  <pic:blipFill>
-                    <a:blip r:embed="rId22"/>
-                    <a:stretch>
-                      <a:fillRect/>
-                    </a:stretch>
-                  </pic:blipFill>
-                  <pic:spPr>
-                    <a:xfrm>
-                      <a:off x="0" y="0"/>
-                      <a:ext cx="3598282" cy="2511213"/>
-                    </a:xfrm>
-                    <a:prstGeom prst="rect">
-                      <a:avLst/>
-                    </a:prstGeom>
-                  </pic:spPr>
-                </pic:pic>
-              </a:graphicData>
-            </a:graphic>
-          </wp:inline>
-        </w:drawing>
-      </w:r>
-    </w:p>
-    <w:p>
-      <w:pPr>
-        <w:spacing w:line="360" w:lineRule="auto"/>
-        <w:ind w:firstLine="709"/>
-        <w:jc w:val="center"/>
-        <w:rPr>
-          <w:rFonts w:ascii="Times New Roman" w:eastAsiaTheme="minorEastAsia" w:hAnsi="Times New Roman"/>
-          <w:kern w:val="0"/>
-          <w:sz w:val="28"/>
-          <w14:ligatures w14:val="none"/>
-        </w:rPr>
-      </w:pPr>
-      <w:r>
-        <w:rPr>
-          <w:rFonts w:ascii="Times New Roman" w:eastAsiaTheme="minorEastAsia" w:hAnsi="Times New Roman"/>
-          <w:kern w:val="0"/>
-          <w:sz w:val="28"/>
-          <w14:ligatures w14:val="none"/>
-        </w:rPr>
-        <w:t>Рисунок 17 – Работа чата у клиента номер 1</w:t>
-      </w:r>
-    </w:p>
-    <w:p>
-      <w:pPr>
-        <w:spacing w:line="360" w:lineRule="auto"/>
-        <w:ind w:firstLine="709"/>
-        <w:rPr>
-          <w:rFonts w:ascii="Times New Roman" w:eastAsiaTheme="minorEastAsia" w:hAnsi="Times New Roman"/>
-          <w:kern w:val="0"/>
-          <w:sz w:val="28"/>
-          <w14:ligatures w14:val="none"/>
-        </w:rPr>
-      </w:pPr>
-    </w:p>
-    <w:p>
-      <w:pPr>
-        <w:spacing w:line="360" w:lineRule="auto"/>
-        <w:rPr>
-          <w:rFonts w:ascii="Times New Roman" w:hAnsi="Times New Roman" w:cs="Times New Roman"/>
           <w:b/>
           <w:bCs/>
-          <w:sz w:val="28"/>
-          <w:szCs w:val="28"/>
-        </w:rPr>
-      </w:pPr>
-    </w:p>
-    <w:p>
-      <w:pPr>
-        <w:spacing w:line="360" w:lineRule="auto"/>
-        <w:ind w:firstLine="709"/>
-        <w:jc w:val="both"/>
-        <w:rPr>
-          <w:rFonts w:ascii="Times New Roman" w:eastAsiaTheme="minorEastAsia" w:hAnsi="Times New Roman" w:cs="Times New Roman"/>
-          <w:kern w:val="0"/>
-          <w:sz w:val="28"/>
-          <w:szCs w:val="28"/>
-          <w14:ligatures w14:val="none"/>
-        </w:rPr>
-      </w:pPr>
-    </w:p>
-    <w:p>
-      <w:pPr>
-        <w:spacing w:line="360" w:lineRule="auto"/>
-        <w:ind w:firstLine="709"/>
-        <w:jc w:val="both"/>
-        <w:rPr>
-          <w:rFonts w:ascii="Times New Roman" w:eastAsiaTheme="minorEastAsia" w:hAnsi="Times New Roman"/>
-          <w:kern w:val="0"/>
-          <w:sz w:val="28"/>
-          <w14:ligatures w14:val="none"/>
-        </w:rPr>
-      </w:pPr>
-    </w:p>
-    <w:p>
-      <w:pPr>
-        <w:spacing w:line="360" w:lineRule="auto"/>
-        <w:ind w:firstLine="709"/>
-        <w:jc w:val="center"/>
-        <w:rPr>
-          <w:rFonts w:ascii="Times New Roman" w:eastAsiaTheme="minorEastAsia" w:hAnsi="Times New Roman"/>
-          <w:kern w:val="0"/>
-          <w:sz w:val="28"/>
-          <w14:ligatures w14:val="none"/>
-        </w:rPr>
-      </w:pPr>
-    </w:p>
-    <w:p>
-      <w:pPr>
-        <w:spacing w:line="360" w:lineRule="auto"/>
-        <w:ind w:firstLine="709"/>
-        <w:jc w:val="center"/>
+          <w:kern w:val="0"/>
+          <w:sz w:val="28"/>
+          <w14:ligatures w14:val="none"/>
+        </w:rPr>
+      </w:pPr>
+      <w:r>
         <w:rPr>
           <w:rFonts w:ascii="Times New Roman" w:eastAsiaTheme="minorEastAsia" w:hAnsi="Times New Roman"/>
           <w:b/>
@@ -4349,8 +4906,13 @@
           <w:sz w:val="28"/>
           <w14:ligatures w14:val="none"/>
         </w:rPr>
-      </w:pPr>
-      <w:r>
+        <w:br w:type="page"/>
+      </w:r>
+    </w:p>
+    <w:p>
+      <w:pPr>
+        <w:spacing w:line="360" w:lineRule="auto"/>
+        <w:jc w:val="center"/>
         <w:rPr>
           <w:rFonts w:ascii="Times New Roman" w:eastAsiaTheme="minorEastAsia" w:hAnsi="Times New Roman"/>
           <w:b/>
@@ -4359,13 +4921,8 @@
           <w:sz w:val="28"/>
           <w14:ligatures w14:val="none"/>
         </w:rPr>
-        <w:br w:type="page"/>
-      </w:r>
-    </w:p>
-    <w:p>
-      <w:pPr>
-        <w:spacing w:line="360" w:lineRule="auto"/>
-        <w:jc w:val="center"/>
+      </w:pPr>
+      <w:r>
         <w:rPr>
           <w:rFonts w:ascii="Times New Roman" w:eastAsiaTheme="minorEastAsia" w:hAnsi="Times New Roman"/>
           <w:b/>
@@ -4374,16 +4931,6 @@
           <w:sz w:val="28"/>
           <w14:ligatures w14:val="none"/>
         </w:rPr>
-      </w:pPr>
-      <w:r>
-        <w:rPr>
-          <w:rFonts w:ascii="Times New Roman" w:eastAsiaTheme="minorEastAsia" w:hAnsi="Times New Roman"/>
-          <w:b/>
-          <w:bCs/>
-          <w:kern w:val="0"/>
-          <w:sz w:val="28"/>
-          <w14:ligatures w14:val="none"/>
-        </w:rPr>
         <w:lastRenderedPageBreak/>
         <w:t>Вывод</w:t>
       </w:r>
@@ -4416,35 +4963,62 @@
           <w:sz w:val="28"/>
           <w14:ligatures w14:val="none"/>
         </w:rPr>
-        <w:t xml:space="preserve">Овладели практическими навыками и умениями реализации </w:t>
-      </w:r>
-      <w:r>
-        <w:rPr>
-          <w:rFonts w:ascii="Times New Roman" w:eastAsiaTheme="minorEastAsia" w:hAnsi="Times New Roman"/>
-          <w:kern w:val="0"/>
-          <w:sz w:val="28"/>
-          <w:lang w:val="en-US"/>
-          <w14:ligatures w14:val="none"/>
-        </w:rPr>
-        <w:t>web</w:t>
-      </w:r>
-      <w:r>
-        <w:rPr>
-          <w:rFonts w:ascii="Times New Roman" w:eastAsiaTheme="minorEastAsia" w:hAnsi="Times New Roman"/>
-          <w:kern w:val="0"/>
-          <w:sz w:val="28"/>
-          <w14:ligatures w14:val="none"/>
-        </w:rPr>
-        <w:t>-</w:t>
-      </w:r>
-      <w:r>
-        <w:rPr>
-          <w:rFonts w:ascii="Times New Roman" w:eastAsiaTheme="minorEastAsia" w:hAnsi="Times New Roman"/>
-          <w:kern w:val="0"/>
-          <w:sz w:val="28"/>
-          <w14:ligatures w14:val="none"/>
-        </w:rPr>
-        <w:t>сервисов и использования сокетов.</w:t>
+        <w:t>Созда</w:t>
+      </w:r>
+      <w:r>
+        <w:rPr>
+          <w:rFonts w:ascii="Times New Roman" w:eastAsiaTheme="minorEastAsia" w:hAnsi="Times New Roman"/>
+          <w:kern w:val="0"/>
+          <w:sz w:val="28"/>
+          <w14:ligatures w14:val="none"/>
+        </w:rPr>
+        <w:t xml:space="preserve">ли </w:t>
+      </w:r>
+      <w:r>
+        <w:rPr>
+          <w:rFonts w:ascii="Times New Roman" w:eastAsiaTheme="minorEastAsia" w:hAnsi="Times New Roman"/>
+          <w:kern w:val="0"/>
+          <w:sz w:val="28"/>
+          <w14:ligatures w14:val="none"/>
+        </w:rPr>
+        <w:t xml:space="preserve">проект на </w:t>
+      </w:r>
+      <w:r>
+        <w:rPr>
+          <w:rFonts w:ascii="Times New Roman" w:eastAsiaTheme="minorEastAsia" w:hAnsi="Times New Roman"/>
+          <w:kern w:val="0"/>
+          <w:sz w:val="28"/>
+          <w:lang w:val="en-US"/>
+          <w14:ligatures w14:val="none"/>
+        </w:rPr>
+        <w:t>Django</w:t>
+      </w:r>
+      <w:r>
+        <w:rPr>
+          <w:rFonts w:ascii="Times New Roman" w:eastAsiaTheme="minorEastAsia" w:hAnsi="Times New Roman"/>
+          <w:kern w:val="0"/>
+          <w:sz w:val="28"/>
+          <w14:ligatures w14:val="none"/>
+        </w:rPr>
+        <w:t xml:space="preserve"> </w:t>
+      </w:r>
+      <w:r>
+        <w:rPr>
+          <w:rFonts w:ascii="Times New Roman" w:eastAsiaTheme="minorEastAsia" w:hAnsi="Times New Roman"/>
+          <w:kern w:val="0"/>
+          <w:sz w:val="28"/>
+          <w14:ligatures w14:val="none"/>
+        </w:rPr>
+        <w:t>с нуля, включающий три страницы, форму и футер с хэдером и используя возможности фреймворка</w:t>
+      </w:r>
+      <w:r>
+        <w:rPr>
+          <w:rFonts w:ascii="Times New Roman" w:eastAsiaTheme="minorEastAsia" w:hAnsi="Times New Roman"/>
+          <w:kern w:val="0"/>
+          <w:sz w:val="28"/>
+          <w14:ligatures w14:val="none"/>
+        </w:rPr>
+        <w:t>.</w:t>
       </w:r>
     </w:p>
     <w:p>
@@ -4484,80 +5058,17 @@
           <w:sz w:val="28"/>
           <w14:ligatures w14:val="none"/>
         </w:rPr>
-        <w:t>и</w:t>
-      </w:r>
-      <w:r>
-        <w:rPr>
-          <w:rFonts w:ascii="Times New Roman" w:eastAsiaTheme="minorEastAsia" w:hAnsi="Times New Roman"/>
-          <w:kern w:val="0"/>
-          <w:sz w:val="28"/>
-          <w14:ligatures w14:val="none"/>
-        </w:rPr>
-        <w:t xml:space="preserve"> </w:t>
-      </w:r>
-      <w:r>
-        <w:rPr>
-          <w:rFonts w:ascii="Times New Roman" w:eastAsiaTheme="minorEastAsia" w:hAnsi="Times New Roman"/>
-          <w:kern w:val="0"/>
-          <w:sz w:val="28"/>
-          <w14:ligatures w14:val="none"/>
-        </w:rPr>
-        <w:t>р</w:t>
-      </w:r>
-      <w:r>
-        <w:rPr>
-          <w:rFonts w:ascii="Times New Roman" w:eastAsiaTheme="minorEastAsia" w:hAnsi="Times New Roman"/>
-          <w:kern w:val="0"/>
-          <w:sz w:val="28"/>
-          <w14:ligatures w14:val="none"/>
-        </w:rPr>
-        <w:t>еализ</w:t>
-      </w:r>
-      <w:r>
-        <w:rPr>
-          <w:rFonts w:ascii="Times New Roman" w:eastAsiaTheme="minorEastAsia" w:hAnsi="Times New Roman"/>
-          <w:kern w:val="0"/>
-          <w:sz w:val="28"/>
-          <w14:ligatures w14:val="none"/>
-        </w:rPr>
-        <w:t>ованы</w:t>
-      </w:r>
-      <w:r>
-        <w:rPr>
-          <w:rFonts w:ascii="Times New Roman" w:eastAsiaTheme="minorEastAsia" w:hAnsi="Times New Roman"/>
-          <w:kern w:val="0"/>
-          <w:sz w:val="28"/>
-          <w14:ligatures w14:val="none"/>
-        </w:rPr>
-        <w:t xml:space="preserve"> клиент-серверн</w:t>
-      </w:r>
-      <w:r>
-        <w:rPr>
-          <w:rFonts w:ascii="Times New Roman" w:eastAsiaTheme="minorEastAsia" w:hAnsi="Times New Roman"/>
-          <w:kern w:val="0"/>
-          <w:sz w:val="28"/>
-          <w14:ligatures w14:val="none"/>
-        </w:rPr>
-        <w:t>ая</w:t>
-      </w:r>
-      <w:r>
-        <w:rPr>
-          <w:rFonts w:ascii="Times New Roman" w:eastAsiaTheme="minorEastAsia" w:hAnsi="Times New Roman"/>
-          <w:kern w:val="0"/>
-          <w:sz w:val="28"/>
-          <w14:ligatures w14:val="none"/>
-        </w:rPr>
-        <w:t xml:space="preserve"> логики типа «</w:t>
-      </w:r>
-      <w:r>
-        <w:rPr>
-          <w:rFonts w:ascii="Times New Roman" w:eastAsiaTheme="minorEastAsia" w:hAnsi="Times New Roman"/>
-          <w:kern w:val="0"/>
-          <w:sz w:val="28"/>
-          <w:lang w:val="en-US"/>
-          <w14:ligatures w14:val="none"/>
-        </w:rPr>
-        <w:t>Hello</w:t>
+        <w:t xml:space="preserve"> установлен </w:t>
+      </w:r>
+      <w:r>
+        <w:rPr>
+          <w:rFonts w:ascii="Times New Roman" w:eastAsiaTheme="minorEastAsia" w:hAnsi="Times New Roman"/>
+          <w:kern w:val="0"/>
+          <w:sz w:val="28"/>
+          <w:lang w:val="en-US"/>
+          <w14:ligatures w14:val="none"/>
+        </w:rPr>
+        <w:t>Django</w:t>
       </w:r>
       <w:r>
         <w:rPr>
@@ -4573,110 +5084,45 @@
           <w:rFonts w:ascii="Times New Roman" w:eastAsiaTheme="minorEastAsia" w:hAnsi="Times New Roman"/>
           <w:kern w:val="0"/>
           <w:sz w:val="28"/>
-          <w:lang w:val="en-US"/>
-          <w14:ligatures w14:val="none"/>
-        </w:rPr>
-        <w:t>world</w:t>
-      </w:r>
-      <w:r>
-        <w:rPr>
-          <w:rFonts w:ascii="Times New Roman" w:eastAsiaTheme="minorEastAsia" w:hAnsi="Times New Roman"/>
-          <w:kern w:val="0"/>
-          <w:sz w:val="28"/>
-          <w14:ligatures w14:val="none"/>
-        </w:rPr>
-        <w:t>»</w:t>
-      </w:r>
-      <w:r>
-        <w:rPr>
-          <w:rFonts w:ascii="Times New Roman" w:eastAsiaTheme="minorEastAsia" w:hAnsi="Times New Roman"/>
-          <w:kern w:val="0"/>
-          <w:sz w:val="28"/>
-          <w14:ligatures w14:val="none"/>
-        </w:rPr>
-        <w:t xml:space="preserve">, </w:t>
-      </w:r>
-      <w:r>
-        <w:rPr>
-          <w:rFonts w:ascii="Times New Roman" w:eastAsiaTheme="minorEastAsia" w:hAnsi="Times New Roman"/>
-          <w:kern w:val="0"/>
-          <w:sz w:val="28"/>
-          <w14:ligatures w14:val="none"/>
-        </w:rPr>
-        <w:t>для подсчёта площади трапеции</w:t>
-      </w:r>
-      <w:r>
-        <w:rPr>
-          <w:rFonts w:ascii="Times New Roman" w:eastAsiaTheme="minorEastAsia" w:hAnsi="Times New Roman"/>
-          <w:kern w:val="0"/>
-          <w:sz w:val="28"/>
-          <w14:ligatures w14:val="none"/>
-        </w:rPr>
-        <w:t xml:space="preserve">, </w:t>
-      </w:r>
-      <w:r>
-        <w:rPr>
-          <w:rFonts w:ascii="Times New Roman" w:eastAsiaTheme="minorEastAsia" w:hAnsi="Times New Roman"/>
-          <w:kern w:val="0"/>
-          <w:sz w:val="28"/>
-          <w14:ligatures w14:val="none"/>
-        </w:rPr>
-        <w:t xml:space="preserve">для отображения </w:t>
-      </w:r>
-      <w:r>
-        <w:rPr>
-          <w:rFonts w:ascii="Times New Roman" w:eastAsiaTheme="minorEastAsia" w:hAnsi="Times New Roman"/>
-          <w:kern w:val="0"/>
-          <w:sz w:val="28"/>
-          <w:lang w:val="en-US"/>
-          <w14:ligatures w14:val="none"/>
-        </w:rPr>
-        <w:t>html</w:t>
-      </w:r>
-      <w:r>
-        <w:rPr>
-          <w:rFonts w:ascii="Times New Roman" w:eastAsiaTheme="minorEastAsia" w:hAnsi="Times New Roman"/>
-          <w:kern w:val="0"/>
-          <w:sz w:val="28"/>
-          <w14:ligatures w14:val="none"/>
-        </w:rPr>
-        <w:t>-страницы</w:t>
-      </w:r>
-      <w:r>
-        <w:rPr>
-          <w:rFonts w:ascii="Times New Roman" w:eastAsiaTheme="minorEastAsia" w:hAnsi="Times New Roman"/>
-          <w:kern w:val="0"/>
-          <w:sz w:val="28"/>
-          <w14:ligatures w14:val="none"/>
-        </w:rPr>
-        <w:t xml:space="preserve"> и р</w:t>
-      </w:r>
-      <w:r>
-        <w:rPr>
-          <w:rFonts w:ascii="Times New Roman" w:eastAsiaTheme="minorEastAsia" w:hAnsi="Times New Roman"/>
-          <w:kern w:val="0"/>
-          <w:sz w:val="28"/>
-          <w14:ligatures w14:val="none"/>
-        </w:rPr>
-        <w:t>еализаци</w:t>
-      </w:r>
-      <w:r>
-        <w:rPr>
-          <w:rFonts w:ascii="Times New Roman" w:eastAsiaTheme="minorEastAsia" w:hAnsi="Times New Roman"/>
-          <w:kern w:val="0"/>
-          <w:sz w:val="28"/>
-          <w14:ligatures w14:val="none"/>
-        </w:rPr>
-        <w:t>и</w:t>
-      </w:r>
-      <w:r>
-        <w:rPr>
-          <w:rFonts w:ascii="Times New Roman" w:eastAsiaTheme="minorEastAsia" w:hAnsi="Times New Roman"/>
-          <w:kern w:val="0"/>
-          <w:sz w:val="28"/>
-          <w14:ligatures w14:val="none"/>
-        </w:rPr>
-        <w:t xml:space="preserve"> многопользовательского сайта.</w:t>
+          <w14:ligatures w14:val="none"/>
+        </w:rPr>
+        <w:t>написана основная архитектура, а именно футер и хэдер, написаны три страницы сайт</w:t>
+      </w:r>
+      <w:r>
+        <w:rPr>
+          <w:rFonts w:ascii="Times New Roman" w:eastAsiaTheme="minorEastAsia" w:hAnsi="Times New Roman"/>
+          <w:kern w:val="0"/>
+          <w:sz w:val="28"/>
+          <w14:ligatures w14:val="none"/>
+        </w:rPr>
+        <w:t xml:space="preserve">: </w:t>
+      </w:r>
+      <w:r>
+        <w:rPr>
+          <w:rFonts w:ascii="Times New Roman" w:eastAsiaTheme="minorEastAsia" w:hAnsi="Times New Roman"/>
+          <w:kern w:val="0"/>
+          <w:sz w:val="28"/>
+          <w14:ligatures w14:val="none"/>
+        </w:rPr>
+        <w:t>Главная, Заказ логотипа, О разработке</w:t>
+      </w:r>
+      <w:r>
+        <w:rPr>
+          <w:rFonts w:ascii="Times New Roman" w:eastAsiaTheme="minorEastAsia" w:hAnsi="Times New Roman"/>
+          <w:kern w:val="0"/>
+          <w:sz w:val="28"/>
+          <w14:ligatures w14:val="none"/>
+        </w:rPr>
+        <w:t>.</w:t>
+      </w:r>
+      <w:r>
+        <w:rPr>
+          <w:rFonts w:ascii="Times New Roman" w:eastAsiaTheme="minorEastAsia" w:hAnsi="Times New Roman"/>
+          <w:kern w:val="0"/>
+          <w:sz w:val="28"/>
+          <w14:ligatures w14:val="none"/>
+        </w:rPr>
+        <w:t xml:space="preserve"> Также, была написана административная панель. </w:t>
       </w:r>
     </w:p>
     <w:p>
@@ -4709,18 +5155,7 @@
         </w:rPr>
         <w:t xml:space="preserve">: </w:t>
       </w:r>
-      <w:hyperlink r:id="rId23" w:history="1">
-        <w:r>
-          <w:rPr>
-            <w:rStyle w:val="a4"/>
-            <w:rFonts w:ascii="Times New Roman" w:eastAsiaTheme="minorEastAsia" w:hAnsi="Times New Roman"/>
-            <w:kern w:val="0"/>
-            <w:sz w:val="28"/>
-            <w:lang w:val="en-US"/>
-            <w14:ligatures w14:val="none"/>
-          </w:rPr>
-          <w:t>https</w:t>
-        </w:r>
+      <w:hyperlink r:id="rId21" w:history="1">
         <w:r>
           <w:rPr>
             <w:rStyle w:val="a4"/>
@@ -4729,133 +5164,7 @@
             <w:sz w:val="28"/>
             <w14:ligatures w14:val="none"/>
           </w:rPr>
-          <w:t>://</w:t>
-        </w:r>
-        <w:r>
-          <w:rPr>
-            <w:rStyle w:val="a4"/>
-            <w:rFonts w:ascii="Times New Roman" w:eastAsiaTheme="minorEastAsia" w:hAnsi="Times New Roman"/>
-            <w:kern w:val="0"/>
-            <w:sz w:val="28"/>
-            <w:lang w:val="en-US"/>
-            <w14:ligatures w14:val="none"/>
-          </w:rPr>
-          <w:t>github</w:t>
-        </w:r>
-        <w:r>
-          <w:rPr>
-            <w:rStyle w:val="a4"/>
-            <w:rFonts w:ascii="Times New Roman" w:eastAsiaTheme="minorEastAsia" w:hAnsi="Times New Roman"/>
-            <w:kern w:val="0"/>
-            <w:sz w:val="28"/>
-            <w14:ligatures w14:val="none"/>
-          </w:rPr>
-          <w:t>.</w:t>
-        </w:r>
-        <w:r>
-          <w:rPr>
-            <w:rStyle w:val="a4"/>
-            <w:rFonts w:ascii="Times New Roman" w:eastAsiaTheme="minorEastAsia" w:hAnsi="Times New Roman"/>
-            <w:kern w:val="0"/>
-            <w:sz w:val="28"/>
-            <w:lang w:val="en-US"/>
-            <w14:ligatures w14:val="none"/>
-          </w:rPr>
-          <w:t>com</w:t>
-        </w:r>
-        <w:r>
-          <w:rPr>
-            <w:rStyle w:val="a4"/>
-            <w:rFonts w:ascii="Times New Roman" w:eastAsiaTheme="minorEastAsia" w:hAnsi="Times New Roman"/>
-            <w:kern w:val="0"/>
-            <w:sz w:val="28"/>
-            <w14:ligatures w14:val="none"/>
-          </w:rPr>
-          <w:t>/</w:t>
-        </w:r>
-        <w:r>
-          <w:rPr>
-            <w:rStyle w:val="a4"/>
-            <w:rFonts w:ascii="Times New Roman" w:eastAsiaTheme="minorEastAsia" w:hAnsi="Times New Roman"/>
-            <w:kern w:val="0"/>
-            <w:sz w:val="28"/>
-            <w:lang w:val="en-US"/>
-            <w14:ligatures w14:val="none"/>
-          </w:rPr>
-          <w:t>NorthPole</w:t>
-        </w:r>
-        <w:r>
-          <w:rPr>
-            <w:rStyle w:val="a4"/>
-            <w:rFonts w:ascii="Times New Roman" w:eastAsiaTheme="minorEastAsia" w:hAnsi="Times New Roman"/>
-            <w:kern w:val="0"/>
-            <w:sz w:val="28"/>
-            <w14:ligatures w14:val="none"/>
-          </w:rPr>
-          <w:t>0499/</w:t>
-        </w:r>
-        <w:r>
-          <w:rPr>
-            <w:rStyle w:val="a4"/>
-            <w:rFonts w:ascii="Times New Roman" w:eastAsiaTheme="minorEastAsia" w:hAnsi="Times New Roman"/>
-            <w:kern w:val="0"/>
-            <w:sz w:val="28"/>
-            <w:lang w:val="en-US"/>
-            <w14:ligatures w14:val="none"/>
-          </w:rPr>
-          <w:t>WebDevelopment</w:t>
-        </w:r>
-        <w:r>
-          <w:rPr>
-            <w:rStyle w:val="a4"/>
-            <w:rFonts w:ascii="Times New Roman" w:eastAsiaTheme="minorEastAsia" w:hAnsi="Times New Roman"/>
-            <w:kern w:val="0"/>
-            <w:sz w:val="28"/>
-            <w14:ligatures w14:val="none"/>
-          </w:rPr>
-          <w:t>_2024-2025/</w:t>
-        </w:r>
-        <w:r>
-          <w:rPr>
-            <w:rStyle w:val="a4"/>
-            <w:rFonts w:ascii="Times New Roman" w:eastAsiaTheme="minorEastAsia" w:hAnsi="Times New Roman"/>
-            <w:kern w:val="0"/>
-            <w:sz w:val="28"/>
-            <w:lang w:val="en-US"/>
-            <w14:ligatures w14:val="none"/>
-          </w:rPr>
-          <w:t>tree</w:t>
-        </w:r>
-        <w:r>
-          <w:rPr>
-            <w:rStyle w:val="a4"/>
-            <w:rFonts w:ascii="Times New Roman" w:eastAsiaTheme="minorEastAsia" w:hAnsi="Times New Roman"/>
-            <w:kern w:val="0"/>
-            <w:sz w:val="28"/>
-            <w14:ligatures w14:val="none"/>
-          </w:rPr>
-          <w:t>/</w:t>
-        </w:r>
-        <w:r>
-          <w:rPr>
-            <w:rStyle w:val="a4"/>
-            <w:rFonts w:ascii="Times New Roman" w:eastAsiaTheme="minorEastAsia" w:hAnsi="Times New Roman"/>
-            <w:kern w:val="0"/>
-            <w:sz w:val="28"/>
-            <w:lang w:val="en-US"/>
-            <w14:ligatures w14:val="none"/>
-          </w:rPr>
-          <w:t>lab</w:t>
-        </w:r>
-        <w:r>
-          <w:rPr>
-            <w:rStyle w:val="a4"/>
-            <w:rFonts w:ascii="Times New Roman" w:eastAsiaTheme="minorEastAsia" w:hAnsi="Times New Roman"/>
-            <w:kern w:val="0"/>
-            <w:sz w:val="28"/>
-            <w14:ligatures w14:val="none"/>
-          </w:rPr>
-          <w:t>_6</w:t>
+          <w:t>https://github.com/NorthPole0499/WebDevelopment_2024-2025/tree/lab_7-8</w:t>
         </w:r>
       </w:hyperlink>
       <w:r>
@@ -6082,7 +6391,6 @@
   <w:style w:type="character" w:default="1" w:styleId="a0">
     <w:name w:val="Default Paragraph Font"/>
     <w:uiPriority w:val="1"/>
-    <w:semiHidden/>
     <w:unhideWhenUsed/>
   </w:style>
   <w:style w:type="table" w:default="1" w:styleId="a1">
